--- a/d5_part2_of_dart_oop.docx
+++ b/d5_part2_of_dart_oop.docx
@@ -962,73 +962,33 @@
           <w:sz w:val="32"/>
           <w:szCs w:val="32"/>
         </w:rPr>
-        <w:t xml:space="preserve">Multiple </w:t>
-      </w:r>
-      <w:r>
-        <w:rPr>
-          <w:rFonts w:cs="Calibri"/>
-          <w:b/>
-          <w:bCs/>
-          <w:sz w:val="32"/>
-          <w:szCs w:val="32"/>
-        </w:rPr>
-        <w:t>Interfaces</w:t>
-      </w:r>
-      <w:r>
-        <w:rPr>
-          <w:rFonts w:cs="Calibri"/>
-          <w:sz w:val="32"/>
-          <w:szCs w:val="32"/>
-        </w:rPr>
-        <w:t>……………………………………</w:t>
-      </w:r>
-      <w:r>
-        <w:rPr>
-          <w:rFonts w:cs="Calibri"/>
-          <w:sz w:val="32"/>
-          <w:szCs w:val="32"/>
-        </w:rPr>
-        <w:t>………</w:t>
-      </w:r>
-      <w:r>
-        <w:rPr>
-          <w:rFonts w:cs="Calibri"/>
-          <w:sz w:val="32"/>
-          <w:szCs w:val="32"/>
-        </w:rPr>
-        <w:t>…</w:t>
-      </w:r>
-      <w:r>
-        <w:rPr>
-          <w:rFonts w:cs="Calibri"/>
-          <w:sz w:val="32"/>
-          <w:szCs w:val="32"/>
-        </w:rPr>
-        <w:t>…</w:t>
-      </w:r>
-      <w:r>
-        <w:rPr>
-          <w:rFonts w:cs="Calibri"/>
-          <w:sz w:val="32"/>
-          <w:szCs w:val="32"/>
-        </w:rPr>
-        <w:t>…….</w:t>
-      </w:r>
-      <w:r>
-        <w:rPr>
-          <w:rFonts w:cs="Calibri"/>
-          <w:sz w:val="32"/>
-          <w:szCs w:val="32"/>
-        </w:rPr>
-        <w:t>1</w:t>
-      </w:r>
-      <w:r>
-        <w:rPr>
-          <w:rFonts w:cs="Calibri"/>
-          <w:sz w:val="32"/>
-          <w:szCs w:val="32"/>
-        </w:rPr>
-        <w:t>9</w:t>
+        <w:t xml:space="preserve">Interchangeable Interface Pattern in </w:t>
+      </w:r>
+      <w:r>
+        <w:rPr>
+          <w:rFonts w:cs="Calibri"/>
+          <w:b/>
+          <w:bCs/>
+          <w:sz w:val="32"/>
+          <w:szCs w:val="32"/>
+        </w:rPr>
+        <w:t>Dart</w:t>
+      </w:r>
+      <w:r>
+        <w:rPr>
+          <w:rFonts w:cs="Calibri"/>
+          <w:sz w:val="32"/>
+          <w:szCs w:val="32"/>
+        </w:rPr>
+        <w:t>………………………….</w:t>
+      </w:r>
+      <w:r>
+        <w:rPr>
+          <w:rFonts w:cs="Calibri"/>
+          <w:sz w:val="32"/>
+          <w:szCs w:val="32"/>
+        </w:rPr>
+        <w:t>18</w:t>
       </w:r>
     </w:p>
     <w:p>
@@ -1051,27 +1011,33 @@
           <w:sz w:val="32"/>
           <w:szCs w:val="32"/>
         </w:rPr>
-        <w:t xml:space="preserve">More on </w:t>
-      </w:r>
-      <w:proofErr w:type="spellStart"/>
-      <w:r>
-        <w:rPr>
-          <w:rFonts w:cs="Calibri"/>
-          <w:b/>
-          <w:bCs/>
-          <w:sz w:val="32"/>
-          <w:szCs w:val="32"/>
-        </w:rPr>
-        <w:t>Mixin</w:t>
-      </w:r>
-      <w:proofErr w:type="spellEnd"/>
-      <w:r>
-        <w:rPr>
-          <w:rFonts w:cs="Calibri"/>
-          <w:sz w:val="32"/>
-          <w:szCs w:val="32"/>
-        </w:rPr>
-        <w:t xml:space="preserve"> class……………………………</w:t>
+        <w:t xml:space="preserve">Multiple </w:t>
+      </w:r>
+      <w:r>
+        <w:rPr>
+          <w:rFonts w:cs="Calibri"/>
+          <w:b/>
+          <w:bCs/>
+          <w:sz w:val="32"/>
+          <w:szCs w:val="32"/>
+        </w:rPr>
+        <w:t>Interfaces</w:t>
+      </w:r>
+      <w:r>
+        <w:rPr>
+          <w:rFonts w:cs="Calibri"/>
+          <w:sz w:val="32"/>
+          <w:szCs w:val="32"/>
+        </w:rPr>
+        <w:t>……………………………………</w:t>
+      </w:r>
+      <w:r>
+        <w:rPr>
+          <w:rFonts w:cs="Calibri"/>
+          <w:sz w:val="32"/>
+          <w:szCs w:val="32"/>
+        </w:rPr>
+        <w:t>………</w:t>
       </w:r>
       <w:r>
         <w:rPr>
@@ -1087,22 +1053,6 @@
           <w:sz w:val="32"/>
           <w:szCs w:val="32"/>
         </w:rPr>
-        <w:t>……………………</w:t>
-      </w:r>
-      <w:r>
-        <w:rPr>
-          <w:rFonts w:cs="Calibri"/>
-          <w:sz w:val="32"/>
-          <w:szCs w:val="32"/>
-        </w:rPr>
-        <w:t>.</w:t>
-      </w:r>
-      <w:r>
-        <w:rPr>
-          <w:rFonts w:cs="Calibri"/>
-          <w:sz w:val="32"/>
-          <w:szCs w:val="32"/>
-        </w:rPr>
         <w:t>…</w:t>
       </w:r>
       <w:r>
@@ -1111,15 +1061,15 @@
           <w:sz w:val="32"/>
           <w:szCs w:val="32"/>
         </w:rPr>
-        <w:t>2</w:t>
-      </w:r>
-      <w:r>
-        <w:rPr>
-          <w:rFonts w:cs="Calibri"/>
-          <w:sz w:val="32"/>
-          <w:szCs w:val="32"/>
-        </w:rPr>
-        <w:t>1</w:t>
+        <w:t>…….</w:t>
+      </w:r>
+      <w:r>
+        <w:rPr>
+          <w:rFonts w:cs="Calibri"/>
+          <w:sz w:val="32"/>
+          <w:szCs w:val="32"/>
+        </w:rPr>
+        <w:t>20</w:t>
       </w:r>
     </w:p>
     <w:p>
@@ -1142,17 +1092,7 @@
           <w:sz w:val="32"/>
           <w:szCs w:val="32"/>
         </w:rPr>
-        <w:t>Extending</w:t>
-      </w:r>
-      <w:r>
-        <w:rPr>
-          <w:rFonts w:cs="Calibri"/>
-          <w:b/>
-          <w:bCs/>
-          <w:sz w:val="32"/>
-          <w:szCs w:val="32"/>
-        </w:rPr>
-        <w:t xml:space="preserve"> </w:t>
+        <w:t xml:space="preserve">More on </w:t>
       </w:r>
       <w:proofErr w:type="spellStart"/>
       <w:r>
@@ -1163,7 +1103,7 @@
           <w:sz w:val="32"/>
           <w:szCs w:val="32"/>
         </w:rPr>
-        <w:t>Iterable</w:t>
+        <w:t>Mixin</w:t>
       </w:r>
       <w:proofErr w:type="spellEnd"/>
       <w:r>
@@ -1172,24 +1112,7 @@
           <w:sz w:val="32"/>
           <w:szCs w:val="32"/>
         </w:rPr>
-        <w:t xml:space="preserve"> Class</w:t>
-      </w:r>
-      <w:r>
-        <w:rPr>
-          <w:rFonts w:cs="Calibri"/>
-          <w:sz w:val="32"/>
-          <w:szCs w:val="32"/>
-        </w:rPr>
-        <w:t xml:space="preserve"> (List </w:t>
-      </w:r>
-      <w:proofErr w:type="gramStart"/>
-      <w:r>
-        <w:rPr>
-          <w:rFonts w:cs="Calibri"/>
-          <w:sz w:val="32"/>
-          <w:szCs w:val="32"/>
-        </w:rPr>
-        <w:t>Encapsulation)</w:t>
+        <w:t xml:space="preserve"> class……………………………</w:t>
       </w:r>
       <w:r>
         <w:rPr>
@@ -1199,22 +1122,13 @@
         </w:rPr>
         <w:t>…</w:t>
       </w:r>
-      <w:proofErr w:type="gramEnd"/>
-      <w:r>
-        <w:rPr>
-          <w:rFonts w:cs="Calibri"/>
-          <w:sz w:val="32"/>
-          <w:szCs w:val="32"/>
-        </w:rPr>
-        <w:t>……</w:t>
-      </w:r>
-      <w:r>
-        <w:rPr>
-          <w:rFonts w:cs="Calibri"/>
-          <w:sz w:val="32"/>
-          <w:szCs w:val="32"/>
-        </w:rPr>
-        <w:t>……</w:t>
+      <w:r>
+        <w:rPr>
+          <w:rFonts w:cs="Calibri"/>
+          <w:sz w:val="32"/>
+          <w:szCs w:val="32"/>
+        </w:rPr>
+        <w:t>……………………</w:t>
       </w:r>
       <w:r>
         <w:rPr>
@@ -1230,15 +1144,23 @@
           <w:sz w:val="32"/>
           <w:szCs w:val="32"/>
         </w:rPr>
-        <w:t>………</w:t>
-      </w:r>
-      <w:r>
-        <w:rPr>
-          <w:rFonts w:cs="Calibri"/>
-          <w:sz w:val="32"/>
-          <w:szCs w:val="32"/>
-        </w:rPr>
-        <w:t>25</w:t>
+        <w:t>…</w:t>
+      </w:r>
+      <w:r>
+        <w:rPr>
+          <w:rFonts w:cs="Calibri"/>
+          <w:sz w:val="32"/>
+          <w:szCs w:val="32"/>
+        </w:rPr>
+        <w:t>2</w:t>
+      </w:r>
+      <w:r>
+        <w:rPr>
+          <w:rFonts w:cs="Calibri"/>
+          <w:sz w:val="32"/>
+          <w:szCs w:val="32"/>
+        </w:rPr>
+        <w:t>2</w:t>
       </w:r>
     </w:p>
     <w:p>
@@ -1261,7 +1183,45 @@
           <w:sz w:val="32"/>
           <w:szCs w:val="32"/>
         </w:rPr>
-        <w:t xml:space="preserve">Cascade Operator (or </w:t>
+        <w:t>Extending</w:t>
+      </w:r>
+      <w:r>
+        <w:rPr>
+          <w:rFonts w:cs="Calibri"/>
+          <w:b/>
+          <w:bCs/>
+          <w:sz w:val="32"/>
+          <w:szCs w:val="32"/>
+        </w:rPr>
+        <w:t xml:space="preserve"> </w:t>
+      </w:r>
+      <w:proofErr w:type="spellStart"/>
+      <w:r>
+        <w:rPr>
+          <w:rFonts w:cs="Calibri"/>
+          <w:b/>
+          <w:bCs/>
+          <w:sz w:val="32"/>
+          <w:szCs w:val="32"/>
+        </w:rPr>
+        <w:t>Iterable</w:t>
+      </w:r>
+      <w:proofErr w:type="spellEnd"/>
+      <w:r>
+        <w:rPr>
+          <w:rFonts w:cs="Calibri"/>
+          <w:sz w:val="32"/>
+          <w:szCs w:val="32"/>
+        </w:rPr>
+        <w:t xml:space="preserve"> Class</w:t>
+      </w:r>
+      <w:r>
+        <w:rPr>
+          <w:rFonts w:cs="Calibri"/>
+          <w:sz w:val="32"/>
+          <w:szCs w:val="32"/>
+        </w:rPr>
+        <w:t xml:space="preserve"> (List </w:t>
       </w:r>
       <w:proofErr w:type="gramStart"/>
       <w:r>
@@ -1270,7 +1230,15 @@
           <w:sz w:val="32"/>
           <w:szCs w:val="32"/>
         </w:rPr>
-        <w:t>Notation)…</w:t>
+        <w:t>Encapsulation)</w:t>
+      </w:r>
+      <w:r>
+        <w:rPr>
+          <w:rFonts w:cs="Calibri"/>
+          <w:sz w:val="32"/>
+          <w:szCs w:val="32"/>
+        </w:rPr>
+        <w:t>…</w:t>
       </w:r>
       <w:proofErr w:type="gramEnd"/>
       <w:r>
@@ -1279,6 +1247,30 @@
           <w:sz w:val="32"/>
           <w:szCs w:val="32"/>
         </w:rPr>
+        <w:t>……</w:t>
+      </w:r>
+      <w:r>
+        <w:rPr>
+          <w:rFonts w:cs="Calibri"/>
+          <w:sz w:val="32"/>
+          <w:szCs w:val="32"/>
+        </w:rPr>
+        <w:t>……</w:t>
+      </w:r>
+      <w:r>
+        <w:rPr>
+          <w:rFonts w:cs="Calibri"/>
+          <w:sz w:val="32"/>
+          <w:szCs w:val="32"/>
+        </w:rPr>
+        <w:t>.</w:t>
+      </w:r>
+      <w:r>
+        <w:rPr>
+          <w:rFonts w:cs="Calibri"/>
+          <w:sz w:val="32"/>
+          <w:szCs w:val="32"/>
+        </w:rPr>
         <w:t>………</w:t>
       </w:r>
       <w:r>
@@ -1287,30 +1279,6 @@
           <w:sz w:val="32"/>
           <w:szCs w:val="32"/>
         </w:rPr>
-        <w:t>…</w:t>
-      </w:r>
-      <w:r>
-        <w:rPr>
-          <w:rFonts w:cs="Calibri"/>
-          <w:sz w:val="32"/>
-          <w:szCs w:val="32"/>
-        </w:rPr>
-        <w:t>…………………………</w:t>
-      </w:r>
-      <w:r>
-        <w:rPr>
-          <w:rFonts w:cs="Calibri"/>
-          <w:sz w:val="32"/>
-          <w:szCs w:val="32"/>
-        </w:rPr>
-        <w:t>.</w:t>
-      </w:r>
-      <w:r>
-        <w:rPr>
-          <w:rFonts w:cs="Calibri"/>
-          <w:sz w:val="32"/>
-          <w:szCs w:val="32"/>
-        </w:rPr>
         <w:t>2</w:t>
       </w:r>
       <w:r>
@@ -1319,7 +1287,7 @@
           <w:sz w:val="32"/>
           <w:szCs w:val="32"/>
         </w:rPr>
-        <w:t>7</w:t>
+        <w:t>6</w:t>
       </w:r>
     </w:p>
     <w:p>
@@ -1342,31 +1310,41 @@
           <w:sz w:val="32"/>
           <w:szCs w:val="32"/>
         </w:rPr>
-        <w:t>Primary Constructors (</w:t>
-      </w:r>
-      <w:r>
-        <w:rPr>
-          <w:rFonts w:cs="Calibri"/>
-          <w:sz w:val="32"/>
-          <w:szCs w:val="32"/>
-        </w:rPr>
-        <w:t>New</w:t>
-      </w:r>
-      <w:r>
-        <w:rPr>
-          <w:rFonts w:cs="Calibri"/>
-          <w:sz w:val="32"/>
-          <w:szCs w:val="32"/>
-        </w:rPr>
-        <w:t>)…………………</w:t>
-      </w:r>
-      <w:r>
-        <w:rPr>
-          <w:rFonts w:cs="Calibri"/>
-          <w:sz w:val="32"/>
-          <w:szCs w:val="32"/>
-        </w:rPr>
-        <w:t>………………………..</w:t>
+        <w:t xml:space="preserve">Cascade Operator (or </w:t>
+      </w:r>
+      <w:proofErr w:type="gramStart"/>
+      <w:r>
+        <w:rPr>
+          <w:rFonts w:cs="Calibri"/>
+          <w:sz w:val="32"/>
+          <w:szCs w:val="32"/>
+        </w:rPr>
+        <w:t>Notation)…</w:t>
+      </w:r>
+      <w:proofErr w:type="gramEnd"/>
+      <w:r>
+        <w:rPr>
+          <w:rFonts w:cs="Calibri"/>
+          <w:sz w:val="32"/>
+          <w:szCs w:val="32"/>
+        </w:rPr>
+        <w:t>………</w:t>
+      </w:r>
+      <w:r>
+        <w:rPr>
+          <w:rFonts w:cs="Calibri"/>
+          <w:sz w:val="32"/>
+          <w:szCs w:val="32"/>
+        </w:rPr>
+        <w:t>…</w:t>
+      </w:r>
+      <w:r>
+        <w:rPr>
+          <w:rFonts w:cs="Calibri"/>
+          <w:sz w:val="32"/>
+          <w:szCs w:val="32"/>
+        </w:rPr>
+        <w:t>…………………………</w:t>
       </w:r>
       <w:r>
         <w:rPr>
@@ -1390,7 +1368,7 @@
           <w:sz w:val="32"/>
           <w:szCs w:val="32"/>
         </w:rPr>
-        <w:t>9</w:t>
+        <w:t>8</w:t>
       </w:r>
     </w:p>
     <w:p>
@@ -1413,49 +1391,47 @@
           <w:sz w:val="32"/>
           <w:szCs w:val="32"/>
         </w:rPr>
-        <w:t>Concise Constructors (New)……………</w:t>
-      </w:r>
-      <w:proofErr w:type="gramStart"/>
-      <w:r>
-        <w:rPr>
-          <w:rFonts w:cs="Calibri"/>
-          <w:sz w:val="32"/>
-          <w:szCs w:val="32"/>
-        </w:rPr>
-        <w:t>…</w:t>
-      </w:r>
-      <w:r>
-        <w:rPr>
-          <w:rFonts w:cs="Calibri"/>
-          <w:sz w:val="32"/>
-          <w:szCs w:val="32"/>
-        </w:rPr>
-        <w:t>..</w:t>
-      </w:r>
-      <w:proofErr w:type="gramEnd"/>
-      <w:r>
-        <w:rPr>
-          <w:rFonts w:cs="Calibri"/>
-          <w:sz w:val="32"/>
-          <w:szCs w:val="32"/>
-        </w:rPr>
-        <w:t>…………………………</w:t>
-      </w:r>
-      <w:r>
-        <w:rPr>
-          <w:rFonts w:cs="Calibri"/>
-          <w:sz w:val="32"/>
-          <w:szCs w:val="32"/>
-        </w:rPr>
-        <w:t>3</w:t>
-      </w:r>
-      <w:r>
-        <w:rPr>
-          <w:rFonts w:cs="Calibri"/>
-          <w:sz w:val="32"/>
-          <w:szCs w:val="32"/>
-        </w:rPr>
-        <w:t>6</w:t>
+        <w:t>Primary Constructors (</w:t>
+      </w:r>
+      <w:r>
+        <w:rPr>
+          <w:rFonts w:cs="Calibri"/>
+          <w:sz w:val="32"/>
+          <w:szCs w:val="32"/>
+        </w:rPr>
+        <w:t>New</w:t>
+      </w:r>
+      <w:r>
+        <w:rPr>
+          <w:rFonts w:cs="Calibri"/>
+          <w:sz w:val="32"/>
+          <w:szCs w:val="32"/>
+        </w:rPr>
+        <w:t>)…………………</w:t>
+      </w:r>
+      <w:r>
+        <w:rPr>
+          <w:rFonts w:cs="Calibri"/>
+          <w:sz w:val="32"/>
+          <w:szCs w:val="32"/>
+        </w:rPr>
+        <w:t>………………………..</w:t>
+      </w:r>
+      <w:r>
+        <w:rPr>
+          <w:rFonts w:cs="Calibri"/>
+          <w:sz w:val="32"/>
+          <w:szCs w:val="32"/>
+        </w:rPr>
+        <w:t>.</w:t>
+      </w:r>
+      <w:r>
+        <w:rPr>
+          <w:rFonts w:cs="Calibri"/>
+          <w:sz w:val="32"/>
+          <w:szCs w:val="32"/>
+        </w:rPr>
+        <w:t>30</w:t>
       </w:r>
     </w:p>
     <w:p>
@@ -1478,7 +1454,80 @@
           <w:sz w:val="32"/>
           <w:szCs w:val="32"/>
         </w:rPr>
+        <w:t>Concise Constructors (New)……………</w:t>
+      </w:r>
+      <w:proofErr w:type="gramStart"/>
+      <w:r>
+        <w:rPr>
+          <w:rFonts w:cs="Calibri"/>
+          <w:sz w:val="32"/>
+          <w:szCs w:val="32"/>
+        </w:rPr>
+        <w:t>…</w:t>
+      </w:r>
+      <w:r>
+        <w:rPr>
+          <w:rFonts w:cs="Calibri"/>
+          <w:sz w:val="32"/>
+          <w:szCs w:val="32"/>
+        </w:rPr>
+        <w:t>..</w:t>
+      </w:r>
+      <w:proofErr w:type="gramEnd"/>
+      <w:r>
+        <w:rPr>
+          <w:rFonts w:cs="Calibri"/>
+          <w:sz w:val="32"/>
+          <w:szCs w:val="32"/>
+        </w:rPr>
+        <w:t>…………………………</w:t>
+      </w:r>
+      <w:r>
+        <w:rPr>
+          <w:rFonts w:cs="Calibri"/>
+          <w:sz w:val="32"/>
+          <w:szCs w:val="32"/>
+        </w:rPr>
+        <w:t>3</w:t>
+      </w:r>
+      <w:r>
+        <w:rPr>
+          <w:rFonts w:cs="Calibri"/>
+          <w:sz w:val="32"/>
+          <w:szCs w:val="32"/>
+        </w:rPr>
+        <w:t>6</w:t>
+      </w:r>
+    </w:p>
+    <w:p>
+      <w:pPr>
+        <w:pStyle w:val="ListParagraph"/>
+        <w:numPr>
+          <w:ilvl w:val="0"/>
+          <w:numId w:val="12"/>
+        </w:numPr>
+        <w:jc w:val="both"/>
+        <w:rPr>
+          <w:rFonts w:cs="Calibri"/>
+          <w:sz w:val="32"/>
+          <w:szCs w:val="32"/>
+        </w:rPr>
+      </w:pPr>
+      <w:r>
+        <w:rPr>
+          <w:rFonts w:cs="Calibri"/>
+          <w:sz w:val="32"/>
+          <w:szCs w:val="32"/>
+        </w:rPr>
         <w:t>Private Named Parameters in Dart……………………………………</w:t>
+      </w:r>
+      <w:r>
+        <w:rPr>
+          <w:rFonts w:cs="Calibri"/>
+          <w:sz w:val="32"/>
+          <w:szCs w:val="32"/>
+        </w:rPr>
+        <w:t>38</w:t>
       </w:r>
     </w:p>
     <w:p>
@@ -10478,7 +10527,23 @@
           <w:szCs w:val="32"/>
         </w:rPr>
         <w:lastRenderedPageBreak/>
-        <w:t xml:space="preserve"># This unique in </w:t>
+        <w:t># This</w:t>
+      </w:r>
+      <w:r>
+        <w:rPr>
+          <w:rFonts w:cs="Calibri"/>
+          <w:sz w:val="32"/>
+          <w:szCs w:val="32"/>
+        </w:rPr>
+        <w:t xml:space="preserve"> is</w:t>
+      </w:r>
+      <w:r>
+        <w:rPr>
+          <w:rFonts w:cs="Calibri"/>
+          <w:sz w:val="32"/>
+          <w:szCs w:val="32"/>
+        </w:rPr>
+        <w:t xml:space="preserve"> unique in </w:t>
       </w:r>
       <w:r>
         <w:rPr>
@@ -13363,7 +13428,1688 @@
           <w:sz w:val="32"/>
           <w:szCs w:val="32"/>
         </w:rPr>
-        <w:t>is the modern recommendation. It better communicates the design intent and prevents accidental inheritance. It's a small change in syntax, but it makes APIs clearer and more maintainable.</w:t>
+        <w:t>is the modern recommendation. It better communicates the design intent and prevents accidental inheritance. It makes APIs clearer and more maintainable.</w:t>
+      </w:r>
+    </w:p>
+    <w:p>
+      <w:pPr>
+        <w:jc w:val="both"/>
+        <w:rPr>
+          <w:rFonts w:cs="Calibri"/>
+          <w:sz w:val="32"/>
+          <w:szCs w:val="32"/>
+        </w:rPr>
+      </w:pPr>
+    </w:p>
+    <w:p>
+      <w:pPr>
+        <w:jc w:val="both"/>
+        <w:rPr>
+          <w:rFonts w:cs="Calibri"/>
+          <w:sz w:val="32"/>
+          <w:szCs w:val="32"/>
+        </w:rPr>
+      </w:pPr>
+    </w:p>
+    <w:p>
+      <w:pPr>
+        <w:jc w:val="both"/>
+        <w:rPr>
+          <w:rFonts w:cs="Calibri"/>
+          <w:b/>
+          <w:bCs/>
+          <w:sz w:val="32"/>
+          <w:szCs w:val="32"/>
+        </w:rPr>
+      </w:pPr>
+      <w:r>
+        <w:rPr>
+          <w:rFonts w:cs="Calibri"/>
+          <w:b/>
+          <w:bCs/>
+          <w:sz w:val="32"/>
+          <w:szCs w:val="32"/>
+        </w:rPr>
+        <w:t>Interchangeable Interface Pattern in Da</w:t>
+      </w:r>
+      <w:r>
+        <w:rPr>
+          <w:rFonts w:cs="Calibri"/>
+          <w:b/>
+          <w:bCs/>
+          <w:sz w:val="32"/>
+          <w:szCs w:val="32"/>
+        </w:rPr>
+        <w:t>rt:</w:t>
+      </w:r>
+    </w:p>
+    <w:p>
+      <w:pPr>
+        <w:jc w:val="both"/>
+        <w:rPr>
+          <w:rFonts w:cs="Calibri"/>
+          <w:sz w:val="32"/>
+          <w:szCs w:val="32"/>
+        </w:rPr>
+      </w:pPr>
+      <w:r>
+        <w:rPr>
+          <w:rFonts w:cs="Calibri"/>
+          <w:sz w:val="32"/>
+          <w:szCs w:val="32"/>
+        </w:rPr>
+        <w:t xml:space="preserve"># It is </w:t>
+      </w:r>
+      <w:r>
+        <w:rPr>
+          <w:rFonts w:cs="Calibri"/>
+          <w:sz w:val="32"/>
+          <w:szCs w:val="32"/>
+        </w:rPr>
+        <w:t>essentially interface-based abstracting for interchangeability. Like exposing functionality through an interface (</w:t>
+      </w:r>
+      <w:proofErr w:type="spellStart"/>
+      <w:r>
+        <w:rPr>
+          <w:rFonts w:cs="Calibri"/>
+          <w:b/>
+          <w:bCs/>
+          <w:sz w:val="32"/>
+          <w:szCs w:val="32"/>
+        </w:rPr>
+        <w:t>CacheService</w:t>
+      </w:r>
+      <w:proofErr w:type="spellEnd"/>
+      <w:r>
+        <w:rPr>
+          <w:rFonts w:cs="Calibri"/>
+          <w:sz w:val="32"/>
+          <w:szCs w:val="32"/>
+        </w:rPr>
+        <w:t>) while keeping the underlying implementation (</w:t>
+      </w:r>
+      <w:proofErr w:type="spellStart"/>
+      <w:r>
+        <w:rPr>
+          <w:rFonts w:cs="Calibri"/>
+          <w:b/>
+          <w:bCs/>
+          <w:sz w:val="32"/>
+          <w:szCs w:val="32"/>
+        </w:rPr>
+        <w:t>SharedPreferences</w:t>
+      </w:r>
+      <w:proofErr w:type="spellEnd"/>
+      <w:r>
+        <w:rPr>
+          <w:rFonts w:cs="Calibri"/>
+          <w:sz w:val="32"/>
+          <w:szCs w:val="32"/>
+        </w:rPr>
+        <w:t xml:space="preserve">) replaceable (with other packages like </w:t>
+      </w:r>
+      <w:r>
+        <w:rPr>
+          <w:rFonts w:cs="Calibri"/>
+          <w:b/>
+          <w:bCs/>
+          <w:sz w:val="32"/>
+          <w:szCs w:val="32"/>
+        </w:rPr>
+        <w:t>Mocktail</w:t>
+      </w:r>
+      <w:r>
+        <w:rPr>
+          <w:rFonts w:cs="Calibri"/>
+          <w:sz w:val="32"/>
+          <w:szCs w:val="32"/>
+        </w:rPr>
+        <w:t xml:space="preserve"> etc.)</w:t>
+      </w:r>
+      <w:r>
+        <w:rPr>
+          <w:rFonts w:cs="Calibri"/>
+          <w:sz w:val="32"/>
+          <w:szCs w:val="32"/>
+        </w:rPr>
+        <w:t xml:space="preserve"> </w:t>
+      </w:r>
+    </w:p>
+    <w:p>
+      <w:pPr>
+        <w:jc w:val="both"/>
+        <w:rPr>
+          <w:rFonts w:cs="Calibri"/>
+          <w:b/>
+          <w:bCs/>
+          <w:color w:val="D86DCB" w:themeColor="accent5" w:themeTint="99"/>
+          <w:sz w:val="32"/>
+          <w:szCs w:val="32"/>
+        </w:rPr>
+      </w:pPr>
+      <w:r>
+        <w:rPr>
+          <w:rFonts w:cs="Calibri"/>
+          <w:b/>
+          <w:bCs/>
+          <w:color w:val="D86DCB" w:themeColor="accent5" w:themeTint="99"/>
+          <w:sz w:val="32"/>
+          <w:szCs w:val="32"/>
+        </w:rPr>
+        <w:t xml:space="preserve">abstract interface class </w:t>
+      </w:r>
+      <w:proofErr w:type="spellStart"/>
+      <w:r>
+        <w:rPr>
+          <w:rFonts w:cs="Calibri"/>
+          <w:b/>
+          <w:bCs/>
+          <w:color w:val="D86DCB" w:themeColor="accent5" w:themeTint="99"/>
+          <w:sz w:val="32"/>
+          <w:szCs w:val="32"/>
+        </w:rPr>
+        <w:t>CacheService</w:t>
+      </w:r>
+      <w:proofErr w:type="spellEnd"/>
+      <w:r>
+        <w:rPr>
+          <w:rFonts w:cs="Calibri"/>
+          <w:b/>
+          <w:bCs/>
+          <w:color w:val="D86DCB" w:themeColor="accent5" w:themeTint="99"/>
+          <w:sz w:val="32"/>
+          <w:szCs w:val="32"/>
+        </w:rPr>
+        <w:t xml:space="preserve"> {</w:t>
+      </w:r>
+    </w:p>
+    <w:p>
+      <w:pPr>
+        <w:jc w:val="both"/>
+        <w:rPr>
+          <w:rFonts w:cs="Calibri"/>
+          <w:b/>
+          <w:bCs/>
+          <w:color w:val="D86DCB" w:themeColor="accent5" w:themeTint="99"/>
+          <w:sz w:val="32"/>
+          <w:szCs w:val="32"/>
+        </w:rPr>
+      </w:pPr>
+      <w:r>
+        <w:rPr>
+          <w:rFonts w:cs="Calibri"/>
+          <w:b/>
+          <w:bCs/>
+          <w:color w:val="D86DCB" w:themeColor="accent5" w:themeTint="99"/>
+          <w:sz w:val="32"/>
+          <w:szCs w:val="32"/>
+        </w:rPr>
+        <w:t xml:space="preserve">  Future&lt;void&gt; save&lt;T</w:t>
+      </w:r>
+      <w:proofErr w:type="gramStart"/>
+      <w:r>
+        <w:rPr>
+          <w:rFonts w:cs="Calibri"/>
+          <w:b/>
+          <w:bCs/>
+          <w:color w:val="D86DCB" w:themeColor="accent5" w:themeTint="99"/>
+          <w:sz w:val="32"/>
+          <w:szCs w:val="32"/>
+        </w:rPr>
+        <w:t>&gt;(</w:t>
+      </w:r>
+      <w:proofErr w:type="spellStart"/>
+      <w:proofErr w:type="gramEnd"/>
+      <w:r>
+        <w:rPr>
+          <w:rFonts w:cs="Calibri"/>
+          <w:b/>
+          <w:bCs/>
+          <w:color w:val="D86DCB" w:themeColor="accent5" w:themeTint="99"/>
+          <w:sz w:val="32"/>
+          <w:szCs w:val="32"/>
+        </w:rPr>
+        <w:t>CacheKey</w:t>
+      </w:r>
+      <w:proofErr w:type="spellEnd"/>
+      <w:r>
+        <w:rPr>
+          <w:rFonts w:cs="Calibri"/>
+          <w:b/>
+          <w:bCs/>
+          <w:color w:val="D86DCB" w:themeColor="accent5" w:themeTint="99"/>
+          <w:sz w:val="32"/>
+          <w:szCs w:val="32"/>
+        </w:rPr>
+        <w:t xml:space="preserve"> key, T value);</w:t>
+      </w:r>
+    </w:p>
+    <w:p>
+      <w:pPr>
+        <w:jc w:val="both"/>
+        <w:rPr>
+          <w:rFonts w:cs="Calibri"/>
+          <w:b/>
+          <w:bCs/>
+          <w:color w:val="D86DCB" w:themeColor="accent5" w:themeTint="99"/>
+          <w:sz w:val="32"/>
+          <w:szCs w:val="32"/>
+        </w:rPr>
+      </w:pPr>
+      <w:r>
+        <w:rPr>
+          <w:rFonts w:cs="Calibri"/>
+          <w:b/>
+          <w:bCs/>
+          <w:color w:val="D86DCB" w:themeColor="accent5" w:themeTint="99"/>
+          <w:sz w:val="32"/>
+          <w:szCs w:val="32"/>
+        </w:rPr>
+        <w:t xml:space="preserve">  T? get&lt;T</w:t>
+      </w:r>
+      <w:proofErr w:type="gramStart"/>
+      <w:r>
+        <w:rPr>
+          <w:rFonts w:cs="Calibri"/>
+          <w:b/>
+          <w:bCs/>
+          <w:color w:val="D86DCB" w:themeColor="accent5" w:themeTint="99"/>
+          <w:sz w:val="32"/>
+          <w:szCs w:val="32"/>
+        </w:rPr>
+        <w:t>&gt;(</w:t>
+      </w:r>
+      <w:proofErr w:type="spellStart"/>
+      <w:proofErr w:type="gramEnd"/>
+      <w:r>
+        <w:rPr>
+          <w:rFonts w:cs="Calibri"/>
+          <w:b/>
+          <w:bCs/>
+          <w:color w:val="D86DCB" w:themeColor="accent5" w:themeTint="99"/>
+          <w:sz w:val="32"/>
+          <w:szCs w:val="32"/>
+        </w:rPr>
+        <w:t>CacheKey</w:t>
+      </w:r>
+      <w:proofErr w:type="spellEnd"/>
+      <w:r>
+        <w:rPr>
+          <w:rFonts w:cs="Calibri"/>
+          <w:b/>
+          <w:bCs/>
+          <w:color w:val="D86DCB" w:themeColor="accent5" w:themeTint="99"/>
+          <w:sz w:val="32"/>
+          <w:szCs w:val="32"/>
+        </w:rPr>
+        <w:t xml:space="preserve"> key);</w:t>
+      </w:r>
+    </w:p>
+    <w:p>
+      <w:pPr>
+        <w:jc w:val="both"/>
+        <w:rPr>
+          <w:rFonts w:cs="Calibri"/>
+          <w:b/>
+          <w:bCs/>
+          <w:color w:val="D86DCB" w:themeColor="accent5" w:themeTint="99"/>
+          <w:sz w:val="32"/>
+          <w:szCs w:val="32"/>
+        </w:rPr>
+      </w:pPr>
+      <w:r>
+        <w:rPr>
+          <w:rFonts w:cs="Calibri"/>
+          <w:b/>
+          <w:bCs/>
+          <w:color w:val="D86DCB" w:themeColor="accent5" w:themeTint="99"/>
+          <w:sz w:val="32"/>
+          <w:szCs w:val="32"/>
+        </w:rPr>
+        <w:t xml:space="preserve">  Future&lt;void&gt; </w:t>
+      </w:r>
+      <w:proofErr w:type="gramStart"/>
+      <w:r>
+        <w:rPr>
+          <w:rFonts w:cs="Calibri"/>
+          <w:b/>
+          <w:bCs/>
+          <w:color w:val="D86DCB" w:themeColor="accent5" w:themeTint="99"/>
+          <w:sz w:val="32"/>
+          <w:szCs w:val="32"/>
+        </w:rPr>
+        <w:t>remove(</w:t>
+      </w:r>
+      <w:proofErr w:type="gramEnd"/>
+      <w:r>
+        <w:rPr>
+          <w:rFonts w:cs="Calibri"/>
+          <w:b/>
+          <w:bCs/>
+          <w:color w:val="D86DCB" w:themeColor="accent5" w:themeTint="99"/>
+          <w:sz w:val="32"/>
+          <w:szCs w:val="32"/>
+        </w:rPr>
+        <w:t>List&lt;</w:t>
+      </w:r>
+      <w:proofErr w:type="spellStart"/>
+      <w:r>
+        <w:rPr>
+          <w:rFonts w:cs="Calibri"/>
+          <w:b/>
+          <w:bCs/>
+          <w:color w:val="D86DCB" w:themeColor="accent5" w:themeTint="99"/>
+          <w:sz w:val="32"/>
+          <w:szCs w:val="32"/>
+        </w:rPr>
+        <w:t>CacheKey</w:t>
+      </w:r>
+      <w:proofErr w:type="spellEnd"/>
+      <w:r>
+        <w:rPr>
+          <w:rFonts w:cs="Calibri"/>
+          <w:b/>
+          <w:bCs/>
+          <w:color w:val="D86DCB" w:themeColor="accent5" w:themeTint="99"/>
+          <w:sz w:val="32"/>
+          <w:szCs w:val="32"/>
+        </w:rPr>
+        <w:t>&gt; keys);</w:t>
+      </w:r>
+    </w:p>
+    <w:p>
+      <w:pPr>
+        <w:jc w:val="both"/>
+        <w:rPr>
+          <w:rFonts w:cs="Calibri"/>
+          <w:b/>
+          <w:bCs/>
+          <w:color w:val="D86DCB" w:themeColor="accent5" w:themeTint="99"/>
+          <w:sz w:val="32"/>
+          <w:szCs w:val="32"/>
+        </w:rPr>
+      </w:pPr>
+      <w:r>
+        <w:rPr>
+          <w:rFonts w:cs="Calibri"/>
+          <w:b/>
+          <w:bCs/>
+          <w:color w:val="D86DCB" w:themeColor="accent5" w:themeTint="99"/>
+          <w:sz w:val="32"/>
+          <w:szCs w:val="32"/>
+        </w:rPr>
+        <w:t xml:space="preserve">  Future&lt;void&gt; </w:t>
+      </w:r>
+      <w:proofErr w:type="gramStart"/>
+      <w:r>
+        <w:rPr>
+          <w:rFonts w:cs="Calibri"/>
+          <w:b/>
+          <w:bCs/>
+          <w:color w:val="D86DCB" w:themeColor="accent5" w:themeTint="99"/>
+          <w:sz w:val="32"/>
+          <w:szCs w:val="32"/>
+        </w:rPr>
+        <w:t>clear(</w:t>
+      </w:r>
+      <w:proofErr w:type="gramEnd"/>
+      <w:r>
+        <w:rPr>
+          <w:rFonts w:cs="Calibri"/>
+          <w:b/>
+          <w:bCs/>
+          <w:color w:val="D86DCB" w:themeColor="accent5" w:themeTint="99"/>
+          <w:sz w:val="32"/>
+          <w:szCs w:val="32"/>
+        </w:rPr>
+        <w:t>);</w:t>
+      </w:r>
+    </w:p>
+    <w:p>
+      <w:pPr>
+        <w:jc w:val="both"/>
+        <w:rPr>
+          <w:rFonts w:cs="Calibri"/>
+          <w:b/>
+          <w:bCs/>
+          <w:color w:val="D86DCB" w:themeColor="accent5" w:themeTint="99"/>
+          <w:sz w:val="32"/>
+          <w:szCs w:val="32"/>
+        </w:rPr>
+      </w:pPr>
+      <w:r>
+        <w:rPr>
+          <w:rFonts w:cs="Calibri"/>
+          <w:b/>
+          <w:bCs/>
+          <w:color w:val="D86DCB" w:themeColor="accent5" w:themeTint="99"/>
+          <w:sz w:val="32"/>
+          <w:szCs w:val="32"/>
+        </w:rPr>
+        <w:t>}</w:t>
+      </w:r>
+    </w:p>
+    <w:p>
+      <w:pPr>
+        <w:jc w:val="both"/>
+        <w:rPr>
+          <w:rFonts w:cs="Calibri"/>
+          <w:b/>
+          <w:bCs/>
+          <w:color w:val="D86DCB" w:themeColor="accent5" w:themeTint="99"/>
+          <w:sz w:val="32"/>
+          <w:szCs w:val="32"/>
+        </w:rPr>
+      </w:pPr>
+    </w:p>
+    <w:p>
+      <w:pPr>
+        <w:jc w:val="both"/>
+        <w:rPr>
+          <w:rFonts w:cs="Calibri"/>
+          <w:b/>
+          <w:bCs/>
+          <w:color w:val="D86DCB" w:themeColor="accent5" w:themeTint="99"/>
+          <w:sz w:val="32"/>
+          <w:szCs w:val="32"/>
+        </w:rPr>
+      </w:pPr>
+      <w:r>
+        <w:rPr>
+          <w:rFonts w:cs="Calibri"/>
+          <w:b/>
+          <w:bCs/>
+          <w:color w:val="D86DCB" w:themeColor="accent5" w:themeTint="99"/>
+          <w:sz w:val="32"/>
+          <w:szCs w:val="32"/>
+        </w:rPr>
+        <w:t xml:space="preserve">class </w:t>
+      </w:r>
+      <w:proofErr w:type="spellStart"/>
+      <w:r>
+        <w:rPr>
+          <w:rFonts w:cs="Calibri"/>
+          <w:b/>
+          <w:bCs/>
+          <w:color w:val="D86DCB" w:themeColor="accent5" w:themeTint="99"/>
+          <w:sz w:val="32"/>
+          <w:szCs w:val="32"/>
+        </w:rPr>
+        <w:t>SharedPreferencesService</w:t>
+      </w:r>
+      <w:proofErr w:type="spellEnd"/>
+      <w:r>
+        <w:rPr>
+          <w:rFonts w:cs="Calibri"/>
+          <w:b/>
+          <w:bCs/>
+          <w:color w:val="D86DCB" w:themeColor="accent5" w:themeTint="99"/>
+          <w:sz w:val="32"/>
+          <w:szCs w:val="32"/>
+        </w:rPr>
+        <w:t xml:space="preserve"> implements </w:t>
+      </w:r>
+      <w:proofErr w:type="spellStart"/>
+      <w:r>
+        <w:rPr>
+          <w:rFonts w:cs="Calibri"/>
+          <w:b/>
+          <w:bCs/>
+          <w:color w:val="D86DCB" w:themeColor="accent5" w:themeTint="99"/>
+          <w:sz w:val="32"/>
+          <w:szCs w:val="32"/>
+        </w:rPr>
+        <w:t>CacheService</w:t>
+      </w:r>
+      <w:proofErr w:type="spellEnd"/>
+      <w:r>
+        <w:rPr>
+          <w:rFonts w:cs="Calibri"/>
+          <w:b/>
+          <w:bCs/>
+          <w:color w:val="D86DCB" w:themeColor="accent5" w:themeTint="99"/>
+          <w:sz w:val="32"/>
+          <w:szCs w:val="32"/>
+        </w:rPr>
+        <w:t xml:space="preserve"> {</w:t>
+      </w:r>
+    </w:p>
+    <w:p>
+      <w:pPr>
+        <w:jc w:val="both"/>
+        <w:rPr>
+          <w:rFonts w:cs="Calibri"/>
+          <w:b/>
+          <w:bCs/>
+          <w:color w:val="D86DCB" w:themeColor="accent5" w:themeTint="99"/>
+          <w:sz w:val="32"/>
+          <w:szCs w:val="32"/>
+        </w:rPr>
+      </w:pPr>
+      <w:r>
+        <w:rPr>
+          <w:rFonts w:cs="Calibri"/>
+          <w:b/>
+          <w:bCs/>
+          <w:color w:val="D86DCB" w:themeColor="accent5" w:themeTint="99"/>
+          <w:sz w:val="32"/>
+          <w:szCs w:val="32"/>
+        </w:rPr>
+        <w:t xml:space="preserve">  </w:t>
+      </w:r>
+      <w:proofErr w:type="spellStart"/>
+      <w:r>
+        <w:rPr>
+          <w:rFonts w:cs="Calibri"/>
+          <w:b/>
+          <w:bCs/>
+          <w:color w:val="D86DCB" w:themeColor="accent5" w:themeTint="99"/>
+          <w:sz w:val="32"/>
+          <w:szCs w:val="32"/>
+        </w:rPr>
+        <w:t>SharedPreferencesService</w:t>
+      </w:r>
+      <w:proofErr w:type="spellEnd"/>
+      <w:r>
+        <w:rPr>
+          <w:rFonts w:cs="Calibri"/>
+          <w:b/>
+          <w:bCs/>
+          <w:color w:val="D86DCB" w:themeColor="accent5" w:themeTint="99"/>
+          <w:sz w:val="32"/>
+          <w:szCs w:val="32"/>
+        </w:rPr>
+        <w:t>(</w:t>
+      </w:r>
+      <w:proofErr w:type="spellStart"/>
+      <w:proofErr w:type="gramStart"/>
+      <w:r>
+        <w:rPr>
+          <w:rFonts w:cs="Calibri"/>
+          <w:b/>
+          <w:bCs/>
+          <w:color w:val="D86DCB" w:themeColor="accent5" w:themeTint="99"/>
+          <w:sz w:val="32"/>
+          <w:szCs w:val="32"/>
+        </w:rPr>
+        <w:t>this.prefs</w:t>
+      </w:r>
+      <w:proofErr w:type="spellEnd"/>
+      <w:proofErr w:type="gramEnd"/>
+      <w:r>
+        <w:rPr>
+          <w:rFonts w:cs="Calibri"/>
+          <w:b/>
+          <w:bCs/>
+          <w:color w:val="D86DCB" w:themeColor="accent5" w:themeTint="99"/>
+          <w:sz w:val="32"/>
+          <w:szCs w:val="32"/>
+        </w:rPr>
+        <w:t>);</w:t>
+      </w:r>
+    </w:p>
+    <w:p>
+      <w:pPr>
+        <w:jc w:val="both"/>
+        <w:rPr>
+          <w:rFonts w:cs="Calibri"/>
+          <w:b/>
+          <w:bCs/>
+          <w:color w:val="D86DCB" w:themeColor="accent5" w:themeTint="99"/>
+          <w:sz w:val="32"/>
+          <w:szCs w:val="32"/>
+        </w:rPr>
+      </w:pPr>
+      <w:r>
+        <w:rPr>
+          <w:rFonts w:cs="Calibri"/>
+          <w:b/>
+          <w:bCs/>
+          <w:color w:val="D86DCB" w:themeColor="accent5" w:themeTint="99"/>
+          <w:sz w:val="32"/>
+          <w:szCs w:val="32"/>
+        </w:rPr>
+        <w:t xml:space="preserve">  final </w:t>
+      </w:r>
+      <w:proofErr w:type="spellStart"/>
+      <w:r>
+        <w:rPr>
+          <w:rFonts w:cs="Calibri"/>
+          <w:b/>
+          <w:bCs/>
+          <w:color w:val="D86DCB" w:themeColor="accent5" w:themeTint="99"/>
+          <w:sz w:val="32"/>
+          <w:szCs w:val="32"/>
+        </w:rPr>
+        <w:t>SharedPreferences</w:t>
+      </w:r>
+      <w:proofErr w:type="spellEnd"/>
+      <w:r>
+        <w:rPr>
+          <w:rFonts w:cs="Calibri"/>
+          <w:b/>
+          <w:bCs/>
+          <w:color w:val="D86DCB" w:themeColor="accent5" w:themeTint="99"/>
+          <w:sz w:val="32"/>
+          <w:szCs w:val="32"/>
+        </w:rPr>
+        <w:t xml:space="preserve"> </w:t>
+      </w:r>
+      <w:proofErr w:type="spellStart"/>
+      <w:r>
+        <w:rPr>
+          <w:rFonts w:cs="Calibri"/>
+          <w:b/>
+          <w:bCs/>
+          <w:color w:val="D86DCB" w:themeColor="accent5" w:themeTint="99"/>
+          <w:sz w:val="32"/>
+          <w:szCs w:val="32"/>
+        </w:rPr>
+        <w:t>prefs</w:t>
+      </w:r>
+      <w:proofErr w:type="spellEnd"/>
+      <w:r>
+        <w:rPr>
+          <w:rFonts w:cs="Calibri"/>
+          <w:b/>
+          <w:bCs/>
+          <w:color w:val="D86DCB" w:themeColor="accent5" w:themeTint="99"/>
+          <w:sz w:val="32"/>
+          <w:szCs w:val="32"/>
+        </w:rPr>
+        <w:t>;</w:t>
+      </w:r>
+    </w:p>
+    <w:p>
+      <w:pPr>
+        <w:jc w:val="both"/>
+        <w:rPr>
+          <w:rFonts w:cs="Calibri"/>
+          <w:b/>
+          <w:bCs/>
+          <w:color w:val="D86DCB" w:themeColor="accent5" w:themeTint="99"/>
+          <w:sz w:val="32"/>
+          <w:szCs w:val="32"/>
+        </w:rPr>
+      </w:pPr>
+    </w:p>
+    <w:p>
+      <w:pPr>
+        <w:jc w:val="both"/>
+        <w:rPr>
+          <w:rFonts w:cs="Calibri"/>
+          <w:b/>
+          <w:bCs/>
+          <w:color w:val="D86DCB" w:themeColor="accent5" w:themeTint="99"/>
+          <w:sz w:val="32"/>
+          <w:szCs w:val="32"/>
+        </w:rPr>
+      </w:pPr>
+      <w:r>
+        <w:rPr>
+          <w:rFonts w:cs="Calibri"/>
+          <w:b/>
+          <w:bCs/>
+          <w:color w:val="D86DCB" w:themeColor="accent5" w:themeTint="99"/>
+          <w:sz w:val="32"/>
+          <w:szCs w:val="32"/>
+        </w:rPr>
+        <w:lastRenderedPageBreak/>
+        <w:t xml:space="preserve">  @override</w:t>
+      </w:r>
+    </w:p>
+    <w:p>
+      <w:pPr>
+        <w:jc w:val="both"/>
+        <w:rPr>
+          <w:rFonts w:cs="Calibri"/>
+          <w:b/>
+          <w:bCs/>
+          <w:color w:val="D86DCB" w:themeColor="accent5" w:themeTint="99"/>
+          <w:sz w:val="32"/>
+          <w:szCs w:val="32"/>
+        </w:rPr>
+      </w:pPr>
+      <w:r>
+        <w:rPr>
+          <w:rFonts w:cs="Calibri"/>
+          <w:b/>
+          <w:bCs/>
+          <w:color w:val="D86DCB" w:themeColor="accent5" w:themeTint="99"/>
+          <w:sz w:val="32"/>
+          <w:szCs w:val="32"/>
+        </w:rPr>
+        <w:t xml:space="preserve">  Future&lt;void&gt; save&lt;T</w:t>
+      </w:r>
+      <w:proofErr w:type="gramStart"/>
+      <w:r>
+        <w:rPr>
+          <w:rFonts w:cs="Calibri"/>
+          <w:b/>
+          <w:bCs/>
+          <w:color w:val="D86DCB" w:themeColor="accent5" w:themeTint="99"/>
+          <w:sz w:val="32"/>
+          <w:szCs w:val="32"/>
+        </w:rPr>
+        <w:t>&gt;(</w:t>
+      </w:r>
+      <w:proofErr w:type="spellStart"/>
+      <w:proofErr w:type="gramEnd"/>
+      <w:r>
+        <w:rPr>
+          <w:rFonts w:cs="Calibri"/>
+          <w:b/>
+          <w:bCs/>
+          <w:color w:val="D86DCB" w:themeColor="accent5" w:themeTint="99"/>
+          <w:sz w:val="32"/>
+          <w:szCs w:val="32"/>
+        </w:rPr>
+        <w:t>CacheKey</w:t>
+      </w:r>
+      <w:proofErr w:type="spellEnd"/>
+      <w:r>
+        <w:rPr>
+          <w:rFonts w:cs="Calibri"/>
+          <w:b/>
+          <w:bCs/>
+          <w:color w:val="D86DCB" w:themeColor="accent5" w:themeTint="99"/>
+          <w:sz w:val="32"/>
+          <w:szCs w:val="32"/>
+        </w:rPr>
+        <w:t xml:space="preserve"> key, T value) async {</w:t>
+      </w:r>
+    </w:p>
+    <w:p>
+      <w:pPr>
+        <w:jc w:val="both"/>
+        <w:rPr>
+          <w:rFonts w:cs="Calibri"/>
+          <w:b/>
+          <w:bCs/>
+          <w:color w:val="D86DCB" w:themeColor="accent5" w:themeTint="99"/>
+          <w:sz w:val="32"/>
+          <w:szCs w:val="32"/>
+        </w:rPr>
+      </w:pPr>
+      <w:r>
+        <w:rPr>
+          <w:rFonts w:cs="Calibri"/>
+          <w:b/>
+          <w:bCs/>
+          <w:color w:val="D86DCB" w:themeColor="accent5" w:themeTint="99"/>
+          <w:sz w:val="32"/>
+          <w:szCs w:val="32"/>
+        </w:rPr>
+        <w:t xml:space="preserve">    </w:t>
+      </w:r>
+      <w:r>
+        <w:rPr>
+          <w:rFonts w:cs="Calibri"/>
+          <w:b/>
+          <w:bCs/>
+          <w:color w:val="D86DCB" w:themeColor="accent5" w:themeTint="99"/>
+          <w:sz w:val="32"/>
+          <w:szCs w:val="32"/>
+        </w:rPr>
+        <w:t>// implementation</w:t>
+      </w:r>
+    </w:p>
+    <w:p>
+      <w:pPr>
+        <w:jc w:val="both"/>
+        <w:rPr>
+          <w:rFonts w:cs="Calibri"/>
+          <w:b/>
+          <w:bCs/>
+          <w:color w:val="D86DCB" w:themeColor="accent5" w:themeTint="99"/>
+          <w:sz w:val="32"/>
+          <w:szCs w:val="32"/>
+        </w:rPr>
+      </w:pPr>
+      <w:r>
+        <w:rPr>
+          <w:rFonts w:cs="Calibri"/>
+          <w:b/>
+          <w:bCs/>
+          <w:color w:val="D86DCB" w:themeColor="accent5" w:themeTint="99"/>
+          <w:sz w:val="32"/>
+          <w:szCs w:val="32"/>
+        </w:rPr>
+        <w:t xml:space="preserve">  }</w:t>
+      </w:r>
+    </w:p>
+    <w:p>
+      <w:pPr>
+        <w:jc w:val="both"/>
+        <w:rPr>
+          <w:rFonts w:cs="Calibri"/>
+          <w:b/>
+          <w:bCs/>
+          <w:color w:val="D86DCB" w:themeColor="accent5" w:themeTint="99"/>
+          <w:sz w:val="32"/>
+          <w:szCs w:val="32"/>
+        </w:rPr>
+      </w:pPr>
+    </w:p>
+    <w:p>
+      <w:pPr>
+        <w:jc w:val="both"/>
+        <w:rPr>
+          <w:rFonts w:cs="Calibri"/>
+          <w:b/>
+          <w:bCs/>
+          <w:color w:val="D86DCB" w:themeColor="accent5" w:themeTint="99"/>
+          <w:sz w:val="32"/>
+          <w:szCs w:val="32"/>
+        </w:rPr>
+      </w:pPr>
+      <w:r>
+        <w:rPr>
+          <w:rFonts w:cs="Calibri"/>
+          <w:b/>
+          <w:bCs/>
+          <w:color w:val="D86DCB" w:themeColor="accent5" w:themeTint="99"/>
+          <w:sz w:val="32"/>
+          <w:szCs w:val="32"/>
+        </w:rPr>
+        <w:t xml:space="preserve">  </w:t>
+      </w:r>
+      <w:r>
+        <w:rPr>
+          <w:rFonts w:cs="Calibri"/>
+          <w:b/>
+          <w:bCs/>
+          <w:color w:val="D86DCB" w:themeColor="accent5" w:themeTint="99"/>
+          <w:sz w:val="32"/>
+          <w:szCs w:val="32"/>
+        </w:rPr>
+        <w:t>…</w:t>
+      </w:r>
+    </w:p>
+    <w:p>
+      <w:pPr>
+        <w:jc w:val="both"/>
+        <w:rPr>
+          <w:rFonts w:cs="Calibri"/>
+          <w:b/>
+          <w:bCs/>
+          <w:color w:val="D86DCB" w:themeColor="accent5" w:themeTint="99"/>
+          <w:sz w:val="32"/>
+          <w:szCs w:val="32"/>
+        </w:rPr>
+      </w:pPr>
+      <w:r>
+        <w:rPr>
+          <w:rFonts w:cs="Calibri"/>
+          <w:b/>
+          <w:bCs/>
+          <w:color w:val="D86DCB" w:themeColor="accent5" w:themeTint="99"/>
+          <w:sz w:val="32"/>
+          <w:szCs w:val="32"/>
+        </w:rPr>
+        <w:t>}</w:t>
+      </w:r>
+    </w:p>
+    <w:p>
+      <w:pPr>
+        <w:jc w:val="both"/>
+        <w:rPr>
+          <w:rFonts w:cs="Calibri"/>
+          <w:sz w:val="32"/>
+          <w:szCs w:val="32"/>
+        </w:rPr>
+      </w:pPr>
+      <w:r>
+        <w:rPr>
+          <w:rFonts w:cs="Calibri"/>
+          <w:sz w:val="32"/>
+          <w:szCs w:val="32"/>
+        </w:rPr>
+        <w:t xml:space="preserve"># </w:t>
+      </w:r>
+      <w:r>
+        <w:rPr>
+          <w:rFonts w:cs="Calibri"/>
+          <w:sz w:val="32"/>
+          <w:szCs w:val="32"/>
+        </w:rPr>
+        <w:t xml:space="preserve">This implementation can then be easily swapped through the Provider (or </w:t>
+      </w:r>
+      <w:proofErr w:type="spellStart"/>
+      <w:r>
+        <w:rPr>
+          <w:rFonts w:cs="Calibri"/>
+          <w:b/>
+          <w:bCs/>
+          <w:sz w:val="32"/>
+          <w:szCs w:val="32"/>
+        </w:rPr>
+        <w:t>get_it</w:t>
+      </w:r>
+      <w:proofErr w:type="spellEnd"/>
+      <w:r>
+        <w:rPr>
+          <w:rFonts w:cs="Calibri"/>
+          <w:sz w:val="32"/>
+          <w:szCs w:val="32"/>
+        </w:rPr>
+        <w:t>)</w:t>
+      </w:r>
+    </w:p>
+    <w:p>
+      <w:pPr>
+        <w:jc w:val="both"/>
+        <w:rPr>
+          <w:rFonts w:cs="Calibri"/>
+          <w:b/>
+          <w:bCs/>
+          <w:color w:val="D86DCB" w:themeColor="accent5" w:themeTint="99"/>
+          <w:sz w:val="32"/>
+          <w:szCs w:val="32"/>
+        </w:rPr>
+      </w:pPr>
+      <w:r>
+        <w:rPr>
+          <w:rFonts w:cs="Calibri"/>
+          <w:b/>
+          <w:bCs/>
+          <w:color w:val="D86DCB" w:themeColor="accent5" w:themeTint="99"/>
+          <w:sz w:val="32"/>
+          <w:szCs w:val="32"/>
+        </w:rPr>
+        <w:t xml:space="preserve">final </w:t>
+      </w:r>
+      <w:proofErr w:type="spellStart"/>
+      <w:r>
+        <w:rPr>
+          <w:rFonts w:cs="Calibri"/>
+          <w:b/>
+          <w:bCs/>
+          <w:color w:val="D86DCB" w:themeColor="accent5" w:themeTint="99"/>
+          <w:sz w:val="32"/>
+          <w:szCs w:val="32"/>
+        </w:rPr>
+        <w:t>cacheServiceProvider</w:t>
+      </w:r>
+      <w:proofErr w:type="spellEnd"/>
+      <w:r>
+        <w:rPr>
+          <w:rFonts w:cs="Calibri"/>
+          <w:b/>
+          <w:bCs/>
+          <w:color w:val="D86DCB" w:themeColor="accent5" w:themeTint="99"/>
+          <w:sz w:val="32"/>
+          <w:szCs w:val="32"/>
+        </w:rPr>
+        <w:t xml:space="preserve"> = Provider&lt;</w:t>
+      </w:r>
+      <w:proofErr w:type="spellStart"/>
+      <w:r>
+        <w:rPr>
+          <w:rFonts w:cs="Calibri"/>
+          <w:b/>
+          <w:bCs/>
+          <w:color w:val="D86DCB" w:themeColor="accent5" w:themeTint="99"/>
+          <w:sz w:val="32"/>
+          <w:szCs w:val="32"/>
+        </w:rPr>
+        <w:t>CacheService</w:t>
+      </w:r>
+      <w:proofErr w:type="spellEnd"/>
+      <w:r>
+        <w:rPr>
+          <w:rFonts w:cs="Calibri"/>
+          <w:b/>
+          <w:bCs/>
+          <w:color w:val="D86DCB" w:themeColor="accent5" w:themeTint="99"/>
+          <w:sz w:val="32"/>
+          <w:szCs w:val="32"/>
+        </w:rPr>
+        <w:t>&gt;((ref) {</w:t>
+      </w:r>
+    </w:p>
+    <w:p>
+      <w:pPr>
+        <w:jc w:val="both"/>
+        <w:rPr>
+          <w:rFonts w:cs="Calibri"/>
+          <w:b/>
+          <w:bCs/>
+          <w:color w:val="D86DCB" w:themeColor="accent5" w:themeTint="99"/>
+          <w:sz w:val="32"/>
+          <w:szCs w:val="32"/>
+        </w:rPr>
+      </w:pPr>
+      <w:r>
+        <w:rPr>
+          <w:rFonts w:cs="Calibri"/>
+          <w:b/>
+          <w:bCs/>
+          <w:color w:val="D86DCB" w:themeColor="accent5" w:themeTint="99"/>
+          <w:sz w:val="32"/>
+          <w:szCs w:val="32"/>
+        </w:rPr>
+        <w:t xml:space="preserve">  final </w:t>
+      </w:r>
+      <w:proofErr w:type="spellStart"/>
+      <w:r>
+        <w:rPr>
+          <w:rFonts w:cs="Calibri"/>
+          <w:b/>
+          <w:bCs/>
+          <w:color w:val="D86DCB" w:themeColor="accent5" w:themeTint="99"/>
+          <w:sz w:val="32"/>
+          <w:szCs w:val="32"/>
+        </w:rPr>
+        <w:t>prefs</w:t>
+      </w:r>
+      <w:proofErr w:type="spellEnd"/>
+      <w:r>
+        <w:rPr>
+          <w:rFonts w:cs="Calibri"/>
+          <w:b/>
+          <w:bCs/>
+          <w:color w:val="D86DCB" w:themeColor="accent5" w:themeTint="99"/>
+          <w:sz w:val="32"/>
+          <w:szCs w:val="32"/>
+        </w:rPr>
+        <w:t xml:space="preserve"> = </w:t>
+      </w:r>
+      <w:proofErr w:type="spellStart"/>
+      <w:proofErr w:type="gramStart"/>
+      <w:r>
+        <w:rPr>
+          <w:rFonts w:cs="Calibri"/>
+          <w:b/>
+          <w:bCs/>
+          <w:color w:val="D86DCB" w:themeColor="accent5" w:themeTint="99"/>
+          <w:sz w:val="32"/>
+          <w:szCs w:val="32"/>
+        </w:rPr>
+        <w:t>ref.watch</w:t>
+      </w:r>
+      <w:proofErr w:type="spellEnd"/>
+      <w:proofErr w:type="gramEnd"/>
+      <w:r>
+        <w:rPr>
+          <w:rFonts w:cs="Calibri"/>
+          <w:b/>
+          <w:bCs/>
+          <w:color w:val="D86DCB" w:themeColor="accent5" w:themeTint="99"/>
+          <w:sz w:val="32"/>
+          <w:szCs w:val="32"/>
+        </w:rPr>
+        <w:t>(</w:t>
+      </w:r>
+      <w:proofErr w:type="spellStart"/>
+      <w:r>
+        <w:rPr>
+          <w:rFonts w:cs="Calibri"/>
+          <w:b/>
+          <w:bCs/>
+          <w:color w:val="D86DCB" w:themeColor="accent5" w:themeTint="99"/>
+          <w:sz w:val="32"/>
+          <w:szCs w:val="32"/>
+        </w:rPr>
+        <w:t>sharedPreferencesProvider</w:t>
+      </w:r>
+      <w:proofErr w:type="spellEnd"/>
+      <w:r>
+        <w:rPr>
+          <w:rFonts w:cs="Calibri"/>
+          <w:b/>
+          <w:bCs/>
+          <w:color w:val="D86DCB" w:themeColor="accent5" w:themeTint="99"/>
+          <w:sz w:val="32"/>
+          <w:szCs w:val="32"/>
+        </w:rPr>
+        <w:t>);</w:t>
+      </w:r>
+    </w:p>
+    <w:p>
+      <w:pPr>
+        <w:jc w:val="both"/>
+        <w:rPr>
+          <w:rFonts w:cs="Calibri"/>
+          <w:b/>
+          <w:bCs/>
+          <w:color w:val="D86DCB" w:themeColor="accent5" w:themeTint="99"/>
+          <w:sz w:val="32"/>
+          <w:szCs w:val="32"/>
+        </w:rPr>
+      </w:pPr>
+      <w:r>
+        <w:rPr>
+          <w:rFonts w:cs="Calibri"/>
+          <w:b/>
+          <w:bCs/>
+          <w:color w:val="D86DCB" w:themeColor="accent5" w:themeTint="99"/>
+          <w:sz w:val="32"/>
+          <w:szCs w:val="32"/>
+        </w:rPr>
+        <w:t xml:space="preserve">  return </w:t>
+      </w:r>
+      <w:proofErr w:type="spellStart"/>
+      <w:r>
+        <w:rPr>
+          <w:rFonts w:cs="Calibri"/>
+          <w:b/>
+          <w:bCs/>
+          <w:color w:val="D86DCB" w:themeColor="accent5" w:themeTint="99"/>
+          <w:sz w:val="32"/>
+          <w:szCs w:val="32"/>
+        </w:rPr>
+        <w:t>SharedPreferencesService</w:t>
+      </w:r>
+      <w:proofErr w:type="spellEnd"/>
+      <w:r>
+        <w:rPr>
+          <w:rFonts w:cs="Calibri"/>
+          <w:b/>
+          <w:bCs/>
+          <w:color w:val="D86DCB" w:themeColor="accent5" w:themeTint="99"/>
+          <w:sz w:val="32"/>
+          <w:szCs w:val="32"/>
+        </w:rPr>
+        <w:t>(</w:t>
+      </w:r>
+      <w:proofErr w:type="spellStart"/>
+      <w:r>
+        <w:rPr>
+          <w:rFonts w:cs="Calibri"/>
+          <w:b/>
+          <w:bCs/>
+          <w:color w:val="D86DCB" w:themeColor="accent5" w:themeTint="99"/>
+          <w:sz w:val="32"/>
+          <w:szCs w:val="32"/>
+        </w:rPr>
+        <w:t>prefs</w:t>
+      </w:r>
+      <w:proofErr w:type="spellEnd"/>
+      <w:r>
+        <w:rPr>
+          <w:rFonts w:cs="Calibri"/>
+          <w:b/>
+          <w:bCs/>
+          <w:color w:val="D86DCB" w:themeColor="accent5" w:themeTint="99"/>
+          <w:sz w:val="32"/>
+          <w:szCs w:val="32"/>
+        </w:rPr>
+        <w:t>);</w:t>
+      </w:r>
+    </w:p>
+    <w:p>
+      <w:pPr>
+        <w:jc w:val="both"/>
+        <w:rPr>
+          <w:rFonts w:cs="Calibri"/>
+          <w:b/>
+          <w:bCs/>
+          <w:color w:val="D86DCB" w:themeColor="accent5" w:themeTint="99"/>
+          <w:sz w:val="32"/>
+          <w:szCs w:val="32"/>
+        </w:rPr>
+      </w:pPr>
+      <w:r>
+        <w:rPr>
+          <w:rFonts w:cs="Calibri"/>
+          <w:b/>
+          <w:bCs/>
+          <w:color w:val="D86DCB" w:themeColor="accent5" w:themeTint="99"/>
+          <w:sz w:val="32"/>
+          <w:szCs w:val="32"/>
+        </w:rPr>
+        <w:t>});</w:t>
+      </w:r>
+    </w:p>
+    <w:p>
+      <w:pPr>
+        <w:jc w:val="both"/>
+        <w:rPr>
+          <w:rFonts w:cs="Calibri"/>
+          <w:sz w:val="32"/>
+          <w:szCs w:val="32"/>
+        </w:rPr>
+      </w:pPr>
+      <w:r>
+        <w:rPr>
+          <w:rFonts w:cs="Calibri"/>
+          <w:sz w:val="32"/>
+          <w:szCs w:val="32"/>
+        </w:rPr>
+        <w:t xml:space="preserve"># </w:t>
+      </w:r>
+      <w:r>
+        <w:rPr>
+          <w:rFonts w:cs="Calibri"/>
+          <w:sz w:val="32"/>
+          <w:szCs w:val="32"/>
+        </w:rPr>
+        <w:t xml:space="preserve">For testing, the concrete implementation can be replaced with a mock implementation using packages such as </w:t>
+      </w:r>
+      <w:r>
+        <w:rPr>
+          <w:rFonts w:cs="Calibri"/>
+          <w:b/>
+          <w:bCs/>
+          <w:sz w:val="32"/>
+          <w:szCs w:val="32"/>
+        </w:rPr>
+        <w:t>M</w:t>
+      </w:r>
+      <w:r>
+        <w:rPr>
+          <w:rFonts w:cs="Calibri"/>
+          <w:b/>
+          <w:bCs/>
+          <w:sz w:val="32"/>
+          <w:szCs w:val="32"/>
+        </w:rPr>
+        <w:t>ocktail</w:t>
+      </w:r>
+      <w:r>
+        <w:rPr>
+          <w:rFonts w:cs="Calibri"/>
+          <w:sz w:val="32"/>
+          <w:szCs w:val="32"/>
+        </w:rPr>
+        <w:t xml:space="preserve"> and overriding</w:t>
+      </w:r>
+      <w:r>
+        <w:rPr>
+          <w:rFonts w:cs="Calibri"/>
+          <w:b/>
+          <w:bCs/>
+          <w:sz w:val="32"/>
+          <w:szCs w:val="32"/>
+        </w:rPr>
+        <w:t xml:space="preserve"> </w:t>
+      </w:r>
+      <w:r>
+        <w:rPr>
+          <w:rFonts w:cs="Calibri"/>
+          <w:sz w:val="32"/>
+          <w:szCs w:val="32"/>
+        </w:rPr>
+        <w:t xml:space="preserve">the Provider with </w:t>
+      </w:r>
+      <w:proofErr w:type="gramStart"/>
+      <w:r>
+        <w:rPr>
+          <w:rFonts w:cs="Calibri"/>
+          <w:sz w:val="32"/>
+          <w:szCs w:val="32"/>
+        </w:rPr>
+        <w:t>(</w:t>
+      </w:r>
+      <w:r>
+        <w:rPr>
+          <w:rFonts w:cs="Calibri"/>
+          <w:b/>
+          <w:bCs/>
+          <w:sz w:val="32"/>
+          <w:szCs w:val="32"/>
+        </w:rPr>
+        <w:t>.</w:t>
+      </w:r>
+      <w:proofErr w:type="spellStart"/>
+      <w:r>
+        <w:rPr>
+          <w:rFonts w:cs="Calibri"/>
+          <w:b/>
+          <w:bCs/>
+          <w:sz w:val="32"/>
+          <w:szCs w:val="32"/>
+        </w:rPr>
+        <w:t>overrideWith</w:t>
+      </w:r>
+      <w:proofErr w:type="spellEnd"/>
+      <w:proofErr w:type="gramEnd"/>
+      <w:r>
+        <w:rPr>
+          <w:rFonts w:cs="Calibri"/>
+          <w:b/>
+          <w:bCs/>
+          <w:sz w:val="32"/>
+          <w:szCs w:val="32"/>
+        </w:rPr>
+        <w:t>()</w:t>
+      </w:r>
+      <w:r>
+        <w:rPr>
+          <w:rFonts w:cs="Calibri"/>
+          <w:b/>
+          <w:bCs/>
+          <w:sz w:val="32"/>
+          <w:szCs w:val="32"/>
+        </w:rPr>
+        <w:t xml:space="preserve"> </w:t>
+      </w:r>
+      <w:r>
+        <w:rPr>
+          <w:rFonts w:cs="Calibri"/>
+          <w:sz w:val="32"/>
+          <w:szCs w:val="32"/>
+        </w:rPr>
+        <w:t>in Riverpod)</w:t>
+      </w:r>
+    </w:p>
+    <w:p>
+      <w:pPr>
+        <w:jc w:val="both"/>
+        <w:rPr>
+          <w:rFonts w:cs="Calibri"/>
+          <w:b/>
+          <w:bCs/>
+          <w:color w:val="D86DCB" w:themeColor="accent5" w:themeTint="99"/>
+          <w:sz w:val="32"/>
+          <w:szCs w:val="32"/>
+        </w:rPr>
+      </w:pPr>
+      <w:r>
+        <w:rPr>
+          <w:rFonts w:cs="Calibri"/>
+          <w:b/>
+          <w:bCs/>
+          <w:color w:val="D86DCB" w:themeColor="accent5" w:themeTint="99"/>
+          <w:sz w:val="32"/>
+          <w:szCs w:val="32"/>
+        </w:rPr>
+        <w:t xml:space="preserve">class </w:t>
+      </w:r>
+      <w:proofErr w:type="spellStart"/>
+      <w:r>
+        <w:rPr>
+          <w:rFonts w:cs="Calibri"/>
+          <w:b/>
+          <w:bCs/>
+          <w:color w:val="D86DCB" w:themeColor="accent5" w:themeTint="99"/>
+          <w:sz w:val="32"/>
+          <w:szCs w:val="32"/>
+        </w:rPr>
+        <w:t>MockCacheService</w:t>
+      </w:r>
+      <w:proofErr w:type="spellEnd"/>
+      <w:r>
+        <w:rPr>
+          <w:rFonts w:cs="Calibri"/>
+          <w:b/>
+          <w:bCs/>
+          <w:color w:val="D86DCB" w:themeColor="accent5" w:themeTint="99"/>
+          <w:sz w:val="32"/>
+          <w:szCs w:val="32"/>
+        </w:rPr>
+        <w:t xml:space="preserve"> extends Mock implements </w:t>
+      </w:r>
+      <w:proofErr w:type="spellStart"/>
+      <w:r>
+        <w:rPr>
+          <w:rFonts w:cs="Calibri"/>
+          <w:b/>
+          <w:bCs/>
+          <w:color w:val="D86DCB" w:themeColor="accent5" w:themeTint="99"/>
+          <w:sz w:val="32"/>
+          <w:szCs w:val="32"/>
+        </w:rPr>
+        <w:t>CacheService</w:t>
+      </w:r>
+      <w:proofErr w:type="spellEnd"/>
+      <w:r>
+        <w:rPr>
+          <w:rFonts w:cs="Calibri"/>
+          <w:b/>
+          <w:bCs/>
+          <w:color w:val="D86DCB" w:themeColor="accent5" w:themeTint="99"/>
+          <w:sz w:val="32"/>
+          <w:szCs w:val="32"/>
+        </w:rPr>
+        <w:t xml:space="preserve"> {}</w:t>
+      </w:r>
+    </w:p>
+    <w:p>
+      <w:pPr>
+        <w:jc w:val="both"/>
+        <w:rPr>
+          <w:rFonts w:cs="Calibri"/>
+          <w:b/>
+          <w:bCs/>
+          <w:color w:val="D86DCB" w:themeColor="accent5" w:themeTint="99"/>
+          <w:sz w:val="32"/>
+          <w:szCs w:val="32"/>
+        </w:rPr>
+      </w:pPr>
+      <w:r>
+        <w:rPr>
+          <w:rFonts w:cs="Calibri"/>
+          <w:b/>
+          <w:bCs/>
+          <w:color w:val="D86DCB" w:themeColor="accent5" w:themeTint="99"/>
+          <w:sz w:val="32"/>
+          <w:szCs w:val="32"/>
+        </w:rPr>
+        <w:t>…</w:t>
+      </w:r>
+    </w:p>
+    <w:p>
+      <w:pPr>
+        <w:jc w:val="both"/>
+        <w:rPr>
+          <w:rFonts w:cs="Calibri"/>
+          <w:sz w:val="32"/>
+          <w:szCs w:val="32"/>
+        </w:rPr>
+      </w:pPr>
+      <w:r>
+        <w:rPr>
+          <w:rFonts w:cs="Calibri"/>
+          <w:sz w:val="32"/>
+          <w:szCs w:val="32"/>
+        </w:rPr>
+        <w:t xml:space="preserve"># </w:t>
+      </w:r>
+      <w:r>
+        <w:rPr>
+          <w:rFonts w:cs="Calibri"/>
+          <w:sz w:val="32"/>
+          <w:szCs w:val="32"/>
+        </w:rPr>
+        <w:t xml:space="preserve">This keeps the rest of the application dependent on the </w:t>
+      </w:r>
+      <w:proofErr w:type="spellStart"/>
+      <w:r>
+        <w:rPr>
+          <w:rFonts w:cs="Calibri"/>
+          <w:b/>
+          <w:bCs/>
+          <w:sz w:val="32"/>
+          <w:szCs w:val="32"/>
+        </w:rPr>
+        <w:t>CacheService</w:t>
+      </w:r>
+      <w:proofErr w:type="spellEnd"/>
+      <w:r>
+        <w:rPr>
+          <w:rFonts w:cs="Calibri"/>
+          <w:sz w:val="32"/>
+          <w:szCs w:val="32"/>
+        </w:rPr>
+        <w:t xml:space="preserve"> interface, rather than directly depending on </w:t>
+      </w:r>
+      <w:proofErr w:type="spellStart"/>
+      <w:r>
+        <w:rPr>
+          <w:rFonts w:cs="Calibri"/>
+          <w:b/>
+          <w:bCs/>
+          <w:sz w:val="32"/>
+          <w:szCs w:val="32"/>
+        </w:rPr>
+        <w:t>SharedPreferences</w:t>
+      </w:r>
+      <w:proofErr w:type="spellEnd"/>
+    </w:p>
+    <w:p>
+      <w:pPr>
+        <w:jc w:val="both"/>
+        <w:rPr>
+          <w:rFonts w:cs="Calibri"/>
+          <w:sz w:val="32"/>
+          <w:szCs w:val="32"/>
+        </w:rPr>
+      </w:pPr>
+      <w:r>
+        <w:rPr>
+          <w:rFonts w:cs="Calibri"/>
+          <w:sz w:val="32"/>
+          <w:szCs w:val="32"/>
+        </w:rPr>
+        <w:t xml:space="preserve"># This pattern is </w:t>
+      </w:r>
+      <w:r>
+        <w:rPr>
+          <w:rFonts w:cs="Calibri"/>
+          <w:sz w:val="32"/>
+          <w:szCs w:val="32"/>
+        </w:rPr>
+        <w:t>highly</w:t>
+      </w:r>
+      <w:r>
+        <w:rPr>
+          <w:rFonts w:cs="Calibri"/>
+          <w:sz w:val="32"/>
+          <w:szCs w:val="32"/>
+        </w:rPr>
+        <w:t xml:space="preserve"> used in Testing. There’s also </w:t>
+      </w:r>
+      <w:proofErr w:type="spellStart"/>
+      <w:r>
+        <w:rPr>
+          <w:rFonts w:cs="Calibri"/>
+          <w:b/>
+          <w:bCs/>
+          <w:sz w:val="32"/>
+          <w:szCs w:val="32"/>
+        </w:rPr>
+        <w:t>get_</w:t>
+      </w:r>
+      <w:proofErr w:type="gramStart"/>
+      <w:r>
+        <w:rPr>
+          <w:rFonts w:cs="Calibri"/>
+          <w:b/>
+          <w:bCs/>
+          <w:sz w:val="32"/>
+          <w:szCs w:val="32"/>
+        </w:rPr>
+        <w:t>it</w:t>
+      </w:r>
+      <w:proofErr w:type="spellEnd"/>
+      <w:proofErr w:type="gramEnd"/>
+      <w:r>
+        <w:rPr>
+          <w:rFonts w:cs="Calibri"/>
+          <w:b/>
+          <w:bCs/>
+          <w:sz w:val="32"/>
+          <w:szCs w:val="32"/>
+        </w:rPr>
+        <w:t xml:space="preserve"> </w:t>
+      </w:r>
+      <w:r>
+        <w:rPr>
+          <w:rFonts w:cs="Calibri"/>
+          <w:sz w:val="32"/>
+          <w:szCs w:val="32"/>
+        </w:rPr>
+        <w:t xml:space="preserve">example of this too SEE f3 state management folders </w:t>
+      </w:r>
+      <w:r>
+        <w:rPr>
+          <w:rFonts w:cs="Calibri"/>
+          <w:sz w:val="32"/>
+          <w:szCs w:val="32"/>
+        </w:rPr>
+        <w:t>f</w:t>
+      </w:r>
+      <w:r>
+        <w:rPr>
+          <w:rFonts w:cs="Calibri"/>
+          <w:sz w:val="32"/>
+          <w:szCs w:val="32"/>
+        </w:rPr>
+        <w:t xml:space="preserve">6 </w:t>
+      </w:r>
+      <w:r>
+        <w:rPr>
+          <w:rFonts w:cs="Calibri"/>
+          <w:sz w:val="32"/>
+          <w:szCs w:val="32"/>
+        </w:rPr>
+        <w:t>get</w:t>
+      </w:r>
+      <w:r>
+        <w:rPr>
+          <w:rFonts w:cs="Calibri"/>
+          <w:sz w:val="32"/>
+          <w:szCs w:val="32"/>
+        </w:rPr>
+        <w:t xml:space="preserve"> </w:t>
+      </w:r>
+      <w:r>
+        <w:rPr>
+          <w:rFonts w:cs="Calibri"/>
+          <w:sz w:val="32"/>
+          <w:szCs w:val="32"/>
+        </w:rPr>
+        <w:t>it</w:t>
+      </w:r>
+      <w:r>
+        <w:rPr>
+          <w:rFonts w:cs="Calibri"/>
+          <w:sz w:val="32"/>
+          <w:szCs w:val="32"/>
+        </w:rPr>
+        <w:t xml:space="preserve"> </w:t>
+      </w:r>
+      <w:r>
+        <w:rPr>
+          <w:rFonts w:cs="Calibri"/>
+          <w:sz w:val="32"/>
+          <w:szCs w:val="32"/>
+        </w:rPr>
+        <w:t>service</w:t>
+      </w:r>
+      <w:r>
+        <w:rPr>
+          <w:rFonts w:cs="Calibri"/>
+          <w:sz w:val="32"/>
+          <w:szCs w:val="32"/>
+        </w:rPr>
+        <w:t xml:space="preserve"> </w:t>
+      </w:r>
+      <w:r>
+        <w:rPr>
+          <w:rFonts w:cs="Calibri"/>
+          <w:sz w:val="32"/>
+          <w:szCs w:val="32"/>
+        </w:rPr>
+        <w:t>locator</w:t>
+      </w:r>
+      <w:r>
+        <w:rPr>
+          <w:rFonts w:cs="Calibri"/>
+          <w:sz w:val="32"/>
+          <w:szCs w:val="32"/>
+        </w:rPr>
+        <w:t xml:space="preserve"> </w:t>
+      </w:r>
+      <w:r>
+        <w:rPr>
+          <w:rFonts w:cs="Calibri"/>
+          <w:sz w:val="32"/>
+          <w:szCs w:val="32"/>
+        </w:rPr>
+        <w:t>doc</w:t>
       </w:r>
     </w:p>
     <w:p>
@@ -13837,7 +15583,6 @@
           <w:sz w:val="32"/>
           <w:szCs w:val="32"/>
         </w:rPr>
-        <w:lastRenderedPageBreak/>
         <w:t xml:space="preserve">  void </w:t>
       </w:r>
       <w:proofErr w:type="gramStart"/>
@@ -13977,6 +15722,7 @@
           <w:sz w:val="32"/>
           <w:szCs w:val="32"/>
         </w:rPr>
+        <w:lastRenderedPageBreak/>
         <w:t>State&lt;</w:t>
       </w:r>
       <w:proofErr w:type="spellStart"/>
@@ -14403,7 +16149,6 @@
           <w:sz w:val="28"/>
           <w:szCs w:val="28"/>
         </w:rPr>
-        <w:lastRenderedPageBreak/>
         <w:t>"Every Dart class can be used as an interface."</w:t>
       </w:r>
     </w:p>
@@ -15165,7 +16910,304 @@
           <w:sz w:val="32"/>
           <w:szCs w:val="32"/>
         </w:rPr>
+        <w:t>}</w:t>
+      </w:r>
+    </w:p>
+    <w:p>
+      <w:pPr>
+        <w:jc w:val="both"/>
+        <w:rPr>
+          <w:rFonts w:cs="Calibri"/>
+          <w:sz w:val="32"/>
+          <w:szCs w:val="32"/>
+        </w:rPr>
+      </w:pPr>
+      <w:r>
+        <w:rPr>
+          <w:rFonts w:cs="Calibri"/>
+          <w:sz w:val="32"/>
+          <w:szCs w:val="32"/>
+        </w:rPr>
+        <w:t># Output:</w:t>
+      </w:r>
+    </w:p>
+    <w:p>
+      <w:pPr>
+        <w:jc w:val="both"/>
+        <w:rPr>
+          <w:rFonts w:cs="Calibri"/>
+          <w:b/>
+          <w:bCs/>
+          <w:sz w:val="32"/>
+          <w:szCs w:val="32"/>
+        </w:rPr>
+      </w:pPr>
+      <w:r>
+        <w:rPr>
+          <w:rFonts w:cs="Calibri"/>
+          <w:b/>
+          <w:bCs/>
+          <w:sz w:val="32"/>
+          <w:szCs w:val="32"/>
+        </w:rPr>
+        <w:t>Flying</w:t>
+      </w:r>
+    </w:p>
+    <w:p>
+      <w:pPr>
+        <w:jc w:val="both"/>
+        <w:rPr>
+          <w:rFonts w:cs="Calibri"/>
+          <w:b/>
+          <w:bCs/>
+          <w:sz w:val="32"/>
+          <w:szCs w:val="32"/>
+        </w:rPr>
+      </w:pPr>
+      <w:r>
+        <w:rPr>
+          <w:rFonts w:cs="Calibri"/>
+          <w:b/>
+          <w:bCs/>
+          <w:sz w:val="32"/>
+          <w:szCs w:val="32"/>
+        </w:rPr>
+        <w:t>Swimming</w:t>
+      </w:r>
+    </w:p>
+    <w:p>
+      <w:pPr>
+        <w:jc w:val="both"/>
+        <w:rPr>
+          <w:rFonts w:cs="Calibri"/>
+          <w:sz w:val="32"/>
+          <w:szCs w:val="32"/>
+        </w:rPr>
+      </w:pPr>
+      <w:r>
+        <w:rPr>
+          <w:rFonts w:cs="Calibri"/>
+          <w:sz w:val="32"/>
+          <w:szCs w:val="32"/>
+        </w:rPr>
         <w:lastRenderedPageBreak/>
+        <w:t># NOTE, if two</w:t>
+      </w:r>
+      <w:r>
+        <w:rPr>
+          <w:rFonts w:cs="Calibri"/>
+          <w:b/>
+          <w:bCs/>
+          <w:sz w:val="32"/>
+          <w:szCs w:val="32"/>
+        </w:rPr>
+        <w:t xml:space="preserve"> </w:t>
+      </w:r>
+      <w:proofErr w:type="spellStart"/>
+      <w:r>
+        <w:rPr>
+          <w:rFonts w:cs="Calibri"/>
+          <w:b/>
+          <w:bCs/>
+          <w:sz w:val="32"/>
+          <w:szCs w:val="32"/>
+        </w:rPr>
+        <w:t>mixins</w:t>
+      </w:r>
+      <w:proofErr w:type="spellEnd"/>
+      <w:r>
+        <w:rPr>
+          <w:rFonts w:cs="Calibri"/>
+          <w:sz w:val="32"/>
+          <w:szCs w:val="32"/>
+        </w:rPr>
+        <w:t xml:space="preserve"> have the same method, the rightmost </w:t>
+      </w:r>
+      <w:proofErr w:type="spellStart"/>
+      <w:r>
+        <w:rPr>
+          <w:rFonts w:cs="Calibri"/>
+          <w:b/>
+          <w:bCs/>
+          <w:sz w:val="32"/>
+          <w:szCs w:val="32"/>
+        </w:rPr>
+        <w:t>mixin</w:t>
+      </w:r>
+      <w:proofErr w:type="spellEnd"/>
+      <w:r>
+        <w:rPr>
+          <w:rFonts w:cs="Calibri"/>
+          <w:sz w:val="32"/>
+          <w:szCs w:val="32"/>
+        </w:rPr>
+        <w:t xml:space="preserve"> wins. If all define</w:t>
+      </w:r>
+      <w:r>
+        <w:rPr>
+          <w:rFonts w:cs="Calibri"/>
+          <w:b/>
+          <w:bCs/>
+          <w:sz w:val="32"/>
+          <w:szCs w:val="32"/>
+        </w:rPr>
+        <w:t xml:space="preserve"> </w:t>
+      </w:r>
+      <w:proofErr w:type="gramStart"/>
+      <w:r>
+        <w:rPr>
+          <w:rFonts w:cs="Calibri"/>
+          <w:b/>
+          <w:bCs/>
+          <w:sz w:val="32"/>
+          <w:szCs w:val="32"/>
+        </w:rPr>
+        <w:t>hello(</w:t>
+      </w:r>
+      <w:proofErr w:type="gramEnd"/>
+      <w:r>
+        <w:rPr>
+          <w:rFonts w:cs="Calibri"/>
+          <w:b/>
+          <w:bCs/>
+          <w:sz w:val="32"/>
+          <w:szCs w:val="32"/>
+        </w:rPr>
+        <w:t>)</w:t>
+      </w:r>
+      <w:r>
+        <w:rPr>
+          <w:rFonts w:cs="Calibri"/>
+          <w:sz w:val="32"/>
+          <w:szCs w:val="32"/>
+        </w:rPr>
+        <w:t xml:space="preserve">, </w:t>
+      </w:r>
+      <w:r>
+        <w:rPr>
+          <w:rFonts w:cs="Calibri"/>
+          <w:b/>
+          <w:bCs/>
+          <w:sz w:val="32"/>
+          <w:szCs w:val="32"/>
+        </w:rPr>
+        <w:t>B</w:t>
+      </w:r>
+      <w:r>
+        <w:rPr>
+          <w:rFonts w:cs="Calibri"/>
+          <w:sz w:val="32"/>
+          <w:szCs w:val="32"/>
+        </w:rPr>
+        <w:t>’s version is used</w:t>
+      </w:r>
+    </w:p>
+    <w:p>
+      <w:pPr>
+        <w:jc w:val="both"/>
+        <w:rPr>
+          <w:rFonts w:cs="Calibri"/>
+          <w:b/>
+          <w:bCs/>
+          <w:color w:val="D86DCB" w:themeColor="accent5" w:themeTint="99"/>
+          <w:sz w:val="32"/>
+          <w:szCs w:val="32"/>
+        </w:rPr>
+      </w:pPr>
+      <w:proofErr w:type="spellStart"/>
+      <w:r>
+        <w:rPr>
+          <w:rFonts w:cs="Calibri"/>
+          <w:b/>
+          <w:bCs/>
+          <w:color w:val="D86DCB" w:themeColor="accent5" w:themeTint="99"/>
+          <w:sz w:val="32"/>
+          <w:szCs w:val="32"/>
+        </w:rPr>
+        <w:t>mixin</w:t>
+      </w:r>
+      <w:proofErr w:type="spellEnd"/>
+      <w:r>
+        <w:rPr>
+          <w:rFonts w:cs="Calibri"/>
+          <w:b/>
+          <w:bCs/>
+          <w:color w:val="D86DCB" w:themeColor="accent5" w:themeTint="99"/>
+          <w:sz w:val="32"/>
+          <w:szCs w:val="32"/>
+        </w:rPr>
+        <w:t xml:space="preserve"> A {</w:t>
+      </w:r>
+    </w:p>
+    <w:p>
+      <w:pPr>
+        <w:jc w:val="both"/>
+        <w:rPr>
+          <w:rFonts w:cs="Calibri"/>
+          <w:b/>
+          <w:bCs/>
+          <w:color w:val="D86DCB" w:themeColor="accent5" w:themeTint="99"/>
+          <w:sz w:val="32"/>
+          <w:szCs w:val="32"/>
+        </w:rPr>
+      </w:pPr>
+      <w:r>
+        <w:rPr>
+          <w:rFonts w:cs="Calibri"/>
+          <w:b/>
+          <w:bCs/>
+          <w:color w:val="D86DCB" w:themeColor="accent5" w:themeTint="99"/>
+          <w:sz w:val="32"/>
+          <w:szCs w:val="32"/>
+        </w:rPr>
+        <w:t xml:space="preserve">  void </w:t>
+      </w:r>
+      <w:proofErr w:type="gramStart"/>
+      <w:r>
+        <w:rPr>
+          <w:rFonts w:cs="Calibri"/>
+          <w:b/>
+          <w:bCs/>
+          <w:color w:val="D86DCB" w:themeColor="accent5" w:themeTint="99"/>
+          <w:sz w:val="32"/>
+          <w:szCs w:val="32"/>
+        </w:rPr>
+        <w:t>hello(</w:t>
+      </w:r>
+      <w:proofErr w:type="gramEnd"/>
+      <w:r>
+        <w:rPr>
+          <w:rFonts w:cs="Calibri"/>
+          <w:b/>
+          <w:bCs/>
+          <w:color w:val="D86DCB" w:themeColor="accent5" w:themeTint="99"/>
+          <w:sz w:val="32"/>
+          <w:szCs w:val="32"/>
+        </w:rPr>
+        <w:t>) =&gt; print("A");</w:t>
+      </w:r>
+    </w:p>
+    <w:p>
+      <w:pPr>
+        <w:jc w:val="both"/>
+        <w:rPr>
+          <w:rFonts w:cs="Calibri"/>
+          <w:b/>
+          <w:bCs/>
+          <w:color w:val="D86DCB" w:themeColor="accent5" w:themeTint="99"/>
+          <w:sz w:val="32"/>
+          <w:szCs w:val="32"/>
+        </w:rPr>
+      </w:pPr>
+      <w:r>
+        <w:rPr>
+          <w:rFonts w:cs="Calibri"/>
+          <w:b/>
+          <w:bCs/>
+          <w:color w:val="D86DCB" w:themeColor="accent5" w:themeTint="99"/>
+          <w:sz w:val="32"/>
+          <w:szCs w:val="32"/>
+        </w:rPr>
         <w:t>}</w:t>
       </w:r>
     </w:p>
@@ -15174,85 +17216,375 @@
         <w:jc w:val="both"/>
         <w:rPr>
           <w:rFonts w:cs="Calibri"/>
-          <w:sz w:val="32"/>
-          <w:szCs w:val="32"/>
-        </w:rPr>
-      </w:pPr>
-      <w:r>
-        <w:rPr>
-          <w:rFonts w:cs="Calibri"/>
-          <w:sz w:val="32"/>
-          <w:szCs w:val="32"/>
-        </w:rPr>
-        <w:t># Output:</w:t>
-      </w:r>
-    </w:p>
-    <w:p>
-      <w:pPr>
-        <w:jc w:val="both"/>
-        <w:rPr>
-          <w:rFonts w:cs="Calibri"/>
-          <w:b/>
-          <w:bCs/>
-          <w:sz w:val="32"/>
-          <w:szCs w:val="32"/>
-        </w:rPr>
-      </w:pPr>
-      <w:r>
-        <w:rPr>
-          <w:rFonts w:cs="Calibri"/>
-          <w:b/>
-          <w:bCs/>
-          <w:sz w:val="32"/>
-          <w:szCs w:val="32"/>
-        </w:rPr>
-        <w:t>Flying</w:t>
-      </w:r>
-    </w:p>
-    <w:p>
-      <w:pPr>
-        <w:jc w:val="both"/>
-        <w:rPr>
-          <w:rFonts w:cs="Calibri"/>
-          <w:b/>
-          <w:bCs/>
-          <w:sz w:val="32"/>
-          <w:szCs w:val="32"/>
-        </w:rPr>
-      </w:pPr>
-      <w:r>
-        <w:rPr>
-          <w:rFonts w:cs="Calibri"/>
-          <w:b/>
-          <w:bCs/>
-          <w:sz w:val="32"/>
-          <w:szCs w:val="32"/>
-        </w:rPr>
-        <w:t>Swimming</w:t>
-      </w:r>
-    </w:p>
-    <w:p>
-      <w:pPr>
-        <w:jc w:val="both"/>
-        <w:rPr>
-          <w:rFonts w:cs="Calibri"/>
-          <w:sz w:val="32"/>
-          <w:szCs w:val="32"/>
-        </w:rPr>
-      </w:pPr>
-      <w:r>
-        <w:rPr>
-          <w:rFonts w:cs="Calibri"/>
-          <w:sz w:val="32"/>
-          <w:szCs w:val="32"/>
-        </w:rPr>
-        <w:t># NOTE, if two</w:t>
-      </w:r>
-      <w:r>
-        <w:rPr>
-          <w:rFonts w:cs="Calibri"/>
-          <w:b/>
-          <w:bCs/>
+          <w:b/>
+          <w:bCs/>
+          <w:color w:val="D86DCB" w:themeColor="accent5" w:themeTint="99"/>
+          <w:sz w:val="32"/>
+          <w:szCs w:val="32"/>
+        </w:rPr>
+      </w:pPr>
+      <w:proofErr w:type="spellStart"/>
+      <w:r>
+        <w:rPr>
+          <w:rFonts w:cs="Calibri"/>
+          <w:b/>
+          <w:bCs/>
+          <w:color w:val="D86DCB" w:themeColor="accent5" w:themeTint="99"/>
+          <w:sz w:val="32"/>
+          <w:szCs w:val="32"/>
+        </w:rPr>
+        <w:t>mixin</w:t>
+      </w:r>
+      <w:proofErr w:type="spellEnd"/>
+      <w:r>
+        <w:rPr>
+          <w:rFonts w:cs="Calibri"/>
+          <w:b/>
+          <w:bCs/>
+          <w:color w:val="D86DCB" w:themeColor="accent5" w:themeTint="99"/>
+          <w:sz w:val="32"/>
+          <w:szCs w:val="32"/>
+        </w:rPr>
+        <w:t xml:space="preserve"> B {</w:t>
+      </w:r>
+    </w:p>
+    <w:p>
+      <w:pPr>
+        <w:jc w:val="both"/>
+        <w:rPr>
+          <w:rFonts w:cs="Calibri"/>
+          <w:b/>
+          <w:bCs/>
+          <w:color w:val="D86DCB" w:themeColor="accent5" w:themeTint="99"/>
+          <w:sz w:val="32"/>
+          <w:szCs w:val="32"/>
+        </w:rPr>
+      </w:pPr>
+      <w:r>
+        <w:rPr>
+          <w:rFonts w:cs="Calibri"/>
+          <w:b/>
+          <w:bCs/>
+          <w:color w:val="D86DCB" w:themeColor="accent5" w:themeTint="99"/>
+          <w:sz w:val="32"/>
+          <w:szCs w:val="32"/>
+        </w:rPr>
+        <w:t xml:space="preserve">  void </w:t>
+      </w:r>
+      <w:proofErr w:type="gramStart"/>
+      <w:r>
+        <w:rPr>
+          <w:rFonts w:cs="Calibri"/>
+          <w:b/>
+          <w:bCs/>
+          <w:color w:val="D86DCB" w:themeColor="accent5" w:themeTint="99"/>
+          <w:sz w:val="32"/>
+          <w:szCs w:val="32"/>
+        </w:rPr>
+        <w:t>hello(</w:t>
+      </w:r>
+      <w:proofErr w:type="gramEnd"/>
+      <w:r>
+        <w:rPr>
+          <w:rFonts w:cs="Calibri"/>
+          <w:b/>
+          <w:bCs/>
+          <w:color w:val="D86DCB" w:themeColor="accent5" w:themeTint="99"/>
+          <w:sz w:val="32"/>
+          <w:szCs w:val="32"/>
+        </w:rPr>
+        <w:t>) =&gt; print("B");</w:t>
+      </w:r>
+    </w:p>
+    <w:p>
+      <w:pPr>
+        <w:jc w:val="both"/>
+        <w:rPr>
+          <w:rFonts w:cs="Calibri"/>
+          <w:b/>
+          <w:bCs/>
+          <w:color w:val="D86DCB" w:themeColor="accent5" w:themeTint="99"/>
+          <w:sz w:val="32"/>
+          <w:szCs w:val="32"/>
+        </w:rPr>
+      </w:pPr>
+      <w:r>
+        <w:rPr>
+          <w:rFonts w:cs="Calibri"/>
+          <w:b/>
+          <w:bCs/>
+          <w:color w:val="D86DCB" w:themeColor="accent5" w:themeTint="99"/>
+          <w:sz w:val="32"/>
+          <w:szCs w:val="32"/>
+        </w:rPr>
+        <w:t>}</w:t>
+      </w:r>
+    </w:p>
+    <w:p>
+      <w:pPr>
+        <w:jc w:val="both"/>
+        <w:rPr>
+          <w:rFonts w:cs="Calibri"/>
+          <w:b/>
+          <w:bCs/>
+          <w:color w:val="D86DCB" w:themeColor="accent5" w:themeTint="99"/>
+          <w:sz w:val="32"/>
+          <w:szCs w:val="32"/>
+        </w:rPr>
+      </w:pPr>
+      <w:r>
+        <w:rPr>
+          <w:rFonts w:cs="Calibri"/>
+          <w:b/>
+          <w:bCs/>
+          <w:color w:val="D86DCB" w:themeColor="accent5" w:themeTint="99"/>
+          <w:sz w:val="32"/>
+          <w:szCs w:val="32"/>
+        </w:rPr>
+        <w:t>class Test with A, B {}</w:t>
+      </w:r>
+    </w:p>
+    <w:p>
+      <w:pPr>
+        <w:jc w:val="both"/>
+        <w:rPr>
+          <w:rFonts w:cs="Calibri"/>
+          <w:sz w:val="32"/>
+          <w:szCs w:val="32"/>
+        </w:rPr>
+      </w:pPr>
+    </w:p>
+    <w:p>
+      <w:pPr>
+        <w:jc w:val="both"/>
+        <w:rPr>
+          <w:rFonts w:cs="Calibri"/>
+          <w:sz w:val="32"/>
+          <w:szCs w:val="32"/>
+        </w:rPr>
+      </w:pPr>
+      <w:r>
+        <w:rPr>
+          <w:rFonts w:cs="Calibri"/>
+          <w:sz w:val="32"/>
+          <w:szCs w:val="32"/>
+        </w:rPr>
+        <w:t xml:space="preserve">On Keyword with </w:t>
+      </w:r>
+      <w:proofErr w:type="spellStart"/>
+      <w:r>
+        <w:rPr>
+          <w:rFonts w:cs="Calibri"/>
+          <w:sz w:val="32"/>
+          <w:szCs w:val="32"/>
+        </w:rPr>
+        <w:t>mixin</w:t>
+      </w:r>
+      <w:proofErr w:type="spellEnd"/>
+      <w:r>
+        <w:rPr>
+          <w:rFonts w:cs="Calibri"/>
+          <w:sz w:val="32"/>
+          <w:szCs w:val="32"/>
+        </w:rPr>
+        <w:t xml:space="preserve"> Class:</w:t>
+      </w:r>
+    </w:p>
+    <w:p>
+      <w:pPr>
+        <w:jc w:val="both"/>
+        <w:rPr>
+          <w:rFonts w:cs="Calibri"/>
+          <w:sz w:val="32"/>
+          <w:szCs w:val="32"/>
+        </w:rPr>
+      </w:pPr>
+      <w:r>
+        <w:rPr>
+          <w:rFonts w:cs="Calibri"/>
+          <w:sz w:val="32"/>
+          <w:szCs w:val="32"/>
+        </w:rPr>
+        <w:t xml:space="preserve"># Sometimes a </w:t>
+      </w:r>
+      <w:proofErr w:type="spellStart"/>
+      <w:r>
+        <w:rPr>
+          <w:rFonts w:cs="Calibri"/>
+          <w:b/>
+          <w:bCs/>
+          <w:sz w:val="32"/>
+          <w:szCs w:val="32"/>
+        </w:rPr>
+        <w:t>mixin</w:t>
+      </w:r>
+      <w:proofErr w:type="spellEnd"/>
+      <w:r>
+        <w:rPr>
+          <w:rFonts w:cs="Calibri"/>
+          <w:sz w:val="32"/>
+          <w:szCs w:val="32"/>
+        </w:rPr>
+        <w:t xml:space="preserve"> only makes sense for certain classes. Use </w:t>
+      </w:r>
+      <w:r>
+        <w:rPr>
+          <w:rFonts w:cs="Calibri"/>
+          <w:b/>
+          <w:bCs/>
+          <w:sz w:val="32"/>
+          <w:szCs w:val="32"/>
+        </w:rPr>
+        <w:t>on</w:t>
+      </w:r>
+      <w:r>
+        <w:rPr>
+          <w:rFonts w:cs="Calibri"/>
+          <w:sz w:val="32"/>
+          <w:szCs w:val="32"/>
+        </w:rPr>
+        <w:t xml:space="preserve"> keyword so that child class inheriting that parent class will get the </w:t>
+      </w:r>
+      <w:proofErr w:type="spellStart"/>
+      <w:r>
+        <w:rPr>
+          <w:rFonts w:cs="Calibri"/>
+          <w:b/>
+          <w:bCs/>
+          <w:sz w:val="32"/>
+          <w:szCs w:val="32"/>
+        </w:rPr>
+        <w:t>mixin</w:t>
+      </w:r>
+      <w:proofErr w:type="spellEnd"/>
+    </w:p>
+    <w:p>
+      <w:pPr>
+        <w:jc w:val="both"/>
+        <w:rPr>
+          <w:rFonts w:cs="Calibri"/>
+          <w:b/>
+          <w:bCs/>
+          <w:color w:val="D86DCB" w:themeColor="accent5" w:themeTint="99"/>
+          <w:sz w:val="32"/>
+          <w:szCs w:val="32"/>
+        </w:rPr>
+      </w:pPr>
+      <w:r>
+        <w:rPr>
+          <w:rFonts w:cs="Calibri"/>
+          <w:b/>
+          <w:bCs/>
+          <w:color w:val="D86DCB" w:themeColor="accent5" w:themeTint="99"/>
+          <w:sz w:val="32"/>
+          <w:szCs w:val="32"/>
+        </w:rPr>
+        <w:t>class Animal {</w:t>
+      </w:r>
+    </w:p>
+    <w:p>
+      <w:pPr>
+        <w:jc w:val="both"/>
+        <w:rPr>
+          <w:rFonts w:cs="Calibri"/>
+          <w:b/>
+          <w:bCs/>
+          <w:color w:val="D86DCB" w:themeColor="accent5" w:themeTint="99"/>
+          <w:sz w:val="32"/>
+          <w:szCs w:val="32"/>
+        </w:rPr>
+      </w:pPr>
+      <w:r>
+        <w:rPr>
+          <w:rFonts w:cs="Calibri"/>
+          <w:b/>
+          <w:bCs/>
+          <w:color w:val="D86DCB" w:themeColor="accent5" w:themeTint="99"/>
+          <w:sz w:val="32"/>
+          <w:szCs w:val="32"/>
+        </w:rPr>
+        <w:t xml:space="preserve">  void </w:t>
+      </w:r>
+      <w:proofErr w:type="gramStart"/>
+      <w:r>
+        <w:rPr>
+          <w:rFonts w:cs="Calibri"/>
+          <w:b/>
+          <w:bCs/>
+          <w:color w:val="D86DCB" w:themeColor="accent5" w:themeTint="99"/>
+          <w:sz w:val="32"/>
+          <w:szCs w:val="32"/>
+        </w:rPr>
+        <w:t>eat(</w:t>
+      </w:r>
+      <w:proofErr w:type="gramEnd"/>
+      <w:r>
+        <w:rPr>
+          <w:rFonts w:cs="Calibri"/>
+          <w:b/>
+          <w:bCs/>
+          <w:color w:val="D86DCB" w:themeColor="accent5" w:themeTint="99"/>
+          <w:sz w:val="32"/>
+          <w:szCs w:val="32"/>
+        </w:rPr>
+        <w:t>) =&gt; print("Eating");</w:t>
+      </w:r>
+    </w:p>
+    <w:p>
+      <w:pPr>
+        <w:jc w:val="both"/>
+        <w:rPr>
+          <w:rFonts w:cs="Calibri"/>
+          <w:b/>
+          <w:bCs/>
+          <w:color w:val="D86DCB" w:themeColor="accent5" w:themeTint="99"/>
+          <w:sz w:val="32"/>
+          <w:szCs w:val="32"/>
+        </w:rPr>
+      </w:pPr>
+      <w:r>
+        <w:rPr>
+          <w:rFonts w:cs="Calibri"/>
+          <w:b/>
+          <w:bCs/>
+          <w:color w:val="D86DCB" w:themeColor="accent5" w:themeTint="99"/>
+          <w:sz w:val="32"/>
+          <w:szCs w:val="32"/>
+        </w:rPr>
+        <w:t>}</w:t>
+      </w:r>
+    </w:p>
+    <w:p>
+      <w:pPr>
+        <w:jc w:val="both"/>
+        <w:rPr>
+          <w:rFonts w:cs="Calibri"/>
+          <w:b/>
+          <w:bCs/>
+          <w:color w:val="D86DCB" w:themeColor="accent5" w:themeTint="99"/>
+          <w:sz w:val="32"/>
+          <w:szCs w:val="32"/>
+        </w:rPr>
+      </w:pPr>
+      <w:proofErr w:type="spellStart"/>
+      <w:r>
+        <w:rPr>
+          <w:rFonts w:cs="Calibri"/>
+          <w:b/>
+          <w:bCs/>
+          <w:color w:val="D86DCB" w:themeColor="accent5" w:themeTint="99"/>
+          <w:sz w:val="32"/>
+          <w:szCs w:val="32"/>
+        </w:rPr>
+        <w:t>mixin</w:t>
+      </w:r>
+      <w:proofErr w:type="spellEnd"/>
+      <w:r>
+        <w:rPr>
+          <w:rFonts w:cs="Calibri"/>
+          <w:b/>
+          <w:bCs/>
+          <w:color w:val="D86DCB" w:themeColor="accent5" w:themeTint="99"/>
           <w:sz w:val="32"/>
           <w:szCs w:val="32"/>
         </w:rPr>
@@ -15264,49 +17596,47 @@
           <w:rFonts w:cs="Calibri"/>
           <w:b/>
           <w:bCs/>
-          <w:sz w:val="32"/>
-          <w:szCs w:val="32"/>
-        </w:rPr>
-        <w:t>mixins</w:t>
+          <w:color w:val="D86DCB" w:themeColor="accent5" w:themeTint="99"/>
+          <w:sz w:val="32"/>
+          <w:szCs w:val="32"/>
+        </w:rPr>
+        <w:t>CanRun</w:t>
       </w:r>
       <w:proofErr w:type="spellEnd"/>
       <w:r>
         <w:rPr>
           <w:rFonts w:cs="Calibri"/>
-          <w:sz w:val="32"/>
-          <w:szCs w:val="32"/>
-        </w:rPr>
-        <w:t xml:space="preserve"> have the same method, the rightmost </w:t>
-      </w:r>
-      <w:proofErr w:type="spellStart"/>
-      <w:r>
-        <w:rPr>
-          <w:rFonts w:cs="Calibri"/>
-          <w:b/>
-          <w:bCs/>
-          <w:sz w:val="32"/>
-          <w:szCs w:val="32"/>
-        </w:rPr>
-        <w:t>mixin</w:t>
-      </w:r>
-      <w:proofErr w:type="spellEnd"/>
-      <w:r>
-        <w:rPr>
-          <w:rFonts w:cs="Calibri"/>
-          <w:sz w:val="32"/>
-          <w:szCs w:val="32"/>
-        </w:rPr>
-        <w:t xml:space="preserve"> wins. If all define</w:t>
-      </w:r>
-      <w:r>
-        <w:rPr>
-          <w:rFonts w:cs="Calibri"/>
-          <w:b/>
-          <w:bCs/>
-          <w:sz w:val="32"/>
-          <w:szCs w:val="32"/>
-        </w:rPr>
-        <w:t xml:space="preserve"> </w:t>
+          <w:b/>
+          <w:bCs/>
+          <w:color w:val="D86DCB" w:themeColor="accent5" w:themeTint="99"/>
+          <w:sz w:val="32"/>
+          <w:szCs w:val="32"/>
+        </w:rPr>
+        <w:t xml:space="preserve"> on Animal {</w:t>
+      </w:r>
+    </w:p>
+    <w:p>
+      <w:pPr>
+        <w:jc w:val="both"/>
+        <w:rPr>
+          <w:rFonts w:cs="Calibri"/>
+          <w:b/>
+          <w:bCs/>
+          <w:color w:val="D86DCB" w:themeColor="accent5" w:themeTint="99"/>
+          <w:sz w:val="32"/>
+          <w:szCs w:val="32"/>
+        </w:rPr>
+      </w:pPr>
+      <w:r>
+        <w:rPr>
+          <w:rFonts w:cs="Calibri"/>
+          <w:b/>
+          <w:bCs/>
+          <w:color w:val="D86DCB" w:themeColor="accent5" w:themeTint="99"/>
+          <w:sz w:val="32"/>
+          <w:szCs w:val="32"/>
+        </w:rPr>
+        <w:t xml:space="preserve">  void </w:t>
       </w:r>
       <w:proofErr w:type="gramStart"/>
       <w:r>
@@ -15314,10 +17644,11 @@
           <w:rFonts w:cs="Calibri"/>
           <w:b/>
           <w:bCs/>
-          <w:sz w:val="32"/>
-          <w:szCs w:val="32"/>
-        </w:rPr>
-        <w:t>hello(</w:t>
+          <w:color w:val="D86DCB" w:themeColor="accent5" w:themeTint="99"/>
+          <w:sz w:val="32"/>
+          <w:szCs w:val="32"/>
+        </w:rPr>
+        <w:t>run(</w:t>
       </w:r>
       <w:proofErr w:type="gramEnd"/>
       <w:r>
@@ -15325,97 +17656,35 @@
           <w:rFonts w:cs="Calibri"/>
           <w:b/>
           <w:bCs/>
-          <w:sz w:val="32"/>
-          <w:szCs w:val="32"/>
-        </w:rPr>
-        <w:t>)</w:t>
-      </w:r>
-      <w:r>
-        <w:rPr>
-          <w:rFonts w:cs="Calibri"/>
-          <w:sz w:val="32"/>
-          <w:szCs w:val="32"/>
-        </w:rPr>
-        <w:t xml:space="preserve">, </w:t>
-      </w:r>
-      <w:r>
-        <w:rPr>
-          <w:rFonts w:cs="Calibri"/>
-          <w:b/>
-          <w:bCs/>
-          <w:sz w:val="32"/>
-          <w:szCs w:val="32"/>
-        </w:rPr>
-        <w:t>B</w:t>
-      </w:r>
-      <w:r>
-        <w:rPr>
-          <w:rFonts w:cs="Calibri"/>
-          <w:sz w:val="32"/>
-          <w:szCs w:val="32"/>
-        </w:rPr>
-        <w:t>’s version is used</w:t>
-      </w:r>
-    </w:p>
-    <w:p>
-      <w:pPr>
-        <w:jc w:val="both"/>
-        <w:rPr>
-          <w:rFonts w:cs="Calibri"/>
-          <w:b/>
-          <w:bCs/>
-          <w:color w:val="D86DCB" w:themeColor="accent5" w:themeTint="99"/>
-          <w:sz w:val="32"/>
-          <w:szCs w:val="32"/>
-        </w:rPr>
-      </w:pPr>
-      <w:proofErr w:type="spellStart"/>
-      <w:r>
-        <w:rPr>
-          <w:rFonts w:cs="Calibri"/>
-          <w:b/>
-          <w:bCs/>
-          <w:color w:val="D86DCB" w:themeColor="accent5" w:themeTint="99"/>
-          <w:sz w:val="32"/>
-          <w:szCs w:val="32"/>
-        </w:rPr>
-        <w:t>mixin</w:t>
-      </w:r>
-      <w:proofErr w:type="spellEnd"/>
-      <w:r>
-        <w:rPr>
-          <w:rFonts w:cs="Calibri"/>
-          <w:b/>
-          <w:bCs/>
-          <w:color w:val="D86DCB" w:themeColor="accent5" w:themeTint="99"/>
-          <w:sz w:val="32"/>
-          <w:szCs w:val="32"/>
-        </w:rPr>
-        <w:t xml:space="preserve"> A {</w:t>
-      </w:r>
-    </w:p>
-    <w:p>
-      <w:pPr>
-        <w:jc w:val="both"/>
-        <w:rPr>
-          <w:rFonts w:cs="Calibri"/>
-          <w:b/>
-          <w:bCs/>
-          <w:color w:val="D86DCB" w:themeColor="accent5" w:themeTint="99"/>
-          <w:sz w:val="32"/>
-          <w:szCs w:val="32"/>
-        </w:rPr>
-      </w:pPr>
-      <w:r>
-        <w:rPr>
-          <w:rFonts w:cs="Calibri"/>
-          <w:b/>
-          <w:bCs/>
-          <w:color w:val="D86DCB" w:themeColor="accent5" w:themeTint="99"/>
-          <w:sz w:val="32"/>
-          <w:szCs w:val="32"/>
-        </w:rPr>
-        <w:t xml:space="preserve">  void </w:t>
+          <w:color w:val="D86DCB" w:themeColor="accent5" w:themeTint="99"/>
+          <w:sz w:val="32"/>
+          <w:szCs w:val="32"/>
+        </w:rPr>
+        <w:t>) {</w:t>
+      </w:r>
+    </w:p>
+    <w:p>
+      <w:pPr>
+        <w:jc w:val="both"/>
+        <w:rPr>
+          <w:rFonts w:cs="Calibri"/>
+          <w:b/>
+          <w:bCs/>
+          <w:color w:val="D86DCB" w:themeColor="accent5" w:themeTint="99"/>
+          <w:sz w:val="32"/>
+          <w:szCs w:val="32"/>
+        </w:rPr>
+      </w:pPr>
+      <w:r>
+        <w:rPr>
+          <w:rFonts w:cs="Calibri"/>
+          <w:b/>
+          <w:bCs/>
+          <w:color w:val="D86DCB" w:themeColor="accent5" w:themeTint="99"/>
+          <w:sz w:val="32"/>
+          <w:szCs w:val="32"/>
+        </w:rPr>
+        <w:t xml:space="preserve">    </w:t>
       </w:r>
       <w:proofErr w:type="gramStart"/>
       <w:r>
@@ -15427,7 +17696,7 @@
           <w:sz w:val="32"/>
           <w:szCs w:val="32"/>
         </w:rPr>
-        <w:t>hello(</w:t>
+        <w:t>eat(</w:t>
       </w:r>
       <w:proofErr w:type="gramEnd"/>
       <w:r>
@@ -15439,7 +17708,55 @@
           <w:sz w:val="32"/>
           <w:szCs w:val="32"/>
         </w:rPr>
-        <w:t>) =&gt; print("A");</w:t>
+        <w:t>); // Allowed because Animal has eat()</w:t>
+      </w:r>
+    </w:p>
+    <w:p>
+      <w:pPr>
+        <w:jc w:val="both"/>
+        <w:rPr>
+          <w:rFonts w:cs="Calibri"/>
+          <w:b/>
+          <w:bCs/>
+          <w:color w:val="D86DCB" w:themeColor="accent5" w:themeTint="99"/>
+          <w:sz w:val="32"/>
+          <w:szCs w:val="32"/>
+        </w:rPr>
+      </w:pPr>
+      <w:r>
+        <w:rPr>
+          <w:rFonts w:cs="Calibri"/>
+          <w:b/>
+          <w:bCs/>
+          <w:color w:val="D86DCB" w:themeColor="accent5" w:themeTint="99"/>
+          <w:sz w:val="32"/>
+          <w:szCs w:val="32"/>
+        </w:rPr>
+        <w:t xml:space="preserve">    print("Running");</w:t>
+      </w:r>
+    </w:p>
+    <w:p>
+      <w:pPr>
+        <w:jc w:val="both"/>
+        <w:rPr>
+          <w:rFonts w:cs="Calibri"/>
+          <w:b/>
+          <w:bCs/>
+          <w:color w:val="D86DCB" w:themeColor="accent5" w:themeTint="99"/>
+          <w:sz w:val="32"/>
+          <w:szCs w:val="32"/>
+        </w:rPr>
+      </w:pPr>
+      <w:r>
+        <w:rPr>
+          <w:rFonts w:cs="Calibri"/>
+          <w:b/>
+          <w:bCs/>
+          <w:color w:val="D86DCB" w:themeColor="accent5" w:themeTint="99"/>
+          <w:sz w:val="32"/>
+          <w:szCs w:val="32"/>
+        </w:rPr>
+        <w:t xml:space="preserve">  }</w:t>
       </w:r>
     </w:p>
     <w:p>
@@ -15471,589 +17788,17 @@
         <w:jc w:val="both"/>
         <w:rPr>
           <w:rFonts w:cs="Calibri"/>
-          <w:b/>
-          <w:bCs/>
-          <w:color w:val="D86DCB" w:themeColor="accent5" w:themeTint="99"/>
-          <w:sz w:val="32"/>
-          <w:szCs w:val="32"/>
-        </w:rPr>
-      </w:pPr>
-      <w:proofErr w:type="spellStart"/>
-      <w:r>
-        <w:rPr>
-          <w:rFonts w:cs="Calibri"/>
-          <w:b/>
-          <w:bCs/>
-          <w:color w:val="D86DCB" w:themeColor="accent5" w:themeTint="99"/>
-          <w:sz w:val="32"/>
-          <w:szCs w:val="32"/>
-        </w:rPr>
-        <w:t>mixin</w:t>
-      </w:r>
-      <w:proofErr w:type="spellEnd"/>
-      <w:r>
-        <w:rPr>
-          <w:rFonts w:cs="Calibri"/>
-          <w:b/>
-          <w:bCs/>
-          <w:color w:val="D86DCB" w:themeColor="accent5" w:themeTint="99"/>
-          <w:sz w:val="32"/>
-          <w:szCs w:val="32"/>
-        </w:rPr>
-        <w:t xml:space="preserve"> B {</w:t>
-      </w:r>
-    </w:p>
-    <w:p>
-      <w:pPr>
-        <w:jc w:val="both"/>
-        <w:rPr>
-          <w:rFonts w:cs="Calibri"/>
-          <w:b/>
-          <w:bCs/>
-          <w:color w:val="D86DCB" w:themeColor="accent5" w:themeTint="99"/>
-          <w:sz w:val="32"/>
-          <w:szCs w:val="32"/>
-        </w:rPr>
-      </w:pPr>
-      <w:r>
-        <w:rPr>
-          <w:rFonts w:cs="Calibri"/>
-          <w:b/>
-          <w:bCs/>
-          <w:color w:val="D86DCB" w:themeColor="accent5" w:themeTint="99"/>
-          <w:sz w:val="32"/>
-          <w:szCs w:val="32"/>
-        </w:rPr>
-        <w:t xml:space="preserve">  void </w:t>
-      </w:r>
-      <w:proofErr w:type="gramStart"/>
-      <w:r>
-        <w:rPr>
-          <w:rFonts w:cs="Calibri"/>
-          <w:b/>
-          <w:bCs/>
-          <w:color w:val="D86DCB" w:themeColor="accent5" w:themeTint="99"/>
-          <w:sz w:val="32"/>
-          <w:szCs w:val="32"/>
-        </w:rPr>
-        <w:t>hello(</w:t>
-      </w:r>
-      <w:proofErr w:type="gramEnd"/>
-      <w:r>
-        <w:rPr>
-          <w:rFonts w:cs="Calibri"/>
-          <w:b/>
-          <w:bCs/>
-          <w:color w:val="D86DCB" w:themeColor="accent5" w:themeTint="99"/>
-          <w:sz w:val="32"/>
-          <w:szCs w:val="32"/>
-        </w:rPr>
-        <w:t>) =&gt; print("B");</w:t>
-      </w:r>
-    </w:p>
-    <w:p>
-      <w:pPr>
-        <w:jc w:val="both"/>
-        <w:rPr>
-          <w:rFonts w:cs="Calibri"/>
-          <w:b/>
-          <w:bCs/>
-          <w:color w:val="D86DCB" w:themeColor="accent5" w:themeTint="99"/>
-          <w:sz w:val="32"/>
-          <w:szCs w:val="32"/>
-        </w:rPr>
-      </w:pPr>
-      <w:r>
-        <w:rPr>
-          <w:rFonts w:cs="Calibri"/>
-          <w:b/>
-          <w:bCs/>
-          <w:color w:val="D86DCB" w:themeColor="accent5" w:themeTint="99"/>
-          <w:sz w:val="32"/>
-          <w:szCs w:val="32"/>
-        </w:rPr>
-        <w:t>}</w:t>
-      </w:r>
-    </w:p>
-    <w:p>
-      <w:pPr>
-        <w:jc w:val="both"/>
-        <w:rPr>
-          <w:rFonts w:cs="Calibri"/>
-          <w:b/>
-          <w:bCs/>
-          <w:color w:val="D86DCB" w:themeColor="accent5" w:themeTint="99"/>
-          <w:sz w:val="32"/>
-          <w:szCs w:val="32"/>
-        </w:rPr>
-      </w:pPr>
-      <w:r>
-        <w:rPr>
-          <w:rFonts w:cs="Calibri"/>
-          <w:b/>
-          <w:bCs/>
-          <w:color w:val="D86DCB" w:themeColor="accent5" w:themeTint="99"/>
-          <w:sz w:val="32"/>
-          <w:szCs w:val="32"/>
-        </w:rPr>
-        <w:t>class Test with A, B {}</w:t>
-      </w:r>
-    </w:p>
-    <w:p>
-      <w:pPr>
-        <w:jc w:val="both"/>
-        <w:rPr>
-          <w:rFonts w:cs="Calibri"/>
-          <w:sz w:val="32"/>
-          <w:szCs w:val="32"/>
-        </w:rPr>
-      </w:pPr>
-    </w:p>
-    <w:p>
-      <w:pPr>
-        <w:jc w:val="both"/>
-        <w:rPr>
-          <w:rFonts w:cs="Calibri"/>
-          <w:sz w:val="32"/>
-          <w:szCs w:val="32"/>
-        </w:rPr>
-      </w:pPr>
-      <w:r>
-        <w:rPr>
-          <w:rFonts w:cs="Calibri"/>
-          <w:sz w:val="32"/>
-          <w:szCs w:val="32"/>
-        </w:rPr>
-        <w:t xml:space="preserve">On Keyword with </w:t>
-      </w:r>
-      <w:proofErr w:type="spellStart"/>
-      <w:r>
-        <w:rPr>
-          <w:rFonts w:cs="Calibri"/>
-          <w:sz w:val="32"/>
-          <w:szCs w:val="32"/>
-        </w:rPr>
-        <w:t>mixin</w:t>
-      </w:r>
-      <w:proofErr w:type="spellEnd"/>
-      <w:r>
-        <w:rPr>
-          <w:rFonts w:cs="Calibri"/>
-          <w:sz w:val="32"/>
-          <w:szCs w:val="32"/>
-        </w:rPr>
-        <w:t xml:space="preserve"> Class:</w:t>
-      </w:r>
-    </w:p>
-    <w:p>
-      <w:pPr>
-        <w:jc w:val="both"/>
-        <w:rPr>
-          <w:rFonts w:cs="Calibri"/>
-          <w:sz w:val="32"/>
-          <w:szCs w:val="32"/>
-        </w:rPr>
-      </w:pPr>
-      <w:r>
-        <w:rPr>
-          <w:rFonts w:cs="Calibri"/>
-          <w:sz w:val="32"/>
-          <w:szCs w:val="32"/>
-        </w:rPr>
-        <w:t xml:space="preserve"># Sometimes a </w:t>
-      </w:r>
-      <w:proofErr w:type="spellStart"/>
-      <w:r>
-        <w:rPr>
-          <w:rFonts w:cs="Calibri"/>
-          <w:b/>
-          <w:bCs/>
-          <w:sz w:val="32"/>
-          <w:szCs w:val="32"/>
-        </w:rPr>
-        <w:t>mixin</w:t>
-      </w:r>
-      <w:proofErr w:type="spellEnd"/>
-      <w:r>
-        <w:rPr>
-          <w:rFonts w:cs="Calibri"/>
-          <w:sz w:val="32"/>
-          <w:szCs w:val="32"/>
-        </w:rPr>
-        <w:t xml:space="preserve"> only makes sense for certain classes. Use </w:t>
-      </w:r>
-      <w:r>
-        <w:rPr>
-          <w:rFonts w:cs="Calibri"/>
-          <w:b/>
-          <w:bCs/>
-          <w:sz w:val="32"/>
-          <w:szCs w:val="32"/>
-        </w:rPr>
-        <w:t>on</w:t>
-      </w:r>
-      <w:r>
-        <w:rPr>
-          <w:rFonts w:cs="Calibri"/>
-          <w:sz w:val="32"/>
-          <w:szCs w:val="32"/>
-        </w:rPr>
-        <w:t xml:space="preserve"> keyword so that child class inheriting that parent class will get the </w:t>
-      </w:r>
-      <w:proofErr w:type="spellStart"/>
-      <w:r>
-        <w:rPr>
-          <w:rFonts w:cs="Calibri"/>
-          <w:b/>
-          <w:bCs/>
-          <w:sz w:val="32"/>
-          <w:szCs w:val="32"/>
-        </w:rPr>
-        <w:t>mixin</w:t>
-      </w:r>
-      <w:proofErr w:type="spellEnd"/>
-    </w:p>
-    <w:p>
-      <w:pPr>
-        <w:jc w:val="both"/>
-        <w:rPr>
-          <w:rFonts w:cs="Calibri"/>
-          <w:b/>
-          <w:bCs/>
-          <w:color w:val="D86DCB" w:themeColor="accent5" w:themeTint="99"/>
-          <w:sz w:val="32"/>
-          <w:szCs w:val="32"/>
-        </w:rPr>
-      </w:pPr>
-      <w:r>
-        <w:rPr>
-          <w:rFonts w:cs="Calibri"/>
-          <w:b/>
-          <w:bCs/>
-          <w:color w:val="D86DCB" w:themeColor="accent5" w:themeTint="99"/>
-          <w:sz w:val="32"/>
-          <w:szCs w:val="32"/>
-        </w:rPr>
-        <w:t>class Animal {</w:t>
-      </w:r>
-    </w:p>
-    <w:p>
-      <w:pPr>
-        <w:jc w:val="both"/>
-        <w:rPr>
-          <w:rFonts w:cs="Calibri"/>
-          <w:b/>
-          <w:bCs/>
-          <w:color w:val="D86DCB" w:themeColor="accent5" w:themeTint="99"/>
-          <w:sz w:val="32"/>
-          <w:szCs w:val="32"/>
-        </w:rPr>
-      </w:pPr>
-      <w:r>
-        <w:rPr>
-          <w:rFonts w:cs="Calibri"/>
-          <w:b/>
-          <w:bCs/>
-          <w:color w:val="D86DCB" w:themeColor="accent5" w:themeTint="99"/>
-          <w:sz w:val="32"/>
-          <w:szCs w:val="32"/>
-        </w:rPr>
-        <w:t xml:space="preserve">  void </w:t>
-      </w:r>
-      <w:proofErr w:type="gramStart"/>
-      <w:r>
-        <w:rPr>
-          <w:rFonts w:cs="Calibri"/>
-          <w:b/>
-          <w:bCs/>
-          <w:color w:val="D86DCB" w:themeColor="accent5" w:themeTint="99"/>
-          <w:sz w:val="32"/>
-          <w:szCs w:val="32"/>
-        </w:rPr>
-        <w:t>eat(</w:t>
-      </w:r>
-      <w:proofErr w:type="gramEnd"/>
-      <w:r>
-        <w:rPr>
-          <w:rFonts w:cs="Calibri"/>
-          <w:b/>
-          <w:bCs/>
-          <w:color w:val="D86DCB" w:themeColor="accent5" w:themeTint="99"/>
-          <w:sz w:val="32"/>
-          <w:szCs w:val="32"/>
-        </w:rPr>
-        <w:t>) =&gt; print("Eating");</w:t>
-      </w:r>
-    </w:p>
-    <w:p>
-      <w:pPr>
-        <w:jc w:val="both"/>
-        <w:rPr>
-          <w:rFonts w:cs="Calibri"/>
-          <w:b/>
-          <w:bCs/>
-          <w:color w:val="D86DCB" w:themeColor="accent5" w:themeTint="99"/>
-          <w:sz w:val="32"/>
-          <w:szCs w:val="32"/>
-        </w:rPr>
-      </w:pPr>
-      <w:r>
-        <w:rPr>
-          <w:rFonts w:cs="Calibri"/>
-          <w:b/>
-          <w:bCs/>
-          <w:color w:val="D86DCB" w:themeColor="accent5" w:themeTint="99"/>
-          <w:sz w:val="32"/>
-          <w:szCs w:val="32"/>
-        </w:rPr>
-        <w:t>}</w:t>
-      </w:r>
-    </w:p>
-    <w:p>
-      <w:pPr>
-        <w:jc w:val="both"/>
-        <w:rPr>
-          <w:rFonts w:cs="Calibri"/>
-          <w:b/>
-          <w:bCs/>
-          <w:color w:val="D86DCB" w:themeColor="accent5" w:themeTint="99"/>
-          <w:sz w:val="32"/>
-          <w:szCs w:val="32"/>
-        </w:rPr>
-      </w:pPr>
-      <w:proofErr w:type="spellStart"/>
-      <w:r>
-        <w:rPr>
-          <w:rFonts w:cs="Calibri"/>
-          <w:b/>
-          <w:bCs/>
-          <w:color w:val="D86DCB" w:themeColor="accent5" w:themeTint="99"/>
-          <w:sz w:val="32"/>
-          <w:szCs w:val="32"/>
-        </w:rPr>
-        <w:t>mixin</w:t>
-      </w:r>
-      <w:proofErr w:type="spellEnd"/>
-      <w:r>
-        <w:rPr>
-          <w:rFonts w:cs="Calibri"/>
-          <w:b/>
-          <w:bCs/>
-          <w:color w:val="D86DCB" w:themeColor="accent5" w:themeTint="99"/>
-          <w:sz w:val="32"/>
-          <w:szCs w:val="32"/>
-        </w:rPr>
-        <w:t xml:space="preserve"> </w:t>
-      </w:r>
-      <w:proofErr w:type="spellStart"/>
-      <w:r>
-        <w:rPr>
-          <w:rFonts w:cs="Calibri"/>
-          <w:b/>
-          <w:bCs/>
-          <w:color w:val="D86DCB" w:themeColor="accent5" w:themeTint="99"/>
-          <w:sz w:val="32"/>
-          <w:szCs w:val="32"/>
-        </w:rPr>
-        <w:t>CanRun</w:t>
-      </w:r>
-      <w:proofErr w:type="spellEnd"/>
-      <w:r>
-        <w:rPr>
-          <w:rFonts w:cs="Calibri"/>
-          <w:b/>
-          <w:bCs/>
-          <w:color w:val="D86DCB" w:themeColor="accent5" w:themeTint="99"/>
-          <w:sz w:val="32"/>
-          <w:szCs w:val="32"/>
-        </w:rPr>
-        <w:t xml:space="preserve"> on Animal {</w:t>
-      </w:r>
-    </w:p>
-    <w:p>
-      <w:pPr>
-        <w:jc w:val="both"/>
-        <w:rPr>
-          <w:rFonts w:cs="Calibri"/>
-          <w:b/>
-          <w:bCs/>
-          <w:color w:val="D86DCB" w:themeColor="accent5" w:themeTint="99"/>
-          <w:sz w:val="32"/>
-          <w:szCs w:val="32"/>
-        </w:rPr>
-      </w:pPr>
-      <w:r>
-        <w:rPr>
-          <w:rFonts w:cs="Calibri"/>
-          <w:b/>
-          <w:bCs/>
-          <w:color w:val="D86DCB" w:themeColor="accent5" w:themeTint="99"/>
-          <w:sz w:val="32"/>
-          <w:szCs w:val="32"/>
-        </w:rPr>
-        <w:t xml:space="preserve">  void </w:t>
-      </w:r>
-      <w:proofErr w:type="gramStart"/>
-      <w:r>
-        <w:rPr>
-          <w:rFonts w:cs="Calibri"/>
-          <w:b/>
-          <w:bCs/>
-          <w:color w:val="D86DCB" w:themeColor="accent5" w:themeTint="99"/>
-          <w:sz w:val="32"/>
-          <w:szCs w:val="32"/>
-        </w:rPr>
-        <w:t>run(</w:t>
-      </w:r>
-      <w:proofErr w:type="gramEnd"/>
-      <w:r>
-        <w:rPr>
-          <w:rFonts w:cs="Calibri"/>
-          <w:b/>
-          <w:bCs/>
-          <w:color w:val="D86DCB" w:themeColor="accent5" w:themeTint="99"/>
-          <w:sz w:val="32"/>
-          <w:szCs w:val="32"/>
-        </w:rPr>
-        <w:t>) {</w:t>
-      </w:r>
-    </w:p>
-    <w:p>
-      <w:pPr>
-        <w:jc w:val="both"/>
-        <w:rPr>
-          <w:rFonts w:cs="Calibri"/>
-          <w:b/>
-          <w:bCs/>
-          <w:color w:val="D86DCB" w:themeColor="accent5" w:themeTint="99"/>
-          <w:sz w:val="32"/>
-          <w:szCs w:val="32"/>
-        </w:rPr>
-      </w:pPr>
-      <w:r>
-        <w:rPr>
-          <w:rFonts w:cs="Calibri"/>
-          <w:b/>
-          <w:bCs/>
-          <w:color w:val="D86DCB" w:themeColor="accent5" w:themeTint="99"/>
+          <w:sz w:val="32"/>
+          <w:szCs w:val="32"/>
+        </w:rPr>
+      </w:pPr>
+      <w:r>
+        <w:rPr>
+          <w:rFonts w:cs="Calibri"/>
           <w:sz w:val="32"/>
           <w:szCs w:val="32"/>
         </w:rPr>
         <w:lastRenderedPageBreak/>
-        <w:t xml:space="preserve">    </w:t>
-      </w:r>
-      <w:proofErr w:type="gramStart"/>
-      <w:r>
-        <w:rPr>
-          <w:rFonts w:cs="Calibri"/>
-          <w:b/>
-          <w:bCs/>
-          <w:color w:val="D86DCB" w:themeColor="accent5" w:themeTint="99"/>
-          <w:sz w:val="32"/>
-          <w:szCs w:val="32"/>
-        </w:rPr>
-        <w:t>eat(</w:t>
-      </w:r>
-      <w:proofErr w:type="gramEnd"/>
-      <w:r>
-        <w:rPr>
-          <w:rFonts w:cs="Calibri"/>
-          <w:b/>
-          <w:bCs/>
-          <w:color w:val="D86DCB" w:themeColor="accent5" w:themeTint="99"/>
-          <w:sz w:val="32"/>
-          <w:szCs w:val="32"/>
-        </w:rPr>
-        <w:t>); // Allowed because Animal has eat()</w:t>
-      </w:r>
-    </w:p>
-    <w:p>
-      <w:pPr>
-        <w:jc w:val="both"/>
-        <w:rPr>
-          <w:rFonts w:cs="Calibri"/>
-          <w:b/>
-          <w:bCs/>
-          <w:color w:val="D86DCB" w:themeColor="accent5" w:themeTint="99"/>
-          <w:sz w:val="32"/>
-          <w:szCs w:val="32"/>
-        </w:rPr>
-      </w:pPr>
-      <w:r>
-        <w:rPr>
-          <w:rFonts w:cs="Calibri"/>
-          <w:b/>
-          <w:bCs/>
-          <w:color w:val="D86DCB" w:themeColor="accent5" w:themeTint="99"/>
-          <w:sz w:val="32"/>
-          <w:szCs w:val="32"/>
-        </w:rPr>
-        <w:t xml:space="preserve">    print("Running");</w:t>
-      </w:r>
-    </w:p>
-    <w:p>
-      <w:pPr>
-        <w:jc w:val="both"/>
-        <w:rPr>
-          <w:rFonts w:cs="Calibri"/>
-          <w:b/>
-          <w:bCs/>
-          <w:color w:val="D86DCB" w:themeColor="accent5" w:themeTint="99"/>
-          <w:sz w:val="32"/>
-          <w:szCs w:val="32"/>
-        </w:rPr>
-      </w:pPr>
-      <w:r>
-        <w:rPr>
-          <w:rFonts w:cs="Calibri"/>
-          <w:b/>
-          <w:bCs/>
-          <w:color w:val="D86DCB" w:themeColor="accent5" w:themeTint="99"/>
-          <w:sz w:val="32"/>
-          <w:szCs w:val="32"/>
-        </w:rPr>
-        <w:t xml:space="preserve">  }</w:t>
-      </w:r>
-    </w:p>
-    <w:p>
-      <w:pPr>
-        <w:jc w:val="both"/>
-        <w:rPr>
-          <w:rFonts w:cs="Calibri"/>
-          <w:b/>
-          <w:bCs/>
-          <w:color w:val="D86DCB" w:themeColor="accent5" w:themeTint="99"/>
-          <w:sz w:val="32"/>
-          <w:szCs w:val="32"/>
-        </w:rPr>
-      </w:pPr>
-      <w:r>
-        <w:rPr>
-          <w:rFonts w:cs="Calibri"/>
-          <w:b/>
-          <w:bCs/>
-          <w:color w:val="D86DCB" w:themeColor="accent5" w:themeTint="99"/>
-          <w:sz w:val="32"/>
-          <w:szCs w:val="32"/>
-        </w:rPr>
-        <w:t>}</w:t>
-      </w:r>
-    </w:p>
-    <w:p>
-      <w:pPr>
-        <w:jc w:val="both"/>
-        <w:rPr>
-          <w:rFonts w:cs="Calibri"/>
-          <w:sz w:val="32"/>
-          <w:szCs w:val="32"/>
-        </w:rPr>
-      </w:pPr>
-      <w:r>
-        <w:rPr>
-          <w:rFonts w:cs="Calibri"/>
-          <w:sz w:val="32"/>
-          <w:szCs w:val="32"/>
-        </w:rPr>
         <w:t># Now this works:</w:t>
       </w:r>
     </w:p>
@@ -16609,7 +18354,6 @@
           <w:sz w:val="28"/>
           <w:szCs w:val="28"/>
         </w:rPr>
-        <w:lastRenderedPageBreak/>
         <w:t>↓</w:t>
       </w:r>
     </w:p>
@@ -16698,6 +18442,7 @@
           <w:sz w:val="28"/>
           <w:szCs w:val="28"/>
         </w:rPr>
+        <w:lastRenderedPageBreak/>
         <w:t>with</w:t>
       </w:r>
     </w:p>
@@ -17309,127 +19054,127 @@
           <w:sz w:val="32"/>
           <w:szCs w:val="32"/>
         </w:rPr>
+        <w:t xml:space="preserve">  void </w:t>
+      </w:r>
+      <w:proofErr w:type="gramStart"/>
+      <w:r>
+        <w:rPr>
+          <w:rFonts w:cs="Calibri"/>
+          <w:b/>
+          <w:bCs/>
+          <w:color w:val="D86DCB" w:themeColor="accent5" w:themeTint="99"/>
+          <w:sz w:val="32"/>
+          <w:szCs w:val="32"/>
+        </w:rPr>
+        <w:t>log(</w:t>
+      </w:r>
+      <w:proofErr w:type="gramEnd"/>
+      <w:r>
+        <w:rPr>
+          <w:rFonts w:cs="Calibri"/>
+          <w:b/>
+          <w:bCs/>
+          <w:color w:val="D86DCB" w:themeColor="accent5" w:themeTint="99"/>
+          <w:sz w:val="32"/>
+          <w:szCs w:val="32"/>
+        </w:rPr>
+        <w:t>String msg) {</w:t>
+      </w:r>
+    </w:p>
+    <w:p>
+      <w:pPr>
+        <w:jc w:val="both"/>
+        <w:rPr>
+          <w:rFonts w:cs="Calibri"/>
+          <w:b/>
+          <w:bCs/>
+          <w:color w:val="D86DCB" w:themeColor="accent5" w:themeTint="99"/>
+          <w:sz w:val="32"/>
+          <w:szCs w:val="32"/>
+        </w:rPr>
+      </w:pPr>
+      <w:r>
+        <w:rPr>
+          <w:rFonts w:cs="Calibri"/>
+          <w:b/>
+          <w:bCs/>
+          <w:color w:val="D86DCB" w:themeColor="accent5" w:themeTint="99"/>
+          <w:sz w:val="32"/>
+          <w:szCs w:val="32"/>
+        </w:rPr>
+        <w:t xml:space="preserve">    print(msg);</w:t>
+      </w:r>
+    </w:p>
+    <w:p>
+      <w:pPr>
+        <w:jc w:val="both"/>
+        <w:rPr>
+          <w:rFonts w:cs="Calibri"/>
+          <w:b/>
+          <w:bCs/>
+          <w:color w:val="D86DCB" w:themeColor="accent5" w:themeTint="99"/>
+          <w:sz w:val="32"/>
+          <w:szCs w:val="32"/>
+        </w:rPr>
+      </w:pPr>
+      <w:r>
+        <w:rPr>
+          <w:rFonts w:cs="Calibri"/>
+          <w:b/>
+          <w:bCs/>
+          <w:color w:val="D86DCB" w:themeColor="accent5" w:themeTint="99"/>
+          <w:sz w:val="32"/>
+          <w:szCs w:val="32"/>
+        </w:rPr>
+        <w:t xml:space="preserve">  }</w:t>
+      </w:r>
+    </w:p>
+    <w:p>
+      <w:pPr>
+        <w:jc w:val="both"/>
+        <w:rPr>
+          <w:rFonts w:cs="Calibri"/>
+          <w:b/>
+          <w:bCs/>
+          <w:color w:val="D86DCB" w:themeColor="accent5" w:themeTint="99"/>
+          <w:sz w:val="32"/>
+          <w:szCs w:val="32"/>
+        </w:rPr>
+      </w:pPr>
+      <w:r>
+        <w:rPr>
+          <w:rFonts w:cs="Calibri"/>
+          <w:b/>
+          <w:bCs/>
+          <w:color w:val="D86DCB" w:themeColor="accent5" w:themeTint="99"/>
+          <w:sz w:val="32"/>
+          <w:szCs w:val="32"/>
+        </w:rPr>
+        <w:t>}</w:t>
+      </w:r>
+    </w:p>
+    <w:p>
+      <w:pPr>
+        <w:jc w:val="both"/>
+        <w:rPr>
+          <w:rFonts w:cs="Calibri"/>
+          <w:b/>
+          <w:bCs/>
+          <w:color w:val="D86DCB" w:themeColor="accent5" w:themeTint="99"/>
+          <w:sz w:val="32"/>
+          <w:szCs w:val="32"/>
+        </w:rPr>
+      </w:pPr>
+      <w:r>
+        <w:rPr>
+          <w:rFonts w:cs="Calibri"/>
+          <w:b/>
+          <w:bCs/>
+          <w:color w:val="D86DCB" w:themeColor="accent5" w:themeTint="99"/>
+          <w:sz w:val="32"/>
+          <w:szCs w:val="32"/>
+        </w:rPr>
         <w:lastRenderedPageBreak/>
-        <w:t xml:space="preserve">  void </w:t>
-      </w:r>
-      <w:proofErr w:type="gramStart"/>
-      <w:r>
-        <w:rPr>
-          <w:rFonts w:cs="Calibri"/>
-          <w:b/>
-          <w:bCs/>
-          <w:color w:val="D86DCB" w:themeColor="accent5" w:themeTint="99"/>
-          <w:sz w:val="32"/>
-          <w:szCs w:val="32"/>
-        </w:rPr>
-        <w:t>log(</w:t>
-      </w:r>
-      <w:proofErr w:type="gramEnd"/>
-      <w:r>
-        <w:rPr>
-          <w:rFonts w:cs="Calibri"/>
-          <w:b/>
-          <w:bCs/>
-          <w:color w:val="D86DCB" w:themeColor="accent5" w:themeTint="99"/>
-          <w:sz w:val="32"/>
-          <w:szCs w:val="32"/>
-        </w:rPr>
-        <w:t>String msg) {</w:t>
-      </w:r>
-    </w:p>
-    <w:p>
-      <w:pPr>
-        <w:jc w:val="both"/>
-        <w:rPr>
-          <w:rFonts w:cs="Calibri"/>
-          <w:b/>
-          <w:bCs/>
-          <w:color w:val="D86DCB" w:themeColor="accent5" w:themeTint="99"/>
-          <w:sz w:val="32"/>
-          <w:szCs w:val="32"/>
-        </w:rPr>
-      </w:pPr>
-      <w:r>
-        <w:rPr>
-          <w:rFonts w:cs="Calibri"/>
-          <w:b/>
-          <w:bCs/>
-          <w:color w:val="D86DCB" w:themeColor="accent5" w:themeTint="99"/>
-          <w:sz w:val="32"/>
-          <w:szCs w:val="32"/>
-        </w:rPr>
-        <w:t xml:space="preserve">    print(msg);</w:t>
-      </w:r>
-    </w:p>
-    <w:p>
-      <w:pPr>
-        <w:jc w:val="both"/>
-        <w:rPr>
-          <w:rFonts w:cs="Calibri"/>
-          <w:b/>
-          <w:bCs/>
-          <w:color w:val="D86DCB" w:themeColor="accent5" w:themeTint="99"/>
-          <w:sz w:val="32"/>
-          <w:szCs w:val="32"/>
-        </w:rPr>
-      </w:pPr>
-      <w:r>
-        <w:rPr>
-          <w:rFonts w:cs="Calibri"/>
-          <w:b/>
-          <w:bCs/>
-          <w:color w:val="D86DCB" w:themeColor="accent5" w:themeTint="99"/>
-          <w:sz w:val="32"/>
-          <w:szCs w:val="32"/>
-        </w:rPr>
-        <w:t xml:space="preserve">  }</w:t>
-      </w:r>
-    </w:p>
-    <w:p>
-      <w:pPr>
-        <w:jc w:val="both"/>
-        <w:rPr>
-          <w:rFonts w:cs="Calibri"/>
-          <w:b/>
-          <w:bCs/>
-          <w:color w:val="D86DCB" w:themeColor="accent5" w:themeTint="99"/>
-          <w:sz w:val="32"/>
-          <w:szCs w:val="32"/>
-        </w:rPr>
-      </w:pPr>
-      <w:r>
-        <w:rPr>
-          <w:rFonts w:cs="Calibri"/>
-          <w:b/>
-          <w:bCs/>
-          <w:color w:val="D86DCB" w:themeColor="accent5" w:themeTint="99"/>
-          <w:sz w:val="32"/>
-          <w:szCs w:val="32"/>
-        </w:rPr>
-        <w:t>}</w:t>
-      </w:r>
-    </w:p>
-    <w:p>
-      <w:pPr>
-        <w:jc w:val="both"/>
-        <w:rPr>
-          <w:rFonts w:cs="Calibri"/>
-          <w:b/>
-          <w:bCs/>
-          <w:color w:val="D86DCB" w:themeColor="accent5" w:themeTint="99"/>
-          <w:sz w:val="32"/>
-          <w:szCs w:val="32"/>
-        </w:rPr>
-      </w:pPr>
-      <w:r>
-        <w:rPr>
-          <w:rFonts w:cs="Calibri"/>
-          <w:b/>
-          <w:bCs/>
-          <w:color w:val="D86DCB" w:themeColor="accent5" w:themeTint="99"/>
-          <w:sz w:val="32"/>
-          <w:szCs w:val="32"/>
-        </w:rPr>
         <w:t>class Service with Logger {}</w:t>
       </w:r>
     </w:p>
@@ -18284,207 +20029,207 @@
           <w:sz w:val="32"/>
           <w:szCs w:val="32"/>
         </w:rPr>
+        <w:t xml:space="preserve"># If we want our own custom class to have that same ability but without exposing data, use </w:t>
+      </w:r>
+      <w:proofErr w:type="spellStart"/>
+      <w:r>
+        <w:rPr>
+          <w:rFonts w:cs="Calibri"/>
+          <w:b/>
+          <w:bCs/>
+          <w:sz w:val="32"/>
+          <w:szCs w:val="32"/>
+        </w:rPr>
+        <w:t>Iterable</w:t>
+      </w:r>
+      <w:proofErr w:type="spellEnd"/>
+      <w:r>
+        <w:rPr>
+          <w:rFonts w:cs="Calibri"/>
+          <w:sz w:val="32"/>
+          <w:szCs w:val="32"/>
+        </w:rPr>
+        <w:t xml:space="preserve"> class. Without </w:t>
+      </w:r>
+      <w:proofErr w:type="spellStart"/>
+      <w:r>
+        <w:rPr>
+          <w:rFonts w:cs="Calibri"/>
+          <w:b/>
+          <w:bCs/>
+          <w:sz w:val="32"/>
+          <w:szCs w:val="32"/>
+        </w:rPr>
+        <w:t>Iterable</w:t>
+      </w:r>
+      <w:proofErr w:type="spellEnd"/>
+      <w:r>
+        <w:rPr>
+          <w:rFonts w:cs="Calibri"/>
+          <w:sz w:val="32"/>
+          <w:szCs w:val="32"/>
+        </w:rPr>
+        <w:t xml:space="preserve"> </w:t>
+      </w:r>
+      <w:r>
+        <w:rPr>
+          <w:rFonts w:cs="Calibri"/>
+          <w:sz w:val="32"/>
+          <w:szCs w:val="32"/>
+        </w:rPr>
+        <w:t xml:space="preserve">to loop over it </w:t>
+      </w:r>
+      <w:r>
+        <w:rPr>
+          <w:rFonts w:cs="Calibri"/>
+          <w:sz w:val="32"/>
+          <w:szCs w:val="32"/>
+        </w:rPr>
+        <w:t>we have to expose our list of letters using a getter method</w:t>
+      </w:r>
+    </w:p>
+    <w:p>
+      <w:pPr>
+        <w:jc w:val="both"/>
+        <w:rPr>
+          <w:rFonts w:cs="Calibri"/>
+          <w:b/>
+          <w:bCs/>
+          <w:color w:val="D86DCB" w:themeColor="accent5" w:themeTint="99"/>
+          <w:sz w:val="32"/>
+          <w:szCs w:val="32"/>
+        </w:rPr>
+      </w:pPr>
+      <w:r>
+        <w:rPr>
+          <w:rFonts w:cs="Calibri"/>
+          <w:b/>
+          <w:bCs/>
+          <w:color w:val="D86DCB" w:themeColor="accent5" w:themeTint="99"/>
+          <w:sz w:val="32"/>
+          <w:szCs w:val="32"/>
+        </w:rPr>
+        <w:t>class Letter {</w:t>
+      </w:r>
+    </w:p>
+    <w:p>
+      <w:pPr>
+        <w:jc w:val="both"/>
+        <w:rPr>
+          <w:rFonts w:cs="Calibri"/>
+          <w:b/>
+          <w:bCs/>
+          <w:color w:val="D86DCB" w:themeColor="accent5" w:themeTint="99"/>
+          <w:sz w:val="32"/>
+          <w:szCs w:val="32"/>
+        </w:rPr>
+      </w:pPr>
+      <w:r>
+        <w:rPr>
+          <w:rFonts w:cs="Calibri"/>
+          <w:b/>
+          <w:bCs/>
+          <w:color w:val="D86DCB" w:themeColor="accent5" w:themeTint="99"/>
+          <w:sz w:val="32"/>
+          <w:szCs w:val="32"/>
+        </w:rPr>
+        <w:t xml:space="preserve">  final String letter;</w:t>
+      </w:r>
+    </w:p>
+    <w:p>
+      <w:pPr>
+        <w:jc w:val="both"/>
+        <w:rPr>
+          <w:rFonts w:cs="Calibri"/>
+          <w:b/>
+          <w:bCs/>
+          <w:color w:val="D86DCB" w:themeColor="accent5" w:themeTint="99"/>
+          <w:sz w:val="32"/>
+          <w:szCs w:val="32"/>
+        </w:rPr>
+      </w:pPr>
+      <w:r>
+        <w:rPr>
+          <w:rFonts w:cs="Calibri"/>
+          <w:b/>
+          <w:bCs/>
+          <w:color w:val="D86DCB" w:themeColor="accent5" w:themeTint="99"/>
+          <w:sz w:val="32"/>
+          <w:szCs w:val="32"/>
+        </w:rPr>
+        <w:t xml:space="preserve">  </w:t>
+      </w:r>
+      <w:proofErr w:type="gramStart"/>
+      <w:r>
+        <w:rPr>
+          <w:rFonts w:cs="Calibri"/>
+          <w:b/>
+          <w:bCs/>
+          <w:color w:val="D86DCB" w:themeColor="accent5" w:themeTint="99"/>
+          <w:sz w:val="32"/>
+          <w:szCs w:val="32"/>
+        </w:rPr>
+        <w:t>Letter(</w:t>
+      </w:r>
+      <w:proofErr w:type="gramEnd"/>
+      <w:r>
+        <w:rPr>
+          <w:rFonts w:cs="Calibri"/>
+          <w:b/>
+          <w:bCs/>
+          <w:color w:val="D86DCB" w:themeColor="accent5" w:themeTint="99"/>
+          <w:sz w:val="32"/>
+          <w:szCs w:val="32"/>
+        </w:rPr>
+        <w:t xml:space="preserve">{required </w:t>
+      </w:r>
+      <w:proofErr w:type="spellStart"/>
+      <w:r>
+        <w:rPr>
+          <w:rFonts w:cs="Calibri"/>
+          <w:b/>
+          <w:bCs/>
+          <w:color w:val="D86DCB" w:themeColor="accent5" w:themeTint="99"/>
+          <w:sz w:val="32"/>
+          <w:szCs w:val="32"/>
+        </w:rPr>
+        <w:t>this.letter</w:t>
+      </w:r>
+      <w:proofErr w:type="spellEnd"/>
+      <w:r>
+        <w:rPr>
+          <w:rFonts w:cs="Calibri"/>
+          <w:b/>
+          <w:bCs/>
+          <w:color w:val="D86DCB" w:themeColor="accent5" w:themeTint="99"/>
+          <w:sz w:val="32"/>
+          <w:szCs w:val="32"/>
+        </w:rPr>
+        <w:t>});</w:t>
+      </w:r>
+    </w:p>
+    <w:p>
+      <w:pPr>
+        <w:jc w:val="both"/>
+        <w:rPr>
+          <w:rFonts w:cs="Calibri"/>
+          <w:b/>
+          <w:bCs/>
+          <w:color w:val="D86DCB" w:themeColor="accent5" w:themeTint="99"/>
+          <w:sz w:val="32"/>
+          <w:szCs w:val="32"/>
+        </w:rPr>
+      </w:pPr>
+      <w:r>
+        <w:rPr>
+          <w:rFonts w:cs="Calibri"/>
+          <w:b/>
+          <w:bCs/>
+          <w:color w:val="D86DCB" w:themeColor="accent5" w:themeTint="99"/>
+          <w:sz w:val="32"/>
+          <w:szCs w:val="32"/>
+        </w:rPr>
         <w:lastRenderedPageBreak/>
-        <w:t xml:space="preserve"># If we want our own custom class to have that same ability but without exposing data, use </w:t>
-      </w:r>
-      <w:proofErr w:type="spellStart"/>
-      <w:r>
-        <w:rPr>
-          <w:rFonts w:cs="Calibri"/>
-          <w:b/>
-          <w:bCs/>
-          <w:sz w:val="32"/>
-          <w:szCs w:val="32"/>
-        </w:rPr>
-        <w:t>Iterable</w:t>
-      </w:r>
-      <w:proofErr w:type="spellEnd"/>
-      <w:r>
-        <w:rPr>
-          <w:rFonts w:cs="Calibri"/>
-          <w:sz w:val="32"/>
-          <w:szCs w:val="32"/>
-        </w:rPr>
-        <w:t xml:space="preserve"> class. Without </w:t>
-      </w:r>
-      <w:proofErr w:type="spellStart"/>
-      <w:r>
-        <w:rPr>
-          <w:rFonts w:cs="Calibri"/>
-          <w:b/>
-          <w:bCs/>
-          <w:sz w:val="32"/>
-          <w:szCs w:val="32"/>
-        </w:rPr>
-        <w:t>Iterable</w:t>
-      </w:r>
-      <w:proofErr w:type="spellEnd"/>
-      <w:r>
-        <w:rPr>
-          <w:rFonts w:cs="Calibri"/>
-          <w:sz w:val="32"/>
-          <w:szCs w:val="32"/>
-        </w:rPr>
-        <w:t xml:space="preserve"> </w:t>
-      </w:r>
-      <w:r>
-        <w:rPr>
-          <w:rFonts w:cs="Calibri"/>
-          <w:sz w:val="32"/>
-          <w:szCs w:val="32"/>
-        </w:rPr>
-        <w:t xml:space="preserve">to loop over it </w:t>
-      </w:r>
-      <w:r>
-        <w:rPr>
-          <w:rFonts w:cs="Calibri"/>
-          <w:sz w:val="32"/>
-          <w:szCs w:val="32"/>
-        </w:rPr>
-        <w:t>we have to expose our list of letters using a getter method</w:t>
-      </w:r>
-    </w:p>
-    <w:p>
-      <w:pPr>
-        <w:jc w:val="both"/>
-        <w:rPr>
-          <w:rFonts w:cs="Calibri"/>
-          <w:b/>
-          <w:bCs/>
-          <w:color w:val="D86DCB" w:themeColor="accent5" w:themeTint="99"/>
-          <w:sz w:val="32"/>
-          <w:szCs w:val="32"/>
-        </w:rPr>
-      </w:pPr>
-      <w:r>
-        <w:rPr>
-          <w:rFonts w:cs="Calibri"/>
-          <w:b/>
-          <w:bCs/>
-          <w:color w:val="D86DCB" w:themeColor="accent5" w:themeTint="99"/>
-          <w:sz w:val="32"/>
-          <w:szCs w:val="32"/>
-        </w:rPr>
-        <w:t>class Letter {</w:t>
-      </w:r>
-    </w:p>
-    <w:p>
-      <w:pPr>
-        <w:jc w:val="both"/>
-        <w:rPr>
-          <w:rFonts w:cs="Calibri"/>
-          <w:b/>
-          <w:bCs/>
-          <w:color w:val="D86DCB" w:themeColor="accent5" w:themeTint="99"/>
-          <w:sz w:val="32"/>
-          <w:szCs w:val="32"/>
-        </w:rPr>
-      </w:pPr>
-      <w:r>
-        <w:rPr>
-          <w:rFonts w:cs="Calibri"/>
-          <w:b/>
-          <w:bCs/>
-          <w:color w:val="D86DCB" w:themeColor="accent5" w:themeTint="99"/>
-          <w:sz w:val="32"/>
-          <w:szCs w:val="32"/>
-        </w:rPr>
-        <w:t xml:space="preserve">  final String letter;</w:t>
-      </w:r>
-    </w:p>
-    <w:p>
-      <w:pPr>
-        <w:jc w:val="both"/>
-        <w:rPr>
-          <w:rFonts w:cs="Calibri"/>
-          <w:b/>
-          <w:bCs/>
-          <w:color w:val="D86DCB" w:themeColor="accent5" w:themeTint="99"/>
-          <w:sz w:val="32"/>
-          <w:szCs w:val="32"/>
-        </w:rPr>
-      </w:pPr>
-      <w:r>
-        <w:rPr>
-          <w:rFonts w:cs="Calibri"/>
-          <w:b/>
-          <w:bCs/>
-          <w:color w:val="D86DCB" w:themeColor="accent5" w:themeTint="99"/>
-          <w:sz w:val="32"/>
-          <w:szCs w:val="32"/>
-        </w:rPr>
-        <w:t xml:space="preserve">  </w:t>
-      </w:r>
-      <w:proofErr w:type="gramStart"/>
-      <w:r>
-        <w:rPr>
-          <w:rFonts w:cs="Calibri"/>
-          <w:b/>
-          <w:bCs/>
-          <w:color w:val="D86DCB" w:themeColor="accent5" w:themeTint="99"/>
-          <w:sz w:val="32"/>
-          <w:szCs w:val="32"/>
-        </w:rPr>
-        <w:t>Letter(</w:t>
-      </w:r>
-      <w:proofErr w:type="gramEnd"/>
-      <w:r>
-        <w:rPr>
-          <w:rFonts w:cs="Calibri"/>
-          <w:b/>
-          <w:bCs/>
-          <w:color w:val="D86DCB" w:themeColor="accent5" w:themeTint="99"/>
-          <w:sz w:val="32"/>
-          <w:szCs w:val="32"/>
-        </w:rPr>
-        <w:t xml:space="preserve">{required </w:t>
-      </w:r>
-      <w:proofErr w:type="spellStart"/>
-      <w:r>
-        <w:rPr>
-          <w:rFonts w:cs="Calibri"/>
-          <w:b/>
-          <w:bCs/>
-          <w:color w:val="D86DCB" w:themeColor="accent5" w:themeTint="99"/>
-          <w:sz w:val="32"/>
-          <w:szCs w:val="32"/>
-        </w:rPr>
-        <w:t>this.letter</w:t>
-      </w:r>
-      <w:proofErr w:type="spellEnd"/>
-      <w:r>
-        <w:rPr>
-          <w:rFonts w:cs="Calibri"/>
-          <w:b/>
-          <w:bCs/>
-          <w:color w:val="D86DCB" w:themeColor="accent5" w:themeTint="99"/>
-          <w:sz w:val="32"/>
-          <w:szCs w:val="32"/>
-        </w:rPr>
-        <w:t>});</w:t>
-      </w:r>
-    </w:p>
-    <w:p>
-      <w:pPr>
-        <w:jc w:val="both"/>
-        <w:rPr>
-          <w:rFonts w:cs="Calibri"/>
-          <w:b/>
-          <w:bCs/>
-          <w:color w:val="D86DCB" w:themeColor="accent5" w:themeTint="99"/>
-          <w:sz w:val="32"/>
-          <w:szCs w:val="32"/>
-        </w:rPr>
-      </w:pPr>
-      <w:r>
-        <w:rPr>
-          <w:rFonts w:cs="Calibri"/>
-          <w:b/>
-          <w:bCs/>
-          <w:color w:val="D86DCB" w:themeColor="accent5" w:themeTint="99"/>
-          <w:sz w:val="32"/>
-          <w:szCs w:val="32"/>
-        </w:rPr>
         <w:t>}</w:t>
       </w:r>
     </w:p>
@@ -19106,175 +20851,175 @@
           <w:sz w:val="32"/>
           <w:szCs w:val="32"/>
         </w:rPr>
+        <w:t>void main () async {</w:t>
+      </w:r>
+    </w:p>
+    <w:p>
+      <w:pPr>
+        <w:jc w:val="both"/>
+        <w:rPr>
+          <w:rFonts w:cs="Calibri"/>
+          <w:b/>
+          <w:bCs/>
+          <w:color w:val="D86DCB" w:themeColor="accent5" w:themeTint="99"/>
+          <w:sz w:val="32"/>
+          <w:szCs w:val="32"/>
+        </w:rPr>
+      </w:pPr>
+      <w:r>
+        <w:rPr>
+          <w:rFonts w:cs="Calibri"/>
+          <w:b/>
+          <w:bCs/>
+          <w:color w:val="D86DCB" w:themeColor="accent5" w:themeTint="99"/>
+          <w:sz w:val="32"/>
+          <w:szCs w:val="32"/>
+        </w:rPr>
+        <w:t xml:space="preserve">  final words = </w:t>
+      </w:r>
+      <w:proofErr w:type="gramStart"/>
+      <w:r>
+        <w:rPr>
+          <w:rFonts w:cs="Calibri"/>
+          <w:b/>
+          <w:bCs/>
+          <w:color w:val="D86DCB" w:themeColor="accent5" w:themeTint="99"/>
+          <w:sz w:val="32"/>
+          <w:szCs w:val="32"/>
+        </w:rPr>
+        <w:t>Words(</w:t>
+      </w:r>
+      <w:proofErr w:type="gramEnd"/>
+      <w:r>
+        <w:rPr>
+          <w:rFonts w:cs="Calibri"/>
+          <w:b/>
+          <w:bCs/>
+          <w:color w:val="D86DCB" w:themeColor="accent5" w:themeTint="99"/>
+          <w:sz w:val="32"/>
+          <w:szCs w:val="32"/>
+        </w:rPr>
+        <w:t>);</w:t>
+      </w:r>
+    </w:p>
+    <w:p>
+      <w:pPr>
+        <w:jc w:val="both"/>
+        <w:rPr>
+          <w:rFonts w:cs="Calibri"/>
+          <w:b/>
+          <w:bCs/>
+          <w:color w:val="D86DCB" w:themeColor="accent5" w:themeTint="99"/>
+          <w:sz w:val="32"/>
+          <w:szCs w:val="32"/>
+        </w:rPr>
+      </w:pPr>
+      <w:r>
+        <w:rPr>
+          <w:rFonts w:cs="Calibri"/>
+          <w:b/>
+          <w:bCs/>
+          <w:color w:val="D86DCB" w:themeColor="accent5" w:themeTint="99"/>
+          <w:sz w:val="32"/>
+          <w:szCs w:val="32"/>
+        </w:rPr>
+        <w:t xml:space="preserve">  </w:t>
+      </w:r>
+      <w:proofErr w:type="gramStart"/>
+      <w:r>
+        <w:rPr>
+          <w:rFonts w:cs="Calibri"/>
+          <w:b/>
+          <w:bCs/>
+          <w:color w:val="D86DCB" w:themeColor="accent5" w:themeTint="99"/>
+          <w:sz w:val="32"/>
+          <w:szCs w:val="32"/>
+        </w:rPr>
+        <w:t>for(</w:t>
+      </w:r>
+      <w:proofErr w:type="gramEnd"/>
+      <w:r>
+        <w:rPr>
+          <w:rFonts w:cs="Calibri"/>
+          <w:b/>
+          <w:bCs/>
+          <w:color w:val="D86DCB" w:themeColor="accent5" w:themeTint="99"/>
+          <w:sz w:val="32"/>
+          <w:szCs w:val="32"/>
+        </w:rPr>
+        <w:t>final letters in words) {</w:t>
+      </w:r>
+    </w:p>
+    <w:p>
+      <w:pPr>
+        <w:jc w:val="both"/>
+        <w:rPr>
+          <w:rFonts w:cs="Calibri"/>
+          <w:b/>
+          <w:bCs/>
+          <w:color w:val="D86DCB" w:themeColor="accent5" w:themeTint="99"/>
+          <w:sz w:val="32"/>
+          <w:szCs w:val="32"/>
+        </w:rPr>
+      </w:pPr>
+      <w:r>
+        <w:rPr>
+          <w:rFonts w:cs="Calibri"/>
+          <w:b/>
+          <w:bCs/>
+          <w:color w:val="D86DCB" w:themeColor="accent5" w:themeTint="99"/>
+          <w:sz w:val="32"/>
+          <w:szCs w:val="32"/>
+        </w:rPr>
+        <w:t xml:space="preserve">    print(letters);</w:t>
+      </w:r>
+    </w:p>
+    <w:p>
+      <w:pPr>
+        <w:jc w:val="both"/>
+        <w:rPr>
+          <w:rFonts w:cs="Calibri"/>
+          <w:b/>
+          <w:bCs/>
+          <w:color w:val="D86DCB" w:themeColor="accent5" w:themeTint="99"/>
+          <w:sz w:val="32"/>
+          <w:szCs w:val="32"/>
+        </w:rPr>
+      </w:pPr>
+      <w:r>
+        <w:rPr>
+          <w:rFonts w:cs="Calibri"/>
+          <w:b/>
+          <w:bCs/>
+          <w:color w:val="D86DCB" w:themeColor="accent5" w:themeTint="99"/>
+          <w:sz w:val="32"/>
+          <w:szCs w:val="32"/>
+        </w:rPr>
+        <w:t xml:space="preserve">  }</w:t>
+      </w:r>
+    </w:p>
+    <w:p>
+      <w:pPr>
+        <w:jc w:val="both"/>
+        <w:rPr>
+          <w:rFonts w:cs="Calibri"/>
+          <w:b/>
+          <w:bCs/>
+          <w:color w:val="D86DCB" w:themeColor="accent5" w:themeTint="99"/>
+          <w:sz w:val="32"/>
+          <w:szCs w:val="32"/>
+        </w:rPr>
+      </w:pPr>
+      <w:r>
+        <w:rPr>
+          <w:rFonts w:cs="Calibri"/>
+          <w:b/>
+          <w:bCs/>
+          <w:color w:val="D86DCB" w:themeColor="accent5" w:themeTint="99"/>
+          <w:sz w:val="32"/>
+          <w:szCs w:val="32"/>
+        </w:rPr>
         <w:lastRenderedPageBreak/>
-        <w:t>void main () async {</w:t>
-      </w:r>
-    </w:p>
-    <w:p>
-      <w:pPr>
-        <w:jc w:val="both"/>
-        <w:rPr>
-          <w:rFonts w:cs="Calibri"/>
-          <w:b/>
-          <w:bCs/>
-          <w:color w:val="D86DCB" w:themeColor="accent5" w:themeTint="99"/>
-          <w:sz w:val="32"/>
-          <w:szCs w:val="32"/>
-        </w:rPr>
-      </w:pPr>
-      <w:r>
-        <w:rPr>
-          <w:rFonts w:cs="Calibri"/>
-          <w:b/>
-          <w:bCs/>
-          <w:color w:val="D86DCB" w:themeColor="accent5" w:themeTint="99"/>
-          <w:sz w:val="32"/>
-          <w:szCs w:val="32"/>
-        </w:rPr>
-        <w:t xml:space="preserve">  final words = </w:t>
-      </w:r>
-      <w:proofErr w:type="gramStart"/>
-      <w:r>
-        <w:rPr>
-          <w:rFonts w:cs="Calibri"/>
-          <w:b/>
-          <w:bCs/>
-          <w:color w:val="D86DCB" w:themeColor="accent5" w:themeTint="99"/>
-          <w:sz w:val="32"/>
-          <w:szCs w:val="32"/>
-        </w:rPr>
-        <w:t>Words(</w:t>
-      </w:r>
-      <w:proofErr w:type="gramEnd"/>
-      <w:r>
-        <w:rPr>
-          <w:rFonts w:cs="Calibri"/>
-          <w:b/>
-          <w:bCs/>
-          <w:color w:val="D86DCB" w:themeColor="accent5" w:themeTint="99"/>
-          <w:sz w:val="32"/>
-          <w:szCs w:val="32"/>
-        </w:rPr>
-        <w:t>);</w:t>
-      </w:r>
-    </w:p>
-    <w:p>
-      <w:pPr>
-        <w:jc w:val="both"/>
-        <w:rPr>
-          <w:rFonts w:cs="Calibri"/>
-          <w:b/>
-          <w:bCs/>
-          <w:color w:val="D86DCB" w:themeColor="accent5" w:themeTint="99"/>
-          <w:sz w:val="32"/>
-          <w:szCs w:val="32"/>
-        </w:rPr>
-      </w:pPr>
-      <w:r>
-        <w:rPr>
-          <w:rFonts w:cs="Calibri"/>
-          <w:b/>
-          <w:bCs/>
-          <w:color w:val="D86DCB" w:themeColor="accent5" w:themeTint="99"/>
-          <w:sz w:val="32"/>
-          <w:szCs w:val="32"/>
-        </w:rPr>
-        <w:t xml:space="preserve">  </w:t>
-      </w:r>
-      <w:proofErr w:type="gramStart"/>
-      <w:r>
-        <w:rPr>
-          <w:rFonts w:cs="Calibri"/>
-          <w:b/>
-          <w:bCs/>
-          <w:color w:val="D86DCB" w:themeColor="accent5" w:themeTint="99"/>
-          <w:sz w:val="32"/>
-          <w:szCs w:val="32"/>
-        </w:rPr>
-        <w:t>for(</w:t>
-      </w:r>
-      <w:proofErr w:type="gramEnd"/>
-      <w:r>
-        <w:rPr>
-          <w:rFonts w:cs="Calibri"/>
-          <w:b/>
-          <w:bCs/>
-          <w:color w:val="D86DCB" w:themeColor="accent5" w:themeTint="99"/>
-          <w:sz w:val="32"/>
-          <w:szCs w:val="32"/>
-        </w:rPr>
-        <w:t>final letters in words) {</w:t>
-      </w:r>
-    </w:p>
-    <w:p>
-      <w:pPr>
-        <w:jc w:val="both"/>
-        <w:rPr>
-          <w:rFonts w:cs="Calibri"/>
-          <w:b/>
-          <w:bCs/>
-          <w:color w:val="D86DCB" w:themeColor="accent5" w:themeTint="99"/>
-          <w:sz w:val="32"/>
-          <w:szCs w:val="32"/>
-        </w:rPr>
-      </w:pPr>
-      <w:r>
-        <w:rPr>
-          <w:rFonts w:cs="Calibri"/>
-          <w:b/>
-          <w:bCs/>
-          <w:color w:val="D86DCB" w:themeColor="accent5" w:themeTint="99"/>
-          <w:sz w:val="32"/>
-          <w:szCs w:val="32"/>
-        </w:rPr>
-        <w:t xml:space="preserve">    print(letters);</w:t>
-      </w:r>
-    </w:p>
-    <w:p>
-      <w:pPr>
-        <w:jc w:val="both"/>
-        <w:rPr>
-          <w:rFonts w:cs="Calibri"/>
-          <w:b/>
-          <w:bCs/>
-          <w:color w:val="D86DCB" w:themeColor="accent5" w:themeTint="99"/>
-          <w:sz w:val="32"/>
-          <w:szCs w:val="32"/>
-        </w:rPr>
-      </w:pPr>
-      <w:r>
-        <w:rPr>
-          <w:rFonts w:cs="Calibri"/>
-          <w:b/>
-          <w:bCs/>
-          <w:color w:val="D86DCB" w:themeColor="accent5" w:themeTint="99"/>
-          <w:sz w:val="32"/>
-          <w:szCs w:val="32"/>
-        </w:rPr>
-        <w:t xml:space="preserve">  }</w:t>
-      </w:r>
-    </w:p>
-    <w:p>
-      <w:pPr>
-        <w:jc w:val="both"/>
-        <w:rPr>
-          <w:rFonts w:cs="Calibri"/>
-          <w:b/>
-          <w:bCs/>
-          <w:color w:val="D86DCB" w:themeColor="accent5" w:themeTint="99"/>
-          <w:sz w:val="32"/>
-          <w:szCs w:val="32"/>
-        </w:rPr>
-      </w:pPr>
-      <w:r>
-        <w:rPr>
-          <w:rFonts w:cs="Calibri"/>
-          <w:b/>
-          <w:bCs/>
-          <w:color w:val="D86DCB" w:themeColor="accent5" w:themeTint="99"/>
-          <w:sz w:val="32"/>
-          <w:szCs w:val="32"/>
-        </w:rPr>
         <w:t xml:space="preserve">  print(</w:t>
       </w:r>
       <w:proofErr w:type="spellStart"/>
@@ -19818,7 +21563,6 @@
           <w:sz w:val="32"/>
           <w:szCs w:val="32"/>
         </w:rPr>
-        <w:lastRenderedPageBreak/>
         <w:t xml:space="preserve">  }</w:t>
       </w:r>
     </w:p>
@@ -20582,85 +22326,95 @@
           <w:sz w:val="32"/>
           <w:szCs w:val="32"/>
         </w:rPr>
+        <w:t xml:space="preserve"># For more info about usage in </w:t>
+      </w:r>
+      <w:r>
+        <w:rPr>
+          <w:rFonts w:cs="Calibri"/>
+          <w:b/>
+          <w:bCs/>
+          <w:sz w:val="32"/>
+          <w:szCs w:val="32"/>
+        </w:rPr>
+        <w:t>Flutter</w:t>
+      </w:r>
+      <w:r>
+        <w:rPr>
+          <w:rFonts w:cs="Calibri"/>
+          <w:sz w:val="32"/>
+          <w:szCs w:val="32"/>
+        </w:rPr>
+        <w:t xml:space="preserve"> see f25 flutter extras of basic doc</w:t>
+      </w:r>
+    </w:p>
+    <w:p>
+      <w:pPr>
+        <w:jc w:val="both"/>
+        <w:rPr>
+          <w:rFonts w:cs="Calibri"/>
+          <w:sz w:val="32"/>
+          <w:szCs w:val="32"/>
+        </w:rPr>
+      </w:pPr>
+    </w:p>
+    <w:p>
+      <w:pPr>
+        <w:jc w:val="center"/>
+        <w:rPr>
+          <w:rFonts w:cs="Calibri"/>
+          <w:sz w:val="32"/>
+          <w:szCs w:val="32"/>
+        </w:rPr>
+      </w:pPr>
+      <w:r>
+        <w:rPr>
+          <w:rFonts w:cs="Calibri"/>
+          <w:sz w:val="32"/>
+          <w:szCs w:val="32"/>
+        </w:rPr>
+        <w:t>Break</w:t>
+      </w:r>
+    </w:p>
+    <w:p>
+      <w:pPr>
+        <w:jc w:val="both"/>
+        <w:rPr>
+          <w:rFonts w:cs="Calibri"/>
+          <w:sz w:val="32"/>
+          <w:szCs w:val="32"/>
+        </w:rPr>
+      </w:pPr>
+    </w:p>
+    <w:p>
+      <w:pPr>
+        <w:jc w:val="both"/>
+        <w:rPr>
+          <w:rFonts w:cs="Calibri"/>
+          <w:sz w:val="32"/>
+          <w:szCs w:val="32"/>
+        </w:rPr>
+      </w:pPr>
+    </w:p>
+    <w:p>
+      <w:pPr>
+        <w:jc w:val="both"/>
+        <w:rPr>
+          <w:rFonts w:cs="Calibri"/>
+          <w:b/>
+          <w:bCs/>
+          <w:sz w:val="32"/>
+          <w:szCs w:val="32"/>
+        </w:rPr>
+      </w:pPr>
+      <w:r>
+        <w:rPr>
+          <w:rFonts w:cs="Calibri"/>
+          <w:b/>
+          <w:bCs/>
+          <w:sz w:val="32"/>
+          <w:szCs w:val="32"/>
+        </w:rPr>
         <w:lastRenderedPageBreak/>
-        <w:t xml:space="preserve"># For more info about usage in </w:t>
-      </w:r>
-      <w:r>
-        <w:rPr>
-          <w:rFonts w:cs="Calibri"/>
-          <w:b/>
-          <w:bCs/>
-          <w:sz w:val="32"/>
-          <w:szCs w:val="32"/>
-        </w:rPr>
-        <w:t>Flutter</w:t>
-      </w:r>
-      <w:r>
-        <w:rPr>
-          <w:rFonts w:cs="Calibri"/>
-          <w:sz w:val="32"/>
-          <w:szCs w:val="32"/>
-        </w:rPr>
-        <w:t xml:space="preserve"> see f25 flutter extras of basic doc</w:t>
-      </w:r>
-    </w:p>
-    <w:p>
-      <w:pPr>
-        <w:jc w:val="both"/>
-        <w:rPr>
-          <w:rFonts w:cs="Calibri"/>
-          <w:sz w:val="32"/>
-          <w:szCs w:val="32"/>
-        </w:rPr>
-      </w:pPr>
-    </w:p>
-    <w:p>
-      <w:pPr>
-        <w:jc w:val="center"/>
-        <w:rPr>
-          <w:rFonts w:cs="Calibri"/>
-          <w:sz w:val="32"/>
-          <w:szCs w:val="32"/>
-        </w:rPr>
-      </w:pPr>
-      <w:r>
-        <w:rPr>
-          <w:rFonts w:cs="Calibri"/>
-          <w:sz w:val="32"/>
-          <w:szCs w:val="32"/>
-        </w:rPr>
-        <w:t>Break</w:t>
-      </w:r>
-    </w:p>
-    <w:p>
-      <w:pPr>
-        <w:jc w:val="both"/>
-        <w:rPr>
-          <w:rFonts w:cs="Calibri"/>
-          <w:sz w:val="32"/>
-          <w:szCs w:val="32"/>
-        </w:rPr>
-      </w:pPr>
-    </w:p>
-    <w:p>
-      <w:pPr>
-        <w:jc w:val="both"/>
-        <w:rPr>
-          <w:rFonts w:cs="Calibri"/>
-          <w:b/>
-          <w:bCs/>
-          <w:sz w:val="32"/>
-          <w:szCs w:val="32"/>
-        </w:rPr>
-      </w:pPr>
-      <w:r>
-        <w:rPr>
-          <w:rFonts w:cs="Calibri"/>
-          <w:b/>
-          <w:bCs/>
-          <w:sz w:val="32"/>
-          <w:szCs w:val="32"/>
-        </w:rPr>
         <w:t>Primary Constructors (</w:t>
       </w:r>
       <w:r>
@@ -21326,110 +23080,110 @@
           <w:sz w:val="32"/>
           <w:szCs w:val="32"/>
         </w:rPr>
+        <w:t xml:space="preserve">class </w:t>
+      </w:r>
+      <w:proofErr w:type="gramStart"/>
+      <w:r>
+        <w:rPr>
+          <w:rFonts w:cs="Calibri"/>
+          <w:b/>
+          <w:bCs/>
+          <w:color w:val="D86DCB" w:themeColor="accent5" w:themeTint="99"/>
+          <w:sz w:val="32"/>
+          <w:szCs w:val="32"/>
+        </w:rPr>
+        <w:t>Point(</w:t>
+      </w:r>
+      <w:proofErr w:type="gramEnd"/>
+    </w:p>
+    <w:p>
+      <w:pPr>
+        <w:jc w:val="both"/>
+        <w:rPr>
+          <w:rFonts w:cs="Calibri"/>
+          <w:b/>
+          <w:bCs/>
+          <w:color w:val="D86DCB" w:themeColor="accent5" w:themeTint="99"/>
+          <w:sz w:val="32"/>
+          <w:szCs w:val="32"/>
+        </w:rPr>
+      </w:pPr>
+      <w:r>
+        <w:rPr>
+          <w:rFonts w:cs="Calibri"/>
+          <w:b/>
+          <w:bCs/>
+          <w:color w:val="D86DCB" w:themeColor="accent5" w:themeTint="99"/>
+          <w:sz w:val="32"/>
+          <w:szCs w:val="32"/>
+        </w:rPr>
+        <w:t xml:space="preserve">  final int x,</w:t>
+      </w:r>
+    </w:p>
+    <w:p>
+      <w:pPr>
+        <w:jc w:val="both"/>
+        <w:rPr>
+          <w:rFonts w:cs="Calibri"/>
+          <w:b/>
+          <w:bCs/>
+          <w:color w:val="D86DCB" w:themeColor="accent5" w:themeTint="99"/>
+          <w:sz w:val="32"/>
+          <w:szCs w:val="32"/>
+        </w:rPr>
+      </w:pPr>
+      <w:r>
+        <w:rPr>
+          <w:rFonts w:cs="Calibri"/>
+          <w:b/>
+          <w:bCs/>
+          <w:color w:val="D86DCB" w:themeColor="accent5" w:themeTint="99"/>
+          <w:sz w:val="32"/>
+          <w:szCs w:val="32"/>
+        </w:rPr>
+        <w:t xml:space="preserve">  final int y,</w:t>
+      </w:r>
+    </w:p>
+    <w:p>
+      <w:pPr>
+        <w:jc w:val="both"/>
+        <w:rPr>
+          <w:rFonts w:cs="Calibri"/>
+          <w:b/>
+          <w:bCs/>
+          <w:color w:val="D86DCB" w:themeColor="accent5" w:themeTint="99"/>
+          <w:sz w:val="32"/>
+          <w:szCs w:val="32"/>
+        </w:rPr>
+      </w:pPr>
+      <w:r>
+        <w:rPr>
+          <w:rFonts w:cs="Calibri"/>
+          <w:b/>
+          <w:bCs/>
+          <w:color w:val="D86DCB" w:themeColor="accent5" w:themeTint="99"/>
+          <w:sz w:val="32"/>
+          <w:szCs w:val="32"/>
+        </w:rPr>
+        <w:t>);</w:t>
+      </w:r>
+    </w:p>
+    <w:p>
+      <w:pPr>
+        <w:jc w:val="both"/>
+        <w:rPr>
+          <w:rFonts w:cs="Calibri"/>
+          <w:sz w:val="32"/>
+          <w:szCs w:val="32"/>
+        </w:rPr>
+      </w:pPr>
+      <w:r>
+        <w:rPr>
+          <w:rFonts w:cs="Calibri"/>
+          <w:sz w:val="32"/>
+          <w:szCs w:val="32"/>
+        </w:rPr>
         <w:lastRenderedPageBreak/>
-        <w:t xml:space="preserve">class </w:t>
-      </w:r>
-      <w:proofErr w:type="gramStart"/>
-      <w:r>
-        <w:rPr>
-          <w:rFonts w:cs="Calibri"/>
-          <w:b/>
-          <w:bCs/>
-          <w:color w:val="D86DCB" w:themeColor="accent5" w:themeTint="99"/>
-          <w:sz w:val="32"/>
-          <w:szCs w:val="32"/>
-        </w:rPr>
-        <w:t>Point(</w:t>
-      </w:r>
-      <w:proofErr w:type="gramEnd"/>
-    </w:p>
-    <w:p>
-      <w:pPr>
-        <w:jc w:val="both"/>
-        <w:rPr>
-          <w:rFonts w:cs="Calibri"/>
-          <w:b/>
-          <w:bCs/>
-          <w:color w:val="D86DCB" w:themeColor="accent5" w:themeTint="99"/>
-          <w:sz w:val="32"/>
-          <w:szCs w:val="32"/>
-        </w:rPr>
-      </w:pPr>
-      <w:r>
-        <w:rPr>
-          <w:rFonts w:cs="Calibri"/>
-          <w:b/>
-          <w:bCs/>
-          <w:color w:val="D86DCB" w:themeColor="accent5" w:themeTint="99"/>
-          <w:sz w:val="32"/>
-          <w:szCs w:val="32"/>
-        </w:rPr>
-        <w:t xml:space="preserve">  final int x,</w:t>
-      </w:r>
-    </w:p>
-    <w:p>
-      <w:pPr>
-        <w:jc w:val="both"/>
-        <w:rPr>
-          <w:rFonts w:cs="Calibri"/>
-          <w:b/>
-          <w:bCs/>
-          <w:color w:val="D86DCB" w:themeColor="accent5" w:themeTint="99"/>
-          <w:sz w:val="32"/>
-          <w:szCs w:val="32"/>
-        </w:rPr>
-      </w:pPr>
-      <w:r>
-        <w:rPr>
-          <w:rFonts w:cs="Calibri"/>
-          <w:b/>
-          <w:bCs/>
-          <w:color w:val="D86DCB" w:themeColor="accent5" w:themeTint="99"/>
-          <w:sz w:val="32"/>
-          <w:szCs w:val="32"/>
-        </w:rPr>
-        <w:t xml:space="preserve">  final int y,</w:t>
-      </w:r>
-    </w:p>
-    <w:p>
-      <w:pPr>
-        <w:jc w:val="both"/>
-        <w:rPr>
-          <w:rFonts w:cs="Calibri"/>
-          <w:b/>
-          <w:bCs/>
-          <w:color w:val="D86DCB" w:themeColor="accent5" w:themeTint="99"/>
-          <w:sz w:val="32"/>
-          <w:szCs w:val="32"/>
-        </w:rPr>
-      </w:pPr>
-      <w:r>
-        <w:rPr>
-          <w:rFonts w:cs="Calibri"/>
-          <w:b/>
-          <w:bCs/>
-          <w:color w:val="D86DCB" w:themeColor="accent5" w:themeTint="99"/>
-          <w:sz w:val="32"/>
-          <w:szCs w:val="32"/>
-        </w:rPr>
-        <w:t>);</w:t>
-      </w:r>
-    </w:p>
-    <w:p>
-      <w:pPr>
-        <w:jc w:val="both"/>
-        <w:rPr>
-          <w:rFonts w:cs="Calibri"/>
-          <w:sz w:val="32"/>
-          <w:szCs w:val="32"/>
-        </w:rPr>
-      </w:pPr>
-      <w:r>
-        <w:rPr>
-          <w:rFonts w:cs="Calibri"/>
-          <w:sz w:val="32"/>
-          <w:szCs w:val="32"/>
-        </w:rPr>
         <w:t xml:space="preserve"># So </w:t>
       </w:r>
       <w:r>
@@ -21915,7 +23669,6 @@
           <w:sz w:val="32"/>
           <w:szCs w:val="32"/>
         </w:rPr>
-        <w:lastRenderedPageBreak/>
         <w:t># So:</w:t>
       </w:r>
     </w:p>
@@ -22005,6 +23758,7 @@
           <w:sz w:val="32"/>
           <w:szCs w:val="32"/>
         </w:rPr>
+        <w:lastRenderedPageBreak/>
         <w:t xml:space="preserve">no </w:t>
       </w:r>
       <w:r>
@@ -22622,79 +24376,79 @@
           <w:sz w:val="32"/>
           <w:szCs w:val="32"/>
         </w:rPr>
+        <w:t xml:space="preserve">class </w:t>
+      </w:r>
+      <w:proofErr w:type="spellStart"/>
+      <w:r>
+        <w:rPr>
+          <w:rFonts w:cs="Calibri"/>
+          <w:b/>
+          <w:bCs/>
+          <w:color w:val="D86DCB" w:themeColor="accent5" w:themeTint="99"/>
+          <w:sz w:val="32"/>
+          <w:szCs w:val="32"/>
+        </w:rPr>
+        <w:t>FormatterOptions</w:t>
+      </w:r>
+      <w:proofErr w:type="spellEnd"/>
+      <w:r>
+        <w:rPr>
+          <w:rFonts w:cs="Calibri"/>
+          <w:b/>
+          <w:bCs/>
+          <w:color w:val="D86DCB" w:themeColor="accent5" w:themeTint="99"/>
+          <w:sz w:val="32"/>
+          <w:szCs w:val="32"/>
+        </w:rPr>
+        <w:t xml:space="preserve"> {</w:t>
+      </w:r>
+    </w:p>
+    <w:p>
+      <w:pPr>
+        <w:jc w:val="both"/>
+        <w:rPr>
+          <w:rFonts w:cs="Calibri"/>
+          <w:b/>
+          <w:bCs/>
+          <w:color w:val="D86DCB" w:themeColor="accent5" w:themeTint="99"/>
+          <w:sz w:val="32"/>
+          <w:szCs w:val="32"/>
+        </w:rPr>
+      </w:pPr>
+      <w:r>
+        <w:rPr>
+          <w:rFonts w:cs="Calibri"/>
+          <w:b/>
+          <w:bCs/>
+          <w:color w:val="D86DCB" w:themeColor="accent5" w:themeTint="99"/>
+          <w:sz w:val="32"/>
+          <w:szCs w:val="32"/>
+        </w:rPr>
+        <w:t xml:space="preserve">  final int indent;</w:t>
+      </w:r>
+    </w:p>
+    <w:p>
+      <w:pPr>
+        <w:jc w:val="both"/>
+        <w:rPr>
+          <w:rFonts w:cs="Calibri"/>
+          <w:b/>
+          <w:bCs/>
+          <w:color w:val="D86DCB" w:themeColor="accent5" w:themeTint="99"/>
+          <w:sz w:val="32"/>
+          <w:szCs w:val="32"/>
+        </w:rPr>
+      </w:pPr>
+      <w:r>
+        <w:rPr>
+          <w:rFonts w:cs="Calibri"/>
+          <w:b/>
+          <w:bCs/>
+          <w:color w:val="D86DCB" w:themeColor="accent5" w:themeTint="99"/>
+          <w:sz w:val="32"/>
+          <w:szCs w:val="32"/>
+        </w:rPr>
         <w:lastRenderedPageBreak/>
-        <w:t xml:space="preserve">class </w:t>
-      </w:r>
-      <w:proofErr w:type="spellStart"/>
-      <w:r>
-        <w:rPr>
-          <w:rFonts w:cs="Calibri"/>
-          <w:b/>
-          <w:bCs/>
-          <w:color w:val="D86DCB" w:themeColor="accent5" w:themeTint="99"/>
-          <w:sz w:val="32"/>
-          <w:szCs w:val="32"/>
-        </w:rPr>
-        <w:t>FormatterOptions</w:t>
-      </w:r>
-      <w:proofErr w:type="spellEnd"/>
-      <w:r>
-        <w:rPr>
-          <w:rFonts w:cs="Calibri"/>
-          <w:b/>
-          <w:bCs/>
-          <w:color w:val="D86DCB" w:themeColor="accent5" w:themeTint="99"/>
-          <w:sz w:val="32"/>
-          <w:szCs w:val="32"/>
-        </w:rPr>
-        <w:t xml:space="preserve"> {</w:t>
-      </w:r>
-    </w:p>
-    <w:p>
-      <w:pPr>
-        <w:jc w:val="both"/>
-        <w:rPr>
-          <w:rFonts w:cs="Calibri"/>
-          <w:b/>
-          <w:bCs/>
-          <w:color w:val="D86DCB" w:themeColor="accent5" w:themeTint="99"/>
-          <w:sz w:val="32"/>
-          <w:szCs w:val="32"/>
-        </w:rPr>
-      </w:pPr>
-      <w:r>
-        <w:rPr>
-          <w:rFonts w:cs="Calibri"/>
-          <w:b/>
-          <w:bCs/>
-          <w:color w:val="D86DCB" w:themeColor="accent5" w:themeTint="99"/>
-          <w:sz w:val="32"/>
-          <w:szCs w:val="32"/>
-        </w:rPr>
-        <w:t xml:space="preserve">  final int indent;</w:t>
-      </w:r>
-    </w:p>
-    <w:p>
-      <w:pPr>
-        <w:jc w:val="both"/>
-        <w:rPr>
-          <w:rFonts w:cs="Calibri"/>
-          <w:b/>
-          <w:bCs/>
-          <w:color w:val="D86DCB" w:themeColor="accent5" w:themeTint="99"/>
-          <w:sz w:val="32"/>
-          <w:szCs w:val="32"/>
-        </w:rPr>
-      </w:pPr>
-      <w:r>
-        <w:rPr>
-          <w:rFonts w:cs="Calibri"/>
-          <w:b/>
-          <w:bCs/>
-          <w:color w:val="D86DCB" w:themeColor="accent5" w:themeTint="99"/>
-          <w:sz w:val="32"/>
-          <w:szCs w:val="32"/>
-        </w:rPr>
         <w:t xml:space="preserve">  final int </w:t>
       </w:r>
       <w:proofErr w:type="spellStart"/>
@@ -23339,9 +25093,264 @@
           <w:sz w:val="32"/>
           <w:szCs w:val="32"/>
         </w:rPr>
+        <w:t xml:space="preserve"># In Primary Constructors body </w:t>
+      </w:r>
+      <w:r>
+        <w:rPr>
+          <w:rFonts w:cs="Calibri"/>
+          <w:b/>
+          <w:bCs/>
+          <w:sz w:val="32"/>
+          <w:szCs w:val="32"/>
+        </w:rPr>
+        <w:t>this</w:t>
+      </w:r>
+      <w:r>
+        <w:rPr>
+          <w:rFonts w:cs="Calibri"/>
+          <w:sz w:val="32"/>
+          <w:szCs w:val="32"/>
+        </w:rPr>
+        <w:t xml:space="preserve"> keyword is used (</w:t>
+      </w:r>
+      <w:r>
+        <w:rPr>
+          <w:rFonts w:cs="Calibri"/>
+          <w:b/>
+          <w:bCs/>
+          <w:sz w:val="32"/>
+          <w:szCs w:val="32"/>
+        </w:rPr>
+        <w:t>this {}</w:t>
+      </w:r>
+      <w:r>
+        <w:rPr>
+          <w:rFonts w:cs="Calibri"/>
+          <w:sz w:val="32"/>
+          <w:szCs w:val="32"/>
+        </w:rPr>
+        <w:t>)</w:t>
+      </w:r>
+      <w:r>
+        <w:rPr>
+          <w:rFonts w:cs="Calibri"/>
+          <w:sz w:val="32"/>
+          <w:szCs w:val="32"/>
+        </w:rPr>
+        <w:t xml:space="preserve"> like this:</w:t>
+      </w:r>
+    </w:p>
+    <w:p>
+      <w:pPr>
+        <w:jc w:val="both"/>
+        <w:rPr>
+          <w:rFonts w:cs="Calibri"/>
+          <w:b/>
+          <w:bCs/>
+          <w:color w:val="D86DCB" w:themeColor="accent5" w:themeTint="99"/>
+          <w:sz w:val="32"/>
+          <w:szCs w:val="32"/>
+        </w:rPr>
+      </w:pPr>
+      <w:r>
+        <w:rPr>
+          <w:rFonts w:cs="Calibri"/>
+          <w:b/>
+          <w:bCs/>
+          <w:color w:val="D86DCB" w:themeColor="accent5" w:themeTint="99"/>
+          <w:sz w:val="32"/>
+          <w:szCs w:val="32"/>
+        </w:rPr>
         <w:lastRenderedPageBreak/>
-        <w:t xml:space="preserve"># In Primary Constructors body </w:t>
-      </w:r>
+        <w:t>class User ({required final String name}) {</w:t>
+      </w:r>
+    </w:p>
+    <w:p>
+      <w:pPr>
+        <w:jc w:val="both"/>
+        <w:rPr>
+          <w:rFonts w:cs="Calibri"/>
+          <w:b/>
+          <w:bCs/>
+          <w:color w:val="D86DCB" w:themeColor="accent5" w:themeTint="99"/>
+          <w:sz w:val="32"/>
+          <w:szCs w:val="32"/>
+        </w:rPr>
+      </w:pPr>
+      <w:r>
+        <w:rPr>
+          <w:rFonts w:cs="Calibri"/>
+          <w:b/>
+          <w:bCs/>
+          <w:color w:val="D86DCB" w:themeColor="accent5" w:themeTint="99"/>
+          <w:sz w:val="32"/>
+          <w:szCs w:val="32"/>
+        </w:rPr>
+        <w:t xml:space="preserve">  this {</w:t>
+      </w:r>
+    </w:p>
+    <w:p>
+      <w:pPr>
+        <w:jc w:val="both"/>
+        <w:rPr>
+          <w:rFonts w:cs="Calibri"/>
+          <w:b/>
+          <w:bCs/>
+          <w:color w:val="D86DCB" w:themeColor="accent5" w:themeTint="99"/>
+          <w:sz w:val="32"/>
+          <w:szCs w:val="32"/>
+        </w:rPr>
+      </w:pPr>
+      <w:r>
+        <w:rPr>
+          <w:rFonts w:cs="Calibri"/>
+          <w:b/>
+          <w:bCs/>
+          <w:color w:val="D86DCB" w:themeColor="accent5" w:themeTint="99"/>
+          <w:sz w:val="32"/>
+          <w:szCs w:val="32"/>
+        </w:rPr>
+        <w:t xml:space="preserve">    </w:t>
+      </w:r>
+      <w:proofErr w:type="gramStart"/>
+      <w:r>
+        <w:rPr>
+          <w:rFonts w:cs="Calibri"/>
+          <w:b/>
+          <w:bCs/>
+          <w:color w:val="D86DCB" w:themeColor="accent5" w:themeTint="99"/>
+          <w:sz w:val="32"/>
+          <w:szCs w:val="32"/>
+        </w:rPr>
+        <w:t>print(</w:t>
+      </w:r>
+      <w:proofErr w:type="gramEnd"/>
+      <w:r>
+        <w:rPr>
+          <w:rFonts w:cs="Calibri"/>
+          <w:b/>
+          <w:bCs/>
+          <w:color w:val="D86DCB" w:themeColor="accent5" w:themeTint="99"/>
+          <w:sz w:val="32"/>
+          <w:szCs w:val="32"/>
+        </w:rPr>
+        <w:t>"Name: $name");</w:t>
+      </w:r>
+    </w:p>
+    <w:p>
+      <w:pPr>
+        <w:jc w:val="both"/>
+        <w:rPr>
+          <w:rFonts w:cs="Calibri"/>
+          <w:b/>
+          <w:bCs/>
+          <w:color w:val="D86DCB" w:themeColor="accent5" w:themeTint="99"/>
+          <w:sz w:val="32"/>
+          <w:szCs w:val="32"/>
+        </w:rPr>
+      </w:pPr>
+      <w:r>
+        <w:rPr>
+          <w:rFonts w:cs="Calibri"/>
+          <w:b/>
+          <w:bCs/>
+          <w:color w:val="D86DCB" w:themeColor="accent5" w:themeTint="99"/>
+          <w:sz w:val="32"/>
+          <w:szCs w:val="32"/>
+        </w:rPr>
+        <w:t xml:space="preserve">    // Additional Code …</w:t>
+      </w:r>
+    </w:p>
+    <w:p>
+      <w:pPr>
+        <w:jc w:val="both"/>
+        <w:rPr>
+          <w:rFonts w:cs="Calibri"/>
+          <w:b/>
+          <w:bCs/>
+          <w:color w:val="D86DCB" w:themeColor="accent5" w:themeTint="99"/>
+          <w:sz w:val="32"/>
+          <w:szCs w:val="32"/>
+        </w:rPr>
+      </w:pPr>
+      <w:r>
+        <w:rPr>
+          <w:rFonts w:cs="Calibri"/>
+          <w:b/>
+          <w:bCs/>
+          <w:color w:val="D86DCB" w:themeColor="accent5" w:themeTint="99"/>
+          <w:sz w:val="32"/>
+          <w:szCs w:val="32"/>
+        </w:rPr>
+        <w:t xml:space="preserve">  }</w:t>
+      </w:r>
+    </w:p>
+    <w:p>
+      <w:pPr>
+        <w:jc w:val="both"/>
+        <w:rPr>
+          <w:rFonts w:cs="Calibri"/>
+          <w:b/>
+          <w:bCs/>
+          <w:color w:val="D86DCB" w:themeColor="accent5" w:themeTint="99"/>
+          <w:sz w:val="32"/>
+          <w:szCs w:val="32"/>
+        </w:rPr>
+      </w:pPr>
+      <w:r>
+        <w:rPr>
+          <w:rFonts w:cs="Calibri"/>
+          <w:b/>
+          <w:bCs/>
+          <w:color w:val="D86DCB" w:themeColor="accent5" w:themeTint="99"/>
+          <w:sz w:val="32"/>
+          <w:szCs w:val="32"/>
+        </w:rPr>
+        <w:t xml:space="preserve">  …</w:t>
+      </w:r>
+    </w:p>
+    <w:p>
+      <w:pPr>
+        <w:jc w:val="both"/>
+        <w:rPr>
+          <w:rFonts w:cs="Calibri"/>
+          <w:b/>
+          <w:bCs/>
+          <w:color w:val="D86DCB" w:themeColor="accent5" w:themeTint="99"/>
+          <w:sz w:val="32"/>
+          <w:szCs w:val="32"/>
+        </w:rPr>
+      </w:pPr>
+      <w:r>
+        <w:rPr>
+          <w:rFonts w:cs="Calibri"/>
+          <w:b/>
+          <w:bCs/>
+          <w:color w:val="D86DCB" w:themeColor="accent5" w:themeTint="99"/>
+          <w:sz w:val="32"/>
+          <w:szCs w:val="32"/>
+        </w:rPr>
+        <w:t>}</w:t>
+      </w:r>
+    </w:p>
+    <w:p>
+      <w:pPr>
+        <w:jc w:val="both"/>
+        <w:rPr>
+          <w:rFonts w:cs="Calibri"/>
+          <w:sz w:val="32"/>
+          <w:szCs w:val="32"/>
+        </w:rPr>
+      </w:pPr>
+      <w:r>
+        <w:rPr>
+          <w:rFonts w:cs="Calibri"/>
+          <w:sz w:val="32"/>
+          <w:szCs w:val="32"/>
+        </w:rPr>
+        <w:t xml:space="preserve"># </w:t>
+      </w:r>
+      <w:proofErr w:type="gramStart"/>
       <w:r>
         <w:rPr>
           <w:rFonts w:cs="Calibri"/>
@@ -23352,267 +25361,12 @@
         </w:rPr>
         <w:t>this</w:t>
       </w:r>
-      <w:r>
-        <w:rPr>
-          <w:rFonts w:cs="Calibri"/>
-          <w:sz w:val="32"/>
-          <w:szCs w:val="32"/>
-        </w:rPr>
-        <w:t xml:space="preserve"> keyword is used (</w:t>
-      </w:r>
-      <w:r>
-        <w:rPr>
-          <w:rFonts w:cs="Calibri"/>
-          <w:b/>
-          <w:bCs/>
-          <w:sz w:val="32"/>
-          <w:szCs w:val="32"/>
-        </w:rPr>
-        <w:t>this {}</w:t>
-      </w:r>
-      <w:r>
-        <w:rPr>
-          <w:rFonts w:cs="Calibri"/>
-          <w:sz w:val="32"/>
-          <w:szCs w:val="32"/>
-        </w:rPr>
-        <w:t>)</w:t>
-      </w:r>
-      <w:r>
-        <w:rPr>
-          <w:rFonts w:cs="Calibri"/>
-          <w:sz w:val="32"/>
-          <w:szCs w:val="32"/>
-        </w:rPr>
-        <w:t xml:space="preserve"> like this:</w:t>
-      </w:r>
-    </w:p>
-    <w:p>
-      <w:pPr>
-        <w:jc w:val="both"/>
-        <w:rPr>
-          <w:rFonts w:cs="Calibri"/>
-          <w:b/>
-          <w:bCs/>
-          <w:color w:val="D86DCB" w:themeColor="accent5" w:themeTint="99"/>
-          <w:sz w:val="32"/>
-          <w:szCs w:val="32"/>
-        </w:rPr>
-      </w:pPr>
-      <w:r>
-        <w:rPr>
-          <w:rFonts w:cs="Calibri"/>
-          <w:b/>
-          <w:bCs/>
-          <w:color w:val="D86DCB" w:themeColor="accent5" w:themeTint="99"/>
-          <w:sz w:val="32"/>
-          <w:szCs w:val="32"/>
-        </w:rPr>
-        <w:t>class User ({required final String name}) {</w:t>
-      </w:r>
-    </w:p>
-    <w:p>
-      <w:pPr>
-        <w:jc w:val="both"/>
-        <w:rPr>
-          <w:rFonts w:cs="Calibri"/>
-          <w:b/>
-          <w:bCs/>
-          <w:color w:val="D86DCB" w:themeColor="accent5" w:themeTint="99"/>
-          <w:sz w:val="32"/>
-          <w:szCs w:val="32"/>
-        </w:rPr>
-      </w:pPr>
-      <w:r>
-        <w:rPr>
-          <w:rFonts w:cs="Calibri"/>
-          <w:b/>
-          <w:bCs/>
-          <w:color w:val="D86DCB" w:themeColor="accent5" w:themeTint="99"/>
-          <w:sz w:val="32"/>
-          <w:szCs w:val="32"/>
-        </w:rPr>
-        <w:t xml:space="preserve">  this {</w:t>
-      </w:r>
-    </w:p>
-    <w:p>
-      <w:pPr>
-        <w:jc w:val="both"/>
-        <w:rPr>
-          <w:rFonts w:cs="Calibri"/>
-          <w:b/>
-          <w:bCs/>
-          <w:color w:val="D86DCB" w:themeColor="accent5" w:themeTint="99"/>
-          <w:sz w:val="32"/>
-          <w:szCs w:val="32"/>
-        </w:rPr>
-      </w:pPr>
-      <w:r>
-        <w:rPr>
-          <w:rFonts w:cs="Calibri"/>
-          <w:b/>
-          <w:bCs/>
-          <w:color w:val="D86DCB" w:themeColor="accent5" w:themeTint="99"/>
-          <w:sz w:val="32"/>
-          <w:szCs w:val="32"/>
-        </w:rPr>
-        <w:t xml:space="preserve">    </w:t>
-      </w:r>
-      <w:proofErr w:type="gramStart"/>
-      <w:r>
-        <w:rPr>
-          <w:rFonts w:cs="Calibri"/>
-          <w:b/>
-          <w:bCs/>
-          <w:color w:val="D86DCB" w:themeColor="accent5" w:themeTint="99"/>
-          <w:sz w:val="32"/>
-          <w:szCs w:val="32"/>
-        </w:rPr>
-        <w:t>print(</w:t>
-      </w:r>
       <w:proofErr w:type="gramEnd"/>
       <w:r>
         <w:rPr>
           <w:rFonts w:cs="Calibri"/>
           <w:b/>
           <w:bCs/>
-          <w:color w:val="D86DCB" w:themeColor="accent5" w:themeTint="99"/>
-          <w:sz w:val="32"/>
-          <w:szCs w:val="32"/>
-        </w:rPr>
-        <w:t>"Name: $name");</w:t>
-      </w:r>
-    </w:p>
-    <w:p>
-      <w:pPr>
-        <w:jc w:val="both"/>
-        <w:rPr>
-          <w:rFonts w:cs="Calibri"/>
-          <w:b/>
-          <w:bCs/>
-          <w:color w:val="D86DCB" w:themeColor="accent5" w:themeTint="99"/>
-          <w:sz w:val="32"/>
-          <w:szCs w:val="32"/>
-        </w:rPr>
-      </w:pPr>
-      <w:r>
-        <w:rPr>
-          <w:rFonts w:cs="Calibri"/>
-          <w:b/>
-          <w:bCs/>
-          <w:color w:val="D86DCB" w:themeColor="accent5" w:themeTint="99"/>
-          <w:sz w:val="32"/>
-          <w:szCs w:val="32"/>
-        </w:rPr>
-        <w:t xml:space="preserve">    // Additional Code …</w:t>
-      </w:r>
-    </w:p>
-    <w:p>
-      <w:pPr>
-        <w:jc w:val="both"/>
-        <w:rPr>
-          <w:rFonts w:cs="Calibri"/>
-          <w:b/>
-          <w:bCs/>
-          <w:color w:val="D86DCB" w:themeColor="accent5" w:themeTint="99"/>
-          <w:sz w:val="32"/>
-          <w:szCs w:val="32"/>
-        </w:rPr>
-      </w:pPr>
-      <w:r>
-        <w:rPr>
-          <w:rFonts w:cs="Calibri"/>
-          <w:b/>
-          <w:bCs/>
-          <w:color w:val="D86DCB" w:themeColor="accent5" w:themeTint="99"/>
-          <w:sz w:val="32"/>
-          <w:szCs w:val="32"/>
-        </w:rPr>
-        <w:t xml:space="preserve">  }</w:t>
-      </w:r>
-    </w:p>
-    <w:p>
-      <w:pPr>
-        <w:jc w:val="both"/>
-        <w:rPr>
-          <w:rFonts w:cs="Calibri"/>
-          <w:b/>
-          <w:bCs/>
-          <w:color w:val="D86DCB" w:themeColor="accent5" w:themeTint="99"/>
-          <w:sz w:val="32"/>
-          <w:szCs w:val="32"/>
-        </w:rPr>
-      </w:pPr>
-      <w:r>
-        <w:rPr>
-          <w:rFonts w:cs="Calibri"/>
-          <w:b/>
-          <w:bCs/>
-          <w:color w:val="D86DCB" w:themeColor="accent5" w:themeTint="99"/>
-          <w:sz w:val="32"/>
-          <w:szCs w:val="32"/>
-        </w:rPr>
-        <w:t xml:space="preserve">  …</w:t>
-      </w:r>
-    </w:p>
-    <w:p>
-      <w:pPr>
-        <w:jc w:val="both"/>
-        <w:rPr>
-          <w:rFonts w:cs="Calibri"/>
-          <w:b/>
-          <w:bCs/>
-          <w:color w:val="D86DCB" w:themeColor="accent5" w:themeTint="99"/>
-          <w:sz w:val="32"/>
-          <w:szCs w:val="32"/>
-        </w:rPr>
-      </w:pPr>
-      <w:r>
-        <w:rPr>
-          <w:rFonts w:cs="Calibri"/>
-          <w:b/>
-          <w:bCs/>
-          <w:color w:val="D86DCB" w:themeColor="accent5" w:themeTint="99"/>
-          <w:sz w:val="32"/>
-          <w:szCs w:val="32"/>
-        </w:rPr>
-        <w:t>}</w:t>
-      </w:r>
-    </w:p>
-    <w:p>
-      <w:pPr>
-        <w:jc w:val="both"/>
-        <w:rPr>
-          <w:rFonts w:cs="Calibri"/>
-          <w:sz w:val="32"/>
-          <w:szCs w:val="32"/>
-        </w:rPr>
-      </w:pPr>
-      <w:r>
-        <w:rPr>
-          <w:rFonts w:cs="Calibri"/>
-          <w:sz w:val="32"/>
-          <w:szCs w:val="32"/>
-        </w:rPr>
-        <w:t xml:space="preserve"># </w:t>
-      </w:r>
-      <w:proofErr w:type="gramStart"/>
-      <w:r>
-        <w:rPr>
-          <w:rFonts w:cs="Calibri"/>
-          <w:b/>
-          <w:bCs/>
-          <w:sz w:val="32"/>
-          <w:szCs w:val="32"/>
-        </w:rPr>
-        <w:t>this</w:t>
-      </w:r>
-      <w:proofErr w:type="gramEnd"/>
-      <w:r>
-        <w:rPr>
-          <w:rFonts w:cs="Calibri"/>
-          <w:b/>
-          <w:bCs/>
           <w:sz w:val="32"/>
           <w:szCs w:val="32"/>
         </w:rPr>
@@ -23890,31 +25644,31 @@
           <w:sz w:val="32"/>
           <w:szCs w:val="32"/>
         </w:rPr>
+        <w:t xml:space="preserve">  final int y;</w:t>
+      </w:r>
+    </w:p>
+    <w:p>
+      <w:pPr>
+        <w:jc w:val="both"/>
+        <w:rPr>
+          <w:rFonts w:cs="Calibri"/>
+          <w:b/>
+          <w:bCs/>
+          <w:color w:val="D86DCB" w:themeColor="accent5" w:themeTint="99"/>
+          <w:sz w:val="32"/>
+          <w:szCs w:val="32"/>
+        </w:rPr>
+      </w:pPr>
+      <w:r>
+        <w:rPr>
+          <w:rFonts w:cs="Calibri"/>
+          <w:b/>
+          <w:bCs/>
+          <w:color w:val="D86DCB" w:themeColor="accent5" w:themeTint="99"/>
+          <w:sz w:val="32"/>
+          <w:szCs w:val="32"/>
+        </w:rPr>
         <w:lastRenderedPageBreak/>
-        <w:t xml:space="preserve">  final int y;</w:t>
-      </w:r>
-    </w:p>
-    <w:p>
-      <w:pPr>
-        <w:jc w:val="both"/>
-        <w:rPr>
-          <w:rFonts w:cs="Calibri"/>
-          <w:b/>
-          <w:bCs/>
-          <w:color w:val="D86DCB" w:themeColor="accent5" w:themeTint="99"/>
-          <w:sz w:val="32"/>
-          <w:szCs w:val="32"/>
-        </w:rPr>
-      </w:pPr>
-      <w:r>
-        <w:rPr>
-          <w:rFonts w:cs="Calibri"/>
-          <w:b/>
-          <w:bCs/>
-          <w:color w:val="D86DCB" w:themeColor="accent5" w:themeTint="99"/>
-          <w:sz w:val="32"/>
-          <w:szCs w:val="32"/>
-        </w:rPr>
         <w:t xml:space="preserve">  </w:t>
       </w:r>
       <w:proofErr w:type="spellStart"/>
@@ -24667,7 +26421,6 @@
           <w:sz w:val="32"/>
           <w:szCs w:val="32"/>
         </w:rPr>
-        <w:lastRenderedPageBreak/>
         <w:t xml:space="preserve">  </w:t>
       </w:r>
       <w:proofErr w:type="gramStart"/>
@@ -24693,573 +26446,6 @@
           <w:szCs w:val="32"/>
         </w:rPr>
         <w:t xml:space="preserve"> super(name, age);</w:t>
-      </w:r>
-    </w:p>
-    <w:p>
-      <w:pPr>
-        <w:jc w:val="both"/>
-        <w:rPr>
-          <w:rFonts w:cs="Calibri"/>
-          <w:b/>
-          <w:bCs/>
-          <w:color w:val="D86DCB" w:themeColor="accent5" w:themeTint="99"/>
-          <w:sz w:val="32"/>
-          <w:szCs w:val="32"/>
-        </w:rPr>
-      </w:pPr>
-      <w:r>
-        <w:rPr>
-          <w:rFonts w:cs="Calibri"/>
-          <w:b/>
-          <w:bCs/>
-          <w:color w:val="D86DCB" w:themeColor="accent5" w:themeTint="99"/>
-          <w:sz w:val="32"/>
-          <w:szCs w:val="32"/>
-        </w:rPr>
-        <w:t>}</w:t>
-      </w:r>
-    </w:p>
-    <w:p>
-      <w:pPr>
-        <w:jc w:val="both"/>
-        <w:rPr>
-          <w:rFonts w:cs="Calibri"/>
-          <w:sz w:val="32"/>
-          <w:szCs w:val="32"/>
-        </w:rPr>
-      </w:pPr>
-      <w:r>
-        <w:rPr>
-          <w:rFonts w:cs="Calibri"/>
-          <w:sz w:val="32"/>
-          <w:szCs w:val="32"/>
-        </w:rPr>
-        <w:t># New approach, this is where this syntax starts becoming genuinely nice in large Flutter models:</w:t>
-      </w:r>
-    </w:p>
-    <w:p>
-      <w:pPr>
-        <w:jc w:val="both"/>
-        <w:rPr>
-          <w:rFonts w:cs="Calibri"/>
-          <w:b/>
-          <w:bCs/>
-          <w:color w:val="D86DCB" w:themeColor="accent5" w:themeTint="99"/>
-          <w:sz w:val="32"/>
-          <w:szCs w:val="32"/>
-        </w:rPr>
-      </w:pPr>
-      <w:r>
-        <w:rPr>
-          <w:rFonts w:cs="Calibri"/>
-          <w:b/>
-          <w:bCs/>
-          <w:color w:val="D86DCB" w:themeColor="accent5" w:themeTint="99"/>
-          <w:sz w:val="32"/>
-          <w:szCs w:val="32"/>
-        </w:rPr>
-        <w:t xml:space="preserve">class </w:t>
-      </w:r>
-      <w:proofErr w:type="gramStart"/>
-      <w:r>
-        <w:rPr>
-          <w:rFonts w:cs="Calibri"/>
-          <w:b/>
-          <w:bCs/>
-          <w:color w:val="D86DCB" w:themeColor="accent5" w:themeTint="99"/>
-          <w:sz w:val="32"/>
-          <w:szCs w:val="32"/>
-        </w:rPr>
-        <w:t>Person(</w:t>
-      </w:r>
-      <w:proofErr w:type="gramEnd"/>
-    </w:p>
-    <w:p>
-      <w:pPr>
-        <w:jc w:val="both"/>
-        <w:rPr>
-          <w:rFonts w:cs="Calibri"/>
-          <w:b/>
-          <w:bCs/>
-          <w:color w:val="D86DCB" w:themeColor="accent5" w:themeTint="99"/>
-          <w:sz w:val="32"/>
-          <w:szCs w:val="32"/>
-        </w:rPr>
-      </w:pPr>
-      <w:r>
-        <w:rPr>
-          <w:rFonts w:cs="Calibri"/>
-          <w:b/>
-          <w:bCs/>
-          <w:color w:val="D86DCB" w:themeColor="accent5" w:themeTint="99"/>
-          <w:sz w:val="32"/>
-          <w:szCs w:val="32"/>
-        </w:rPr>
-        <w:t xml:space="preserve">  final String name,</w:t>
-      </w:r>
-    </w:p>
-    <w:p>
-      <w:pPr>
-        <w:jc w:val="both"/>
-        <w:rPr>
-          <w:rFonts w:cs="Calibri"/>
-          <w:b/>
-          <w:bCs/>
-          <w:color w:val="D86DCB" w:themeColor="accent5" w:themeTint="99"/>
-          <w:sz w:val="32"/>
-          <w:szCs w:val="32"/>
-        </w:rPr>
-      </w:pPr>
-      <w:r>
-        <w:rPr>
-          <w:rFonts w:cs="Calibri"/>
-          <w:b/>
-          <w:bCs/>
-          <w:color w:val="D86DCB" w:themeColor="accent5" w:themeTint="99"/>
-          <w:sz w:val="32"/>
-          <w:szCs w:val="32"/>
-        </w:rPr>
-        <w:t xml:space="preserve">  final int age,</w:t>
-      </w:r>
-    </w:p>
-    <w:p>
-      <w:pPr>
-        <w:jc w:val="both"/>
-        <w:rPr>
-          <w:rFonts w:cs="Calibri"/>
-          <w:b/>
-          <w:bCs/>
-          <w:color w:val="D86DCB" w:themeColor="accent5" w:themeTint="99"/>
-          <w:sz w:val="32"/>
-          <w:szCs w:val="32"/>
-        </w:rPr>
-      </w:pPr>
-      <w:r>
-        <w:rPr>
-          <w:rFonts w:cs="Calibri"/>
-          <w:b/>
-          <w:bCs/>
-          <w:color w:val="D86DCB" w:themeColor="accent5" w:themeTint="99"/>
-          <w:sz w:val="32"/>
-          <w:szCs w:val="32"/>
-        </w:rPr>
-        <w:t>);</w:t>
-      </w:r>
-    </w:p>
-    <w:p>
-      <w:pPr>
-        <w:jc w:val="both"/>
-        <w:rPr>
-          <w:rFonts w:cs="Calibri"/>
-          <w:b/>
-          <w:bCs/>
-          <w:color w:val="D86DCB" w:themeColor="accent5" w:themeTint="99"/>
-          <w:sz w:val="32"/>
-          <w:szCs w:val="32"/>
-        </w:rPr>
-      </w:pPr>
-    </w:p>
-    <w:p>
-      <w:pPr>
-        <w:jc w:val="both"/>
-        <w:rPr>
-          <w:rFonts w:cs="Calibri"/>
-          <w:b/>
-          <w:bCs/>
-          <w:color w:val="D86DCB" w:themeColor="accent5" w:themeTint="99"/>
-          <w:sz w:val="32"/>
-          <w:szCs w:val="32"/>
-        </w:rPr>
-      </w:pPr>
-      <w:r>
-        <w:rPr>
-          <w:rFonts w:cs="Calibri"/>
-          <w:b/>
-          <w:bCs/>
-          <w:color w:val="D86DCB" w:themeColor="accent5" w:themeTint="99"/>
-          <w:sz w:val="32"/>
-          <w:szCs w:val="32"/>
-        </w:rPr>
-        <w:t xml:space="preserve">class </w:t>
-      </w:r>
-      <w:proofErr w:type="gramStart"/>
-      <w:r>
-        <w:rPr>
-          <w:rFonts w:cs="Calibri"/>
-          <w:b/>
-          <w:bCs/>
-          <w:color w:val="D86DCB" w:themeColor="accent5" w:themeTint="99"/>
-          <w:sz w:val="32"/>
-          <w:szCs w:val="32"/>
-        </w:rPr>
-        <w:t>Employee(</w:t>
-      </w:r>
-      <w:proofErr w:type="gramEnd"/>
-    </w:p>
-    <w:p>
-      <w:pPr>
-        <w:jc w:val="both"/>
-        <w:rPr>
-          <w:rFonts w:cs="Calibri"/>
-          <w:b/>
-          <w:bCs/>
-          <w:color w:val="D86DCB" w:themeColor="accent5" w:themeTint="99"/>
-          <w:sz w:val="32"/>
-          <w:szCs w:val="32"/>
-        </w:rPr>
-      </w:pPr>
-      <w:r>
-        <w:rPr>
-          <w:rFonts w:cs="Calibri"/>
-          <w:b/>
-          <w:bCs/>
-          <w:color w:val="D86DCB" w:themeColor="accent5" w:themeTint="99"/>
-          <w:sz w:val="32"/>
-          <w:szCs w:val="32"/>
-        </w:rPr>
-        <w:t xml:space="preserve">  super.name,</w:t>
-      </w:r>
-    </w:p>
-    <w:p>
-      <w:pPr>
-        <w:jc w:val="both"/>
-        <w:rPr>
-          <w:rFonts w:cs="Calibri"/>
-          <w:b/>
-          <w:bCs/>
-          <w:color w:val="D86DCB" w:themeColor="accent5" w:themeTint="99"/>
-          <w:sz w:val="32"/>
-          <w:szCs w:val="32"/>
-        </w:rPr>
-      </w:pPr>
-      <w:r>
-        <w:rPr>
-          <w:rFonts w:cs="Calibri"/>
-          <w:b/>
-          <w:bCs/>
-          <w:color w:val="D86DCB" w:themeColor="accent5" w:themeTint="99"/>
-          <w:sz w:val="32"/>
-          <w:szCs w:val="32"/>
-        </w:rPr>
-        <w:t xml:space="preserve">  </w:t>
-      </w:r>
-      <w:proofErr w:type="spellStart"/>
-      <w:r>
-        <w:rPr>
-          <w:rFonts w:cs="Calibri"/>
-          <w:b/>
-          <w:bCs/>
-          <w:color w:val="D86DCB" w:themeColor="accent5" w:themeTint="99"/>
-          <w:sz w:val="32"/>
-          <w:szCs w:val="32"/>
-        </w:rPr>
-        <w:t>super.age</w:t>
-      </w:r>
-      <w:proofErr w:type="spellEnd"/>
-      <w:r>
-        <w:rPr>
-          <w:rFonts w:cs="Calibri"/>
-          <w:b/>
-          <w:bCs/>
-          <w:color w:val="D86DCB" w:themeColor="accent5" w:themeTint="99"/>
-          <w:sz w:val="32"/>
-          <w:szCs w:val="32"/>
-        </w:rPr>
-        <w:t>,</w:t>
-      </w:r>
-    </w:p>
-    <w:p>
-      <w:pPr>
-        <w:jc w:val="both"/>
-        <w:rPr>
-          <w:rFonts w:cs="Calibri"/>
-          <w:b/>
-          <w:bCs/>
-          <w:color w:val="D86DCB" w:themeColor="accent5" w:themeTint="99"/>
-          <w:sz w:val="32"/>
-          <w:szCs w:val="32"/>
-        </w:rPr>
-      </w:pPr>
-      <w:r>
-        <w:rPr>
-          <w:rFonts w:cs="Calibri"/>
-          <w:b/>
-          <w:bCs/>
-          <w:color w:val="D86DCB" w:themeColor="accent5" w:themeTint="99"/>
-          <w:sz w:val="32"/>
-          <w:szCs w:val="32"/>
-        </w:rPr>
-        <w:t xml:space="preserve">  final String role,</w:t>
-      </w:r>
-    </w:p>
-    <w:p>
-      <w:pPr>
-        <w:jc w:val="both"/>
-        <w:rPr>
-          <w:rFonts w:cs="Calibri"/>
-          <w:b/>
-          <w:bCs/>
-          <w:color w:val="D86DCB" w:themeColor="accent5" w:themeTint="99"/>
-          <w:sz w:val="32"/>
-          <w:szCs w:val="32"/>
-        </w:rPr>
-      </w:pPr>
-      <w:r>
-        <w:rPr>
-          <w:rFonts w:cs="Calibri"/>
-          <w:b/>
-          <w:bCs/>
-          <w:color w:val="D86DCB" w:themeColor="accent5" w:themeTint="99"/>
-          <w:sz w:val="32"/>
-          <w:szCs w:val="32"/>
-        </w:rPr>
-        <w:t xml:space="preserve">) </w:t>
-      </w:r>
-      <w:proofErr w:type="gramStart"/>
-      <w:r>
-        <w:rPr>
-          <w:rFonts w:cs="Calibri"/>
-          <w:b/>
-          <w:bCs/>
-          <w:color w:val="D86DCB" w:themeColor="accent5" w:themeTint="99"/>
-          <w:sz w:val="32"/>
-          <w:szCs w:val="32"/>
-        </w:rPr>
-        <w:t>extends</w:t>
-      </w:r>
-      <w:proofErr w:type="gramEnd"/>
-      <w:r>
-        <w:rPr>
-          <w:rFonts w:cs="Calibri"/>
-          <w:b/>
-          <w:bCs/>
-          <w:color w:val="D86DCB" w:themeColor="accent5" w:themeTint="99"/>
-          <w:sz w:val="32"/>
-          <w:szCs w:val="32"/>
-        </w:rPr>
-        <w:t xml:space="preserve"> Person;</w:t>
-      </w:r>
-    </w:p>
-    <w:p>
-      <w:pPr>
-        <w:jc w:val="both"/>
-        <w:rPr>
-          <w:rFonts w:cs="Calibri"/>
-          <w:sz w:val="32"/>
-          <w:szCs w:val="32"/>
-        </w:rPr>
-      </w:pPr>
-    </w:p>
-    <w:p>
-      <w:pPr>
-        <w:jc w:val="both"/>
-        <w:rPr>
-          <w:rFonts w:cs="Calibri"/>
-          <w:sz w:val="32"/>
-          <w:szCs w:val="32"/>
-        </w:rPr>
-      </w:pPr>
-    </w:p>
-    <w:p>
-      <w:pPr>
-        <w:jc w:val="both"/>
-        <w:rPr>
-          <w:rFonts w:cs="Calibri"/>
-          <w:b/>
-          <w:bCs/>
-          <w:sz w:val="32"/>
-          <w:szCs w:val="32"/>
-        </w:rPr>
-      </w:pPr>
-      <w:r>
-        <w:rPr>
-          <w:rFonts w:cs="Calibri"/>
-          <w:b/>
-          <w:bCs/>
-          <w:sz w:val="32"/>
-          <w:szCs w:val="32"/>
-        </w:rPr>
-        <w:t>Concise</w:t>
-      </w:r>
-      <w:r>
-        <w:rPr>
-          <w:rFonts w:cs="Calibri"/>
-          <w:b/>
-          <w:bCs/>
-          <w:sz w:val="32"/>
-          <w:szCs w:val="32"/>
-        </w:rPr>
-        <w:t xml:space="preserve"> Constructor:</w:t>
-      </w:r>
-    </w:p>
-    <w:p>
-      <w:pPr>
-        <w:jc w:val="both"/>
-        <w:rPr>
-          <w:rFonts w:cs="Calibri"/>
-          <w:sz w:val="32"/>
-          <w:szCs w:val="32"/>
-        </w:rPr>
-      </w:pPr>
-      <w:r>
-        <w:rPr>
-          <w:rFonts w:cs="Calibri"/>
-          <w:sz w:val="32"/>
-          <w:szCs w:val="32"/>
-        </w:rPr>
-        <w:t xml:space="preserve"># </w:t>
-      </w:r>
-      <w:r>
-        <w:rPr>
-          <w:rFonts w:cs="Calibri"/>
-          <w:sz w:val="32"/>
-          <w:szCs w:val="32"/>
-        </w:rPr>
-        <w:t xml:space="preserve">In </w:t>
-      </w:r>
-      <w:r>
-        <w:rPr>
-          <w:rFonts w:cs="Calibri"/>
-          <w:b/>
-          <w:bCs/>
-          <w:sz w:val="32"/>
-          <w:szCs w:val="32"/>
-        </w:rPr>
-        <w:t>Dart</w:t>
-      </w:r>
-      <w:r>
-        <w:rPr>
-          <w:rFonts w:cs="Calibri"/>
-          <w:sz w:val="32"/>
-          <w:szCs w:val="32"/>
-        </w:rPr>
-        <w:t xml:space="preserve">, instead of the class name as magic identifier to mean “constructor” starting from </w:t>
-      </w:r>
-      <w:r>
-        <w:rPr>
-          <w:rFonts w:cs="Calibri"/>
-          <w:b/>
-          <w:bCs/>
-          <w:sz w:val="32"/>
-          <w:szCs w:val="32"/>
-        </w:rPr>
-        <w:t>Dart 3.13+</w:t>
-      </w:r>
-      <w:r>
-        <w:rPr>
-          <w:rFonts w:cs="Calibri"/>
-          <w:sz w:val="32"/>
-          <w:szCs w:val="32"/>
-        </w:rPr>
-        <w:t xml:space="preserve"> there’s a universal keyword like </w:t>
-      </w:r>
-      <w:r>
-        <w:rPr>
-          <w:rFonts w:cs="Calibri"/>
-          <w:b/>
-          <w:bCs/>
-          <w:sz w:val="32"/>
-          <w:szCs w:val="32"/>
-        </w:rPr>
-        <w:t>new</w:t>
-      </w:r>
-      <w:r>
-        <w:rPr>
-          <w:rFonts w:cs="Calibri"/>
-          <w:sz w:val="32"/>
-          <w:szCs w:val="32"/>
-        </w:rPr>
-        <w:t xml:space="preserve"> for this</w:t>
-      </w:r>
-    </w:p>
-    <w:p>
-      <w:pPr>
-        <w:jc w:val="both"/>
-        <w:rPr>
-          <w:rFonts w:cs="Calibri"/>
-          <w:sz w:val="32"/>
-          <w:szCs w:val="32"/>
-        </w:rPr>
-      </w:pPr>
-      <w:r>
-        <w:rPr>
-          <w:rFonts w:cs="Calibri"/>
-          <w:sz w:val="32"/>
-          <w:szCs w:val="32"/>
-        </w:rPr>
-        <w:t># Before:</w:t>
-      </w:r>
-    </w:p>
-    <w:p>
-      <w:pPr>
-        <w:jc w:val="both"/>
-        <w:rPr>
-          <w:rFonts w:cs="Calibri"/>
-          <w:b/>
-          <w:bCs/>
-          <w:color w:val="D86DCB" w:themeColor="accent5" w:themeTint="99"/>
-          <w:sz w:val="32"/>
-          <w:szCs w:val="32"/>
-        </w:rPr>
-      </w:pPr>
-      <w:r>
-        <w:rPr>
-          <w:rFonts w:cs="Calibri"/>
-          <w:b/>
-          <w:bCs/>
-          <w:color w:val="D86DCB" w:themeColor="accent5" w:themeTint="99"/>
-          <w:sz w:val="32"/>
-          <w:szCs w:val="32"/>
-        </w:rPr>
-        <w:t>class User {</w:t>
-      </w:r>
-    </w:p>
-    <w:p>
-      <w:pPr>
-        <w:jc w:val="both"/>
-        <w:rPr>
-          <w:rFonts w:cs="Calibri"/>
-          <w:b/>
-          <w:bCs/>
-          <w:color w:val="D86DCB" w:themeColor="accent5" w:themeTint="99"/>
-          <w:sz w:val="32"/>
-          <w:szCs w:val="32"/>
-        </w:rPr>
-      </w:pPr>
-      <w:r>
-        <w:rPr>
-          <w:rFonts w:cs="Calibri"/>
-          <w:b/>
-          <w:bCs/>
-          <w:color w:val="D86DCB" w:themeColor="accent5" w:themeTint="99"/>
-          <w:sz w:val="32"/>
-          <w:szCs w:val="32"/>
-        </w:rPr>
-        <w:t xml:space="preserve">  </w:t>
-      </w:r>
-      <w:proofErr w:type="gramStart"/>
-      <w:r>
-        <w:rPr>
-          <w:rFonts w:cs="Calibri"/>
-          <w:b/>
-          <w:bCs/>
-          <w:color w:val="D86DCB" w:themeColor="accent5" w:themeTint="99"/>
-          <w:sz w:val="32"/>
-          <w:szCs w:val="32"/>
-        </w:rPr>
-        <w:t>User(</w:t>
-      </w:r>
-      <w:proofErr w:type="gramEnd"/>
-      <w:r>
-        <w:rPr>
-          <w:rFonts w:cs="Calibri"/>
-          <w:b/>
-          <w:bCs/>
-          <w:color w:val="D86DCB" w:themeColor="accent5" w:themeTint="99"/>
-          <w:sz w:val="32"/>
-          <w:szCs w:val="32"/>
-        </w:rPr>
-        <w:t>String name);</w:t>
       </w:r>
     </w:p>
     <w:p>
@@ -25302,6 +26488,574 @@
           <w:sz w:val="32"/>
           <w:szCs w:val="32"/>
         </w:rPr>
+        <w:t># New approach, this is where this syntax starts becoming genuinely nice in large Flutter models:</w:t>
+      </w:r>
+    </w:p>
+    <w:p>
+      <w:pPr>
+        <w:jc w:val="both"/>
+        <w:rPr>
+          <w:rFonts w:cs="Calibri"/>
+          <w:b/>
+          <w:bCs/>
+          <w:color w:val="D86DCB" w:themeColor="accent5" w:themeTint="99"/>
+          <w:sz w:val="32"/>
+          <w:szCs w:val="32"/>
+        </w:rPr>
+      </w:pPr>
+      <w:r>
+        <w:rPr>
+          <w:rFonts w:cs="Calibri"/>
+          <w:b/>
+          <w:bCs/>
+          <w:color w:val="D86DCB" w:themeColor="accent5" w:themeTint="99"/>
+          <w:sz w:val="32"/>
+          <w:szCs w:val="32"/>
+        </w:rPr>
+        <w:t xml:space="preserve">class </w:t>
+      </w:r>
+      <w:proofErr w:type="gramStart"/>
+      <w:r>
+        <w:rPr>
+          <w:rFonts w:cs="Calibri"/>
+          <w:b/>
+          <w:bCs/>
+          <w:color w:val="D86DCB" w:themeColor="accent5" w:themeTint="99"/>
+          <w:sz w:val="32"/>
+          <w:szCs w:val="32"/>
+        </w:rPr>
+        <w:t>Person(</w:t>
+      </w:r>
+      <w:proofErr w:type="gramEnd"/>
+    </w:p>
+    <w:p>
+      <w:pPr>
+        <w:jc w:val="both"/>
+        <w:rPr>
+          <w:rFonts w:cs="Calibri"/>
+          <w:b/>
+          <w:bCs/>
+          <w:color w:val="D86DCB" w:themeColor="accent5" w:themeTint="99"/>
+          <w:sz w:val="32"/>
+          <w:szCs w:val="32"/>
+        </w:rPr>
+      </w:pPr>
+      <w:r>
+        <w:rPr>
+          <w:rFonts w:cs="Calibri"/>
+          <w:b/>
+          <w:bCs/>
+          <w:color w:val="D86DCB" w:themeColor="accent5" w:themeTint="99"/>
+          <w:sz w:val="32"/>
+          <w:szCs w:val="32"/>
+        </w:rPr>
+        <w:t xml:space="preserve">  final String name,</w:t>
+      </w:r>
+    </w:p>
+    <w:p>
+      <w:pPr>
+        <w:jc w:val="both"/>
+        <w:rPr>
+          <w:rFonts w:cs="Calibri"/>
+          <w:b/>
+          <w:bCs/>
+          <w:color w:val="D86DCB" w:themeColor="accent5" w:themeTint="99"/>
+          <w:sz w:val="32"/>
+          <w:szCs w:val="32"/>
+        </w:rPr>
+      </w:pPr>
+      <w:r>
+        <w:rPr>
+          <w:rFonts w:cs="Calibri"/>
+          <w:b/>
+          <w:bCs/>
+          <w:color w:val="D86DCB" w:themeColor="accent5" w:themeTint="99"/>
+          <w:sz w:val="32"/>
+          <w:szCs w:val="32"/>
+        </w:rPr>
+        <w:t xml:space="preserve">  final int age,</w:t>
+      </w:r>
+    </w:p>
+    <w:p>
+      <w:pPr>
+        <w:jc w:val="both"/>
+        <w:rPr>
+          <w:rFonts w:cs="Calibri"/>
+          <w:b/>
+          <w:bCs/>
+          <w:color w:val="D86DCB" w:themeColor="accent5" w:themeTint="99"/>
+          <w:sz w:val="32"/>
+          <w:szCs w:val="32"/>
+        </w:rPr>
+      </w:pPr>
+      <w:r>
+        <w:rPr>
+          <w:rFonts w:cs="Calibri"/>
+          <w:b/>
+          <w:bCs/>
+          <w:color w:val="D86DCB" w:themeColor="accent5" w:themeTint="99"/>
+          <w:sz w:val="32"/>
+          <w:szCs w:val="32"/>
+        </w:rPr>
+        <w:t>);</w:t>
+      </w:r>
+    </w:p>
+    <w:p>
+      <w:pPr>
+        <w:jc w:val="both"/>
+        <w:rPr>
+          <w:rFonts w:cs="Calibri"/>
+          <w:b/>
+          <w:bCs/>
+          <w:color w:val="D86DCB" w:themeColor="accent5" w:themeTint="99"/>
+          <w:sz w:val="32"/>
+          <w:szCs w:val="32"/>
+        </w:rPr>
+      </w:pPr>
+    </w:p>
+    <w:p>
+      <w:pPr>
+        <w:jc w:val="both"/>
+        <w:rPr>
+          <w:rFonts w:cs="Calibri"/>
+          <w:b/>
+          <w:bCs/>
+          <w:color w:val="D86DCB" w:themeColor="accent5" w:themeTint="99"/>
+          <w:sz w:val="32"/>
+          <w:szCs w:val="32"/>
+        </w:rPr>
+      </w:pPr>
+      <w:r>
+        <w:rPr>
+          <w:rFonts w:cs="Calibri"/>
+          <w:b/>
+          <w:bCs/>
+          <w:color w:val="D86DCB" w:themeColor="accent5" w:themeTint="99"/>
+          <w:sz w:val="32"/>
+          <w:szCs w:val="32"/>
+        </w:rPr>
+        <w:t xml:space="preserve">class </w:t>
+      </w:r>
+      <w:proofErr w:type="gramStart"/>
+      <w:r>
+        <w:rPr>
+          <w:rFonts w:cs="Calibri"/>
+          <w:b/>
+          <w:bCs/>
+          <w:color w:val="D86DCB" w:themeColor="accent5" w:themeTint="99"/>
+          <w:sz w:val="32"/>
+          <w:szCs w:val="32"/>
+        </w:rPr>
+        <w:t>Employee(</w:t>
+      </w:r>
+      <w:proofErr w:type="gramEnd"/>
+    </w:p>
+    <w:p>
+      <w:pPr>
+        <w:jc w:val="both"/>
+        <w:rPr>
+          <w:rFonts w:cs="Calibri"/>
+          <w:b/>
+          <w:bCs/>
+          <w:color w:val="D86DCB" w:themeColor="accent5" w:themeTint="99"/>
+          <w:sz w:val="32"/>
+          <w:szCs w:val="32"/>
+        </w:rPr>
+      </w:pPr>
+      <w:r>
+        <w:rPr>
+          <w:rFonts w:cs="Calibri"/>
+          <w:b/>
+          <w:bCs/>
+          <w:color w:val="D86DCB" w:themeColor="accent5" w:themeTint="99"/>
+          <w:sz w:val="32"/>
+          <w:szCs w:val="32"/>
+        </w:rPr>
+        <w:t xml:space="preserve">  super.name,</w:t>
+      </w:r>
+    </w:p>
+    <w:p>
+      <w:pPr>
+        <w:jc w:val="both"/>
+        <w:rPr>
+          <w:rFonts w:cs="Calibri"/>
+          <w:b/>
+          <w:bCs/>
+          <w:color w:val="D86DCB" w:themeColor="accent5" w:themeTint="99"/>
+          <w:sz w:val="32"/>
+          <w:szCs w:val="32"/>
+        </w:rPr>
+      </w:pPr>
+      <w:r>
+        <w:rPr>
+          <w:rFonts w:cs="Calibri"/>
+          <w:b/>
+          <w:bCs/>
+          <w:color w:val="D86DCB" w:themeColor="accent5" w:themeTint="99"/>
+          <w:sz w:val="32"/>
+          <w:szCs w:val="32"/>
+        </w:rPr>
+        <w:t xml:space="preserve">  </w:t>
+      </w:r>
+      <w:proofErr w:type="spellStart"/>
+      <w:r>
+        <w:rPr>
+          <w:rFonts w:cs="Calibri"/>
+          <w:b/>
+          <w:bCs/>
+          <w:color w:val="D86DCB" w:themeColor="accent5" w:themeTint="99"/>
+          <w:sz w:val="32"/>
+          <w:szCs w:val="32"/>
+        </w:rPr>
+        <w:t>super.age</w:t>
+      </w:r>
+      <w:proofErr w:type="spellEnd"/>
+      <w:r>
+        <w:rPr>
+          <w:rFonts w:cs="Calibri"/>
+          <w:b/>
+          <w:bCs/>
+          <w:color w:val="D86DCB" w:themeColor="accent5" w:themeTint="99"/>
+          <w:sz w:val="32"/>
+          <w:szCs w:val="32"/>
+        </w:rPr>
+        <w:t>,</w:t>
+      </w:r>
+    </w:p>
+    <w:p>
+      <w:pPr>
+        <w:jc w:val="both"/>
+        <w:rPr>
+          <w:rFonts w:cs="Calibri"/>
+          <w:b/>
+          <w:bCs/>
+          <w:color w:val="D86DCB" w:themeColor="accent5" w:themeTint="99"/>
+          <w:sz w:val="32"/>
+          <w:szCs w:val="32"/>
+        </w:rPr>
+      </w:pPr>
+      <w:r>
+        <w:rPr>
+          <w:rFonts w:cs="Calibri"/>
+          <w:b/>
+          <w:bCs/>
+          <w:color w:val="D86DCB" w:themeColor="accent5" w:themeTint="99"/>
+          <w:sz w:val="32"/>
+          <w:szCs w:val="32"/>
+        </w:rPr>
+        <w:t xml:space="preserve">  final String role,</w:t>
+      </w:r>
+    </w:p>
+    <w:p>
+      <w:pPr>
+        <w:jc w:val="both"/>
+        <w:rPr>
+          <w:rFonts w:cs="Calibri"/>
+          <w:b/>
+          <w:bCs/>
+          <w:color w:val="D86DCB" w:themeColor="accent5" w:themeTint="99"/>
+          <w:sz w:val="32"/>
+          <w:szCs w:val="32"/>
+        </w:rPr>
+      </w:pPr>
+      <w:r>
+        <w:rPr>
+          <w:rFonts w:cs="Calibri"/>
+          <w:b/>
+          <w:bCs/>
+          <w:color w:val="D86DCB" w:themeColor="accent5" w:themeTint="99"/>
+          <w:sz w:val="32"/>
+          <w:szCs w:val="32"/>
+        </w:rPr>
+        <w:t xml:space="preserve">) </w:t>
+      </w:r>
+      <w:proofErr w:type="gramStart"/>
+      <w:r>
+        <w:rPr>
+          <w:rFonts w:cs="Calibri"/>
+          <w:b/>
+          <w:bCs/>
+          <w:color w:val="D86DCB" w:themeColor="accent5" w:themeTint="99"/>
+          <w:sz w:val="32"/>
+          <w:szCs w:val="32"/>
+        </w:rPr>
+        <w:t>extends</w:t>
+      </w:r>
+      <w:proofErr w:type="gramEnd"/>
+      <w:r>
+        <w:rPr>
+          <w:rFonts w:cs="Calibri"/>
+          <w:b/>
+          <w:bCs/>
+          <w:color w:val="D86DCB" w:themeColor="accent5" w:themeTint="99"/>
+          <w:sz w:val="32"/>
+          <w:szCs w:val="32"/>
+        </w:rPr>
+        <w:t xml:space="preserve"> Person;</w:t>
+      </w:r>
+    </w:p>
+    <w:p>
+      <w:pPr>
+        <w:jc w:val="both"/>
+        <w:rPr>
+          <w:rFonts w:cs="Calibri"/>
+          <w:sz w:val="32"/>
+          <w:szCs w:val="32"/>
+        </w:rPr>
+      </w:pPr>
+    </w:p>
+    <w:p>
+      <w:pPr>
+        <w:jc w:val="both"/>
+        <w:rPr>
+          <w:rFonts w:cs="Calibri"/>
+          <w:sz w:val="32"/>
+          <w:szCs w:val="32"/>
+        </w:rPr>
+      </w:pPr>
+    </w:p>
+    <w:p>
+      <w:pPr>
+        <w:jc w:val="both"/>
+        <w:rPr>
+          <w:rFonts w:cs="Calibri"/>
+          <w:b/>
+          <w:bCs/>
+          <w:sz w:val="32"/>
+          <w:szCs w:val="32"/>
+        </w:rPr>
+      </w:pPr>
+      <w:r>
+        <w:rPr>
+          <w:rFonts w:cs="Calibri"/>
+          <w:b/>
+          <w:bCs/>
+          <w:sz w:val="32"/>
+          <w:szCs w:val="32"/>
+        </w:rPr>
+        <w:t>Concise</w:t>
+      </w:r>
+      <w:r>
+        <w:rPr>
+          <w:rFonts w:cs="Calibri"/>
+          <w:b/>
+          <w:bCs/>
+          <w:sz w:val="32"/>
+          <w:szCs w:val="32"/>
+        </w:rPr>
+        <w:t xml:space="preserve"> Constructor:</w:t>
+      </w:r>
+    </w:p>
+    <w:p>
+      <w:pPr>
+        <w:jc w:val="both"/>
+        <w:rPr>
+          <w:rFonts w:cs="Calibri"/>
+          <w:sz w:val="32"/>
+          <w:szCs w:val="32"/>
+        </w:rPr>
+      </w:pPr>
+      <w:r>
+        <w:rPr>
+          <w:rFonts w:cs="Calibri"/>
+          <w:sz w:val="32"/>
+          <w:szCs w:val="32"/>
+        </w:rPr>
+        <w:t xml:space="preserve"># </w:t>
+      </w:r>
+      <w:r>
+        <w:rPr>
+          <w:rFonts w:cs="Calibri"/>
+          <w:sz w:val="32"/>
+          <w:szCs w:val="32"/>
+        </w:rPr>
+        <w:t xml:space="preserve">In </w:t>
+      </w:r>
+      <w:r>
+        <w:rPr>
+          <w:rFonts w:cs="Calibri"/>
+          <w:b/>
+          <w:bCs/>
+          <w:sz w:val="32"/>
+          <w:szCs w:val="32"/>
+        </w:rPr>
+        <w:t>Dart</w:t>
+      </w:r>
+      <w:r>
+        <w:rPr>
+          <w:rFonts w:cs="Calibri"/>
+          <w:sz w:val="32"/>
+          <w:szCs w:val="32"/>
+        </w:rPr>
+        <w:t xml:space="preserve">, instead of the class name as magic identifier to mean “constructor” starting from </w:t>
+      </w:r>
+      <w:r>
+        <w:rPr>
+          <w:rFonts w:cs="Calibri"/>
+          <w:b/>
+          <w:bCs/>
+          <w:sz w:val="32"/>
+          <w:szCs w:val="32"/>
+        </w:rPr>
+        <w:t>Dart 3.13+</w:t>
+      </w:r>
+      <w:r>
+        <w:rPr>
+          <w:rFonts w:cs="Calibri"/>
+          <w:sz w:val="32"/>
+          <w:szCs w:val="32"/>
+        </w:rPr>
+        <w:t xml:space="preserve"> there’s a universal keyword like </w:t>
+      </w:r>
+      <w:r>
+        <w:rPr>
+          <w:rFonts w:cs="Calibri"/>
+          <w:b/>
+          <w:bCs/>
+          <w:sz w:val="32"/>
+          <w:szCs w:val="32"/>
+        </w:rPr>
+        <w:t>new</w:t>
+      </w:r>
+      <w:r>
+        <w:rPr>
+          <w:rFonts w:cs="Calibri"/>
+          <w:sz w:val="32"/>
+          <w:szCs w:val="32"/>
+        </w:rPr>
+        <w:t xml:space="preserve"> for this</w:t>
+      </w:r>
+    </w:p>
+    <w:p>
+      <w:pPr>
+        <w:jc w:val="both"/>
+        <w:rPr>
+          <w:rFonts w:cs="Calibri"/>
+          <w:sz w:val="32"/>
+          <w:szCs w:val="32"/>
+        </w:rPr>
+      </w:pPr>
+      <w:r>
+        <w:rPr>
+          <w:rFonts w:cs="Calibri"/>
+          <w:sz w:val="32"/>
+          <w:szCs w:val="32"/>
+        </w:rPr>
+        <w:t># Before:</w:t>
+      </w:r>
+    </w:p>
+    <w:p>
+      <w:pPr>
+        <w:jc w:val="both"/>
+        <w:rPr>
+          <w:rFonts w:cs="Calibri"/>
+          <w:b/>
+          <w:bCs/>
+          <w:color w:val="D86DCB" w:themeColor="accent5" w:themeTint="99"/>
+          <w:sz w:val="32"/>
+          <w:szCs w:val="32"/>
+        </w:rPr>
+      </w:pPr>
+      <w:r>
+        <w:rPr>
+          <w:rFonts w:cs="Calibri"/>
+          <w:b/>
+          <w:bCs/>
+          <w:color w:val="D86DCB" w:themeColor="accent5" w:themeTint="99"/>
+          <w:sz w:val="32"/>
+          <w:szCs w:val="32"/>
+        </w:rPr>
+        <w:t>class User {</w:t>
+      </w:r>
+    </w:p>
+    <w:p>
+      <w:pPr>
+        <w:jc w:val="both"/>
+        <w:rPr>
+          <w:rFonts w:cs="Calibri"/>
+          <w:b/>
+          <w:bCs/>
+          <w:color w:val="D86DCB" w:themeColor="accent5" w:themeTint="99"/>
+          <w:sz w:val="32"/>
+          <w:szCs w:val="32"/>
+        </w:rPr>
+      </w:pPr>
+      <w:r>
+        <w:rPr>
+          <w:rFonts w:cs="Calibri"/>
+          <w:b/>
+          <w:bCs/>
+          <w:color w:val="D86DCB" w:themeColor="accent5" w:themeTint="99"/>
+          <w:sz w:val="32"/>
+          <w:szCs w:val="32"/>
+        </w:rPr>
+        <w:t xml:space="preserve">  </w:t>
+      </w:r>
+      <w:proofErr w:type="gramStart"/>
+      <w:r>
+        <w:rPr>
+          <w:rFonts w:cs="Calibri"/>
+          <w:b/>
+          <w:bCs/>
+          <w:color w:val="D86DCB" w:themeColor="accent5" w:themeTint="99"/>
+          <w:sz w:val="32"/>
+          <w:szCs w:val="32"/>
+        </w:rPr>
+        <w:t>User(</w:t>
+      </w:r>
+      <w:proofErr w:type="gramEnd"/>
+      <w:r>
+        <w:rPr>
+          <w:rFonts w:cs="Calibri"/>
+          <w:b/>
+          <w:bCs/>
+          <w:color w:val="D86DCB" w:themeColor="accent5" w:themeTint="99"/>
+          <w:sz w:val="32"/>
+          <w:szCs w:val="32"/>
+        </w:rPr>
+        <w:t>String name);</w:t>
+      </w:r>
+    </w:p>
+    <w:p>
+      <w:pPr>
+        <w:jc w:val="both"/>
+        <w:rPr>
+          <w:rFonts w:cs="Calibri"/>
+          <w:b/>
+          <w:bCs/>
+          <w:color w:val="D86DCB" w:themeColor="accent5" w:themeTint="99"/>
+          <w:sz w:val="32"/>
+          <w:szCs w:val="32"/>
+        </w:rPr>
+      </w:pPr>
+      <w:r>
+        <w:rPr>
+          <w:rFonts w:cs="Calibri"/>
+          <w:b/>
+          <w:bCs/>
+          <w:color w:val="D86DCB" w:themeColor="accent5" w:themeTint="99"/>
+          <w:sz w:val="32"/>
+          <w:szCs w:val="32"/>
+        </w:rPr>
+        <w:t>}</w:t>
+      </w:r>
+    </w:p>
+    <w:p>
+      <w:pPr>
+        <w:jc w:val="both"/>
+        <w:rPr>
+          <w:rFonts w:cs="Calibri"/>
+          <w:sz w:val="32"/>
+          <w:szCs w:val="32"/>
+        </w:rPr>
+      </w:pPr>
+      <w:r>
+        <w:rPr>
+          <w:rFonts w:cs="Calibri"/>
+          <w:sz w:val="32"/>
+          <w:szCs w:val="32"/>
+        </w:rPr>
+        <w:lastRenderedPageBreak/>
         <w:t># Now it become</w:t>
       </w:r>
       <w:r>
@@ -25924,31 +27678,31 @@
           <w:sz w:val="32"/>
           <w:szCs w:val="32"/>
         </w:rPr>
+        <w:t>class User {</w:t>
+      </w:r>
+    </w:p>
+    <w:p>
+      <w:pPr>
+        <w:jc w:val="both"/>
+        <w:rPr>
+          <w:rFonts w:cs="Calibri"/>
+          <w:b/>
+          <w:bCs/>
+          <w:color w:val="D86DCB" w:themeColor="accent5" w:themeTint="99"/>
+          <w:sz w:val="32"/>
+          <w:szCs w:val="32"/>
+        </w:rPr>
+      </w:pPr>
+      <w:r>
+        <w:rPr>
+          <w:rFonts w:cs="Calibri"/>
+          <w:b/>
+          <w:bCs/>
+          <w:color w:val="D86DCB" w:themeColor="accent5" w:themeTint="99"/>
+          <w:sz w:val="32"/>
+          <w:szCs w:val="32"/>
+        </w:rPr>
         <w:lastRenderedPageBreak/>
-        <w:t>class User {</w:t>
-      </w:r>
-    </w:p>
-    <w:p>
-      <w:pPr>
-        <w:jc w:val="both"/>
-        <w:rPr>
-          <w:rFonts w:cs="Calibri"/>
-          <w:b/>
-          <w:bCs/>
-          <w:color w:val="D86DCB" w:themeColor="accent5" w:themeTint="99"/>
-          <w:sz w:val="32"/>
-          <w:szCs w:val="32"/>
-        </w:rPr>
-      </w:pPr>
-      <w:r>
-        <w:rPr>
-          <w:rFonts w:cs="Calibri"/>
-          <w:b/>
-          <w:bCs/>
-          <w:color w:val="D86DCB" w:themeColor="accent5" w:themeTint="99"/>
-          <w:sz w:val="32"/>
-          <w:szCs w:val="32"/>
-        </w:rPr>
         <w:t xml:space="preserve">  factory </w:t>
       </w:r>
       <w:proofErr w:type="spellStart"/>
@@ -26758,25 +28512,25 @@
           <w:sz w:val="32"/>
           <w:szCs w:val="32"/>
         </w:rPr>
+        <w:t>Private Named Parameters in Dart:</w:t>
+      </w:r>
+    </w:p>
+    <w:p>
+      <w:pPr>
+        <w:jc w:val="both"/>
+        <w:rPr>
+          <w:rFonts w:cs="Calibri"/>
+          <w:sz w:val="32"/>
+          <w:szCs w:val="32"/>
+        </w:rPr>
+      </w:pPr>
+      <w:r>
+        <w:rPr>
+          <w:rFonts w:cs="Calibri"/>
+          <w:sz w:val="32"/>
+          <w:szCs w:val="32"/>
+        </w:rPr>
         <w:lastRenderedPageBreak/>
-        <w:t>Private Named Parameters in Dart:</w:t>
-      </w:r>
-    </w:p>
-    <w:p>
-      <w:pPr>
-        <w:jc w:val="both"/>
-        <w:rPr>
-          <w:rFonts w:cs="Calibri"/>
-          <w:sz w:val="32"/>
-          <w:szCs w:val="32"/>
-        </w:rPr>
-      </w:pPr>
-      <w:r>
-        <w:rPr>
-          <w:rFonts w:cs="Calibri"/>
-          <w:sz w:val="32"/>
-          <w:szCs w:val="32"/>
-        </w:rPr>
         <w:t>#</w:t>
       </w:r>
       <w:r>
@@ -27351,15 +29105,7 @@
           <w:sz w:val="32"/>
           <w:szCs w:val="32"/>
         </w:rPr>
-        <w:t xml:space="preserve">But </w:t>
-      </w:r>
-      <w:r>
-        <w:rPr>
-          <w:rFonts w:cs="Calibri"/>
-          <w:sz w:val="32"/>
-          <w:szCs w:val="32"/>
-        </w:rPr>
-        <w:t xml:space="preserve">Starting from </w:t>
+        <w:t xml:space="preserve">But Starting from </w:t>
       </w:r>
       <w:r>
         <w:rPr>
@@ -27684,31 +29430,31 @@
           <w:sz w:val="32"/>
           <w:szCs w:val="32"/>
         </w:rPr>
+        <w:t>void main () {</w:t>
+      </w:r>
+    </w:p>
+    <w:p>
+      <w:pPr>
+        <w:jc w:val="both"/>
+        <w:rPr>
+          <w:rFonts w:cs="Calibri"/>
+          <w:b/>
+          <w:bCs/>
+          <w:color w:val="D86DCB" w:themeColor="accent5" w:themeTint="99"/>
+          <w:sz w:val="32"/>
+          <w:szCs w:val="32"/>
+        </w:rPr>
+      </w:pPr>
+      <w:r>
+        <w:rPr>
+          <w:rFonts w:cs="Calibri"/>
+          <w:b/>
+          <w:bCs/>
+          <w:color w:val="D86DCB" w:themeColor="accent5" w:themeTint="99"/>
+          <w:sz w:val="32"/>
+          <w:szCs w:val="32"/>
+        </w:rPr>
         <w:lastRenderedPageBreak/>
-        <w:t>void main () {</w:t>
-      </w:r>
-    </w:p>
-    <w:p>
-      <w:pPr>
-        <w:jc w:val="both"/>
-        <w:rPr>
-          <w:rFonts w:cs="Calibri"/>
-          <w:b/>
-          <w:bCs/>
-          <w:color w:val="D86DCB" w:themeColor="accent5" w:themeTint="99"/>
-          <w:sz w:val="32"/>
-          <w:szCs w:val="32"/>
-        </w:rPr>
-      </w:pPr>
-      <w:r>
-        <w:rPr>
-          <w:rFonts w:cs="Calibri"/>
-          <w:b/>
-          <w:bCs/>
-          <w:color w:val="D86DCB" w:themeColor="accent5" w:themeTint="99"/>
-          <w:sz w:val="32"/>
-          <w:szCs w:val="32"/>
-        </w:rPr>
         <w:t xml:space="preserve">  final animal = </w:t>
       </w:r>
       <w:proofErr w:type="gramStart"/>
@@ -27796,15 +29542,7 @@
           <w:sz w:val="32"/>
           <w:szCs w:val="32"/>
         </w:rPr>
-        <w:t xml:space="preserve"> P</w:t>
-      </w:r>
-      <w:r>
-        <w:rPr>
-          <w:rFonts w:cs="Calibri"/>
-          <w:sz w:val="32"/>
-          <w:szCs w:val="32"/>
-        </w:rPr>
-        <w:t>ositioned parameters are disallowed now for Private fields</w:t>
+        <w:t xml:space="preserve"> Positioned parameters are disallowed now for Private fields</w:t>
       </w:r>
     </w:p>
     <w:p>

--- a/d5_part2_of_dart_oop.docx
+++ b/d5_part2_of_dart_oop.docx
@@ -8169,18 +8169,14 @@
         <w:jc w:val="both"/>
         <w:rPr>
           <w:rFonts w:cs="Calibri"/>
-          <w:b/>
-          <w:bCs/>
-          <w:color w:val="D86DCB" w:themeColor="accent5" w:themeTint="99"/>
-          <w:sz w:val="32"/>
-          <w:szCs w:val="32"/>
-        </w:rPr>
-      </w:pPr>
-      <w:r>
-        <w:rPr>
-          <w:rFonts w:cs="Calibri"/>
-          <w:b/>
-          <w:bCs/>
+          <w:color w:val="D86DCB" w:themeColor="accent5" w:themeTint="99"/>
+          <w:sz w:val="32"/>
+          <w:szCs w:val="32"/>
+        </w:rPr>
+      </w:pPr>
+      <w:r>
+        <w:rPr>
+          <w:rFonts w:cs="Calibri"/>
           <w:color w:val="D86DCB" w:themeColor="accent5" w:themeTint="99"/>
           <w:sz w:val="32"/>
           <w:szCs w:val="32"/>
@@ -8193,18 +8189,14 @@
         <w:jc w:val="both"/>
         <w:rPr>
           <w:rFonts w:cs="Calibri"/>
-          <w:b/>
-          <w:bCs/>
-          <w:color w:val="D86DCB" w:themeColor="accent5" w:themeTint="99"/>
-          <w:sz w:val="32"/>
-          <w:szCs w:val="32"/>
-        </w:rPr>
-      </w:pPr>
-      <w:r>
-        <w:rPr>
-          <w:rFonts w:cs="Calibri"/>
-          <w:b/>
-          <w:bCs/>
+          <w:color w:val="D86DCB" w:themeColor="accent5" w:themeTint="99"/>
+          <w:sz w:val="32"/>
+          <w:szCs w:val="32"/>
+        </w:rPr>
+      </w:pPr>
+      <w:r>
+        <w:rPr>
+          <w:rFonts w:cs="Calibri"/>
           <w:color w:val="D86DCB" w:themeColor="accent5" w:themeTint="99"/>
           <w:sz w:val="32"/>
           <w:szCs w:val="32"/>
@@ -8215,8 +8207,6 @@
       <w:r>
         <w:rPr>
           <w:rFonts w:cs="Calibri"/>
-          <w:b/>
-          <w:bCs/>
           <w:color w:val="D86DCB" w:themeColor="accent5" w:themeTint="99"/>
           <w:sz w:val="32"/>
           <w:szCs w:val="32"/>
@@ -8227,8 +8217,6 @@
       <w:r>
         <w:rPr>
           <w:rFonts w:cs="Calibri"/>
-          <w:b/>
-          <w:bCs/>
           <w:color w:val="D86DCB" w:themeColor="accent5" w:themeTint="99"/>
           <w:sz w:val="32"/>
           <w:szCs w:val="32"/>
@@ -8241,18 +8229,14 @@
         <w:jc w:val="both"/>
         <w:rPr>
           <w:rFonts w:cs="Calibri"/>
-          <w:b/>
-          <w:bCs/>
-          <w:color w:val="D86DCB" w:themeColor="accent5" w:themeTint="99"/>
-          <w:sz w:val="32"/>
-          <w:szCs w:val="32"/>
-        </w:rPr>
-      </w:pPr>
-      <w:r>
-        <w:rPr>
-          <w:rFonts w:cs="Calibri"/>
-          <w:b/>
-          <w:bCs/>
+          <w:color w:val="D86DCB" w:themeColor="accent5" w:themeTint="99"/>
+          <w:sz w:val="32"/>
+          <w:szCs w:val="32"/>
+        </w:rPr>
+      </w:pPr>
+      <w:r>
+        <w:rPr>
+          <w:rFonts w:cs="Calibri"/>
           <w:color w:val="D86DCB" w:themeColor="accent5" w:themeTint="99"/>
           <w:sz w:val="32"/>
           <w:szCs w:val="32"/>
@@ -8265,18 +8249,14 @@
         <w:jc w:val="both"/>
         <w:rPr>
           <w:rFonts w:cs="Calibri"/>
-          <w:b/>
-          <w:bCs/>
-          <w:color w:val="D86DCB" w:themeColor="accent5" w:themeTint="99"/>
-          <w:sz w:val="32"/>
-          <w:szCs w:val="32"/>
-        </w:rPr>
-      </w:pPr>
-      <w:r>
-        <w:rPr>
-          <w:rFonts w:cs="Calibri"/>
-          <w:b/>
-          <w:bCs/>
+          <w:color w:val="D86DCB" w:themeColor="accent5" w:themeTint="99"/>
+          <w:sz w:val="32"/>
+          <w:szCs w:val="32"/>
+        </w:rPr>
+      </w:pPr>
+      <w:r>
+        <w:rPr>
+          <w:rFonts w:cs="Calibri"/>
           <w:color w:val="D86DCB" w:themeColor="accent5" w:themeTint="99"/>
           <w:sz w:val="32"/>
           <w:szCs w:val="32"/>
@@ -8289,18 +8269,14 @@
         <w:jc w:val="both"/>
         <w:rPr>
           <w:rFonts w:cs="Calibri"/>
-          <w:b/>
-          <w:bCs/>
-          <w:color w:val="D86DCB" w:themeColor="accent5" w:themeTint="99"/>
-          <w:sz w:val="32"/>
-          <w:szCs w:val="32"/>
-        </w:rPr>
-      </w:pPr>
-      <w:r>
-        <w:rPr>
-          <w:rFonts w:cs="Calibri"/>
-          <w:b/>
-          <w:bCs/>
+          <w:color w:val="D86DCB" w:themeColor="accent5" w:themeTint="99"/>
+          <w:sz w:val="32"/>
+          <w:szCs w:val="32"/>
+        </w:rPr>
+      </w:pPr>
+      <w:r>
+        <w:rPr>
+          <w:rFonts w:cs="Calibri"/>
           <w:color w:val="D86DCB" w:themeColor="accent5" w:themeTint="99"/>
           <w:sz w:val="32"/>
           <w:szCs w:val="32"/>
@@ -8313,18 +8289,14 @@
         <w:jc w:val="both"/>
         <w:rPr>
           <w:rFonts w:cs="Calibri"/>
-          <w:b/>
-          <w:bCs/>
-          <w:color w:val="D86DCB" w:themeColor="accent5" w:themeTint="99"/>
-          <w:sz w:val="32"/>
-          <w:szCs w:val="32"/>
-        </w:rPr>
-      </w:pPr>
-      <w:r>
-        <w:rPr>
-          <w:rFonts w:cs="Calibri"/>
-          <w:b/>
-          <w:bCs/>
+          <w:color w:val="D86DCB" w:themeColor="accent5" w:themeTint="99"/>
+          <w:sz w:val="32"/>
+          <w:szCs w:val="32"/>
+        </w:rPr>
+      </w:pPr>
+      <w:r>
+        <w:rPr>
+          <w:rFonts w:cs="Calibri"/>
           <w:color w:val="D86DCB" w:themeColor="accent5" w:themeTint="99"/>
           <w:sz w:val="32"/>
           <w:szCs w:val="32"/>
@@ -8337,18 +8309,14 @@
         <w:jc w:val="both"/>
         <w:rPr>
           <w:rFonts w:cs="Calibri"/>
-          <w:b/>
-          <w:bCs/>
-          <w:color w:val="D86DCB" w:themeColor="accent5" w:themeTint="99"/>
-          <w:sz w:val="32"/>
-          <w:szCs w:val="32"/>
-        </w:rPr>
-      </w:pPr>
-      <w:r>
-        <w:rPr>
-          <w:rFonts w:cs="Calibri"/>
-          <w:b/>
-          <w:bCs/>
+          <w:color w:val="D86DCB" w:themeColor="accent5" w:themeTint="99"/>
+          <w:sz w:val="32"/>
+          <w:szCs w:val="32"/>
+        </w:rPr>
+      </w:pPr>
+      <w:r>
+        <w:rPr>
+          <w:rFonts w:cs="Calibri"/>
           <w:color w:val="D86DCB" w:themeColor="accent5" w:themeTint="99"/>
           <w:sz w:val="32"/>
           <w:szCs w:val="32"/>
@@ -8359,8 +8327,6 @@
       <w:r>
         <w:rPr>
           <w:rFonts w:cs="Calibri"/>
-          <w:b/>
-          <w:bCs/>
           <w:color w:val="D86DCB" w:themeColor="accent5" w:themeTint="99"/>
           <w:sz w:val="32"/>
           <w:szCs w:val="32"/>
@@ -8371,8 +8337,6 @@
       <w:r>
         <w:rPr>
           <w:rFonts w:cs="Calibri"/>
-          <w:b/>
-          <w:bCs/>
           <w:color w:val="D86DCB" w:themeColor="accent5" w:themeTint="99"/>
           <w:sz w:val="32"/>
           <w:szCs w:val="32"/>
@@ -8385,18 +8349,14 @@
         <w:jc w:val="both"/>
         <w:rPr>
           <w:rFonts w:cs="Calibri"/>
-          <w:b/>
-          <w:bCs/>
-          <w:color w:val="D86DCB" w:themeColor="accent5" w:themeTint="99"/>
-          <w:sz w:val="32"/>
-          <w:szCs w:val="32"/>
-        </w:rPr>
-      </w:pPr>
-      <w:r>
-        <w:rPr>
-          <w:rFonts w:cs="Calibri"/>
-          <w:b/>
-          <w:bCs/>
+          <w:color w:val="D86DCB" w:themeColor="accent5" w:themeTint="99"/>
+          <w:sz w:val="32"/>
+          <w:szCs w:val="32"/>
+        </w:rPr>
+      </w:pPr>
+      <w:r>
+        <w:rPr>
+          <w:rFonts w:cs="Calibri"/>
           <w:color w:val="D86DCB" w:themeColor="accent5" w:themeTint="99"/>
           <w:sz w:val="32"/>
           <w:szCs w:val="32"/>
@@ -8407,8 +8367,6 @@
       <w:r>
         <w:rPr>
           <w:rFonts w:cs="Calibri"/>
-          <w:b/>
-          <w:bCs/>
           <w:color w:val="D86DCB" w:themeColor="accent5" w:themeTint="99"/>
           <w:sz w:val="32"/>
           <w:szCs w:val="32"/>
@@ -8419,8 +8377,6 @@
       <w:r>
         <w:rPr>
           <w:rFonts w:cs="Calibri"/>
-          <w:b/>
-          <w:bCs/>
           <w:color w:val="D86DCB" w:themeColor="accent5" w:themeTint="99"/>
           <w:sz w:val="32"/>
           <w:szCs w:val="32"/>
@@ -8433,18 +8389,14 @@
         <w:jc w:val="both"/>
         <w:rPr>
           <w:rFonts w:cs="Calibri"/>
-          <w:b/>
-          <w:bCs/>
-          <w:color w:val="D86DCB" w:themeColor="accent5" w:themeTint="99"/>
-          <w:sz w:val="32"/>
-          <w:szCs w:val="32"/>
-        </w:rPr>
-      </w:pPr>
-      <w:r>
-        <w:rPr>
-          <w:rFonts w:cs="Calibri"/>
-          <w:b/>
-          <w:bCs/>
+          <w:color w:val="D86DCB" w:themeColor="accent5" w:themeTint="99"/>
+          <w:sz w:val="32"/>
+          <w:szCs w:val="32"/>
+        </w:rPr>
+      </w:pPr>
+      <w:r>
+        <w:rPr>
+          <w:rFonts w:cs="Calibri"/>
           <w:color w:val="D86DCB" w:themeColor="accent5" w:themeTint="99"/>
           <w:sz w:val="32"/>
           <w:szCs w:val="32"/>
@@ -8458,18 +8410,14 @@
         <w:jc w:val="both"/>
         <w:rPr>
           <w:rFonts w:cs="Calibri"/>
-          <w:b/>
-          <w:bCs/>
-          <w:color w:val="D86DCB" w:themeColor="accent5" w:themeTint="99"/>
-          <w:sz w:val="32"/>
-          <w:szCs w:val="32"/>
-        </w:rPr>
-      </w:pPr>
-      <w:r>
-        <w:rPr>
-          <w:rFonts w:cs="Calibri"/>
-          <w:b/>
-          <w:bCs/>
+          <w:color w:val="D86DCB" w:themeColor="accent5" w:themeTint="99"/>
+          <w:sz w:val="32"/>
+          <w:szCs w:val="32"/>
+        </w:rPr>
+      </w:pPr>
+      <w:r>
+        <w:rPr>
+          <w:rFonts w:cs="Calibri"/>
           <w:color w:val="D86DCB" w:themeColor="accent5" w:themeTint="99"/>
           <w:sz w:val="32"/>
           <w:szCs w:val="32"/>
@@ -13470,17 +13418,7 @@
           <w:sz w:val="32"/>
           <w:szCs w:val="32"/>
         </w:rPr>
-        <w:t>Interchangeable Interface Pattern in Da</w:t>
-      </w:r>
-      <w:r>
-        <w:rPr>
-          <w:rFonts w:cs="Calibri"/>
-          <w:b/>
-          <w:bCs/>
-          <w:sz w:val="32"/>
-          <w:szCs w:val="32"/>
-        </w:rPr>
-        <w:t>rt:</w:t>
+        <w:t>Interchangeable Interface Pattern in Dart:</w:t>
       </w:r>
     </w:p>
     <w:p>
@@ -14240,18 +14178,7 @@
           <w:sz w:val="32"/>
           <w:szCs w:val="32"/>
         </w:rPr>
-        <w:t xml:space="preserve">    </w:t>
-      </w:r>
-      <w:r>
-        <w:rPr>
-          <w:rFonts w:cs="Calibri"/>
-          <w:b/>
-          <w:bCs/>
-          <w:color w:val="D86DCB" w:themeColor="accent5" w:themeTint="99"/>
-          <w:sz w:val="32"/>
-          <w:szCs w:val="32"/>
-        </w:rPr>
-        <w:t>// implementation</w:t>
+        <w:t xml:space="preserve">    // implementation</w:t>
       </w:r>
     </w:p>
     <w:p>
@@ -14312,18 +14239,7 @@
           <w:sz w:val="32"/>
           <w:szCs w:val="32"/>
         </w:rPr>
-        <w:t xml:space="preserve">  </w:t>
-      </w:r>
-      <w:r>
-        <w:rPr>
-          <w:rFonts w:cs="Calibri"/>
-          <w:b/>
-          <w:bCs/>
-          <w:color w:val="D86DCB" w:themeColor="accent5" w:themeTint="99"/>
-          <w:sz w:val="32"/>
-          <w:szCs w:val="32"/>
-        </w:rPr>
-        <w:t>…</w:t>
+        <w:t xml:space="preserve">  …</w:t>
       </w:r>
     </w:p>
     <w:p>
@@ -14695,17 +14611,7 @@
           <w:sz w:val="32"/>
           <w:szCs w:val="32"/>
         </w:rPr>
-        <w:t>M</w:t>
-      </w:r>
-      <w:r>
-        <w:rPr>
-          <w:rFonts w:cs="Calibri"/>
-          <w:b/>
-          <w:bCs/>
-          <w:sz w:val="32"/>
-          <w:szCs w:val="32"/>
-        </w:rPr>
-        <w:t>ocktail</w:t>
+        <w:t>Mocktail</w:t>
       </w:r>
       <w:r>
         <w:rPr>
@@ -31927,6 +31833,7 @@
   <w:style w:type="character" w:default="1" w:styleId="DefaultParagraphFont">
     <w:name w:val="Default Paragraph Font"/>
     <w:uiPriority w:val="1"/>
+    <w:semiHidden/>
     <w:unhideWhenUsed/>
   </w:style>
   <w:style w:type="table" w:default="1" w:styleId="TableNormal">

--- a/d5_part2_of_dart_oop.docx
+++ b/d5_part2_of_dart_oop.docx
@@ -76,55 +76,7 @@
           <w:sz w:val="32"/>
           <w:szCs w:val="32"/>
         </w:rPr>
-        <w:t xml:space="preserve"> method……………………………</w:t>
-      </w:r>
-      <w:r>
-        <w:rPr>
-          <w:rFonts w:cs="Calibri"/>
-          <w:sz w:val="32"/>
-          <w:szCs w:val="32"/>
-        </w:rPr>
-        <w:t>………</w:t>
-      </w:r>
-      <w:r>
-        <w:rPr>
-          <w:rFonts w:cs="Calibri"/>
-          <w:sz w:val="32"/>
-          <w:szCs w:val="32"/>
-        </w:rPr>
-        <w:t>..</w:t>
-      </w:r>
-      <w:r>
-        <w:rPr>
-          <w:rFonts w:cs="Calibri"/>
-          <w:sz w:val="32"/>
-          <w:szCs w:val="32"/>
-        </w:rPr>
-        <w:t>………</w:t>
-      </w:r>
-      <w:r>
-        <w:rPr>
-          <w:rFonts w:cs="Calibri"/>
-          <w:sz w:val="32"/>
-          <w:szCs w:val="32"/>
-        </w:rPr>
-        <w:t>…………</w:t>
-      </w:r>
-      <w:r>
-        <w:rPr>
-          <w:rFonts w:cs="Calibri"/>
-          <w:sz w:val="32"/>
-          <w:szCs w:val="32"/>
-        </w:rPr>
-        <w:t>…</w:t>
-      </w:r>
-      <w:r>
-        <w:rPr>
-          <w:rFonts w:cs="Calibri"/>
-          <w:sz w:val="32"/>
-          <w:szCs w:val="32"/>
-        </w:rPr>
-        <w:t>2</w:t>
+        <w:t xml:space="preserve"> method</w:t>
       </w:r>
     </w:p>
     <w:p>
@@ -189,39 +141,7 @@
           <w:sz w:val="32"/>
           <w:szCs w:val="32"/>
         </w:rPr>
-        <w:t xml:space="preserve"> method for Classes………</w:t>
-      </w:r>
-      <w:r>
-        <w:rPr>
-          <w:rFonts w:cs="Calibri"/>
-          <w:sz w:val="32"/>
-          <w:szCs w:val="32"/>
-        </w:rPr>
-        <w:t>.</w:t>
-      </w:r>
-      <w:r>
-        <w:rPr>
-          <w:rFonts w:cs="Calibri"/>
-          <w:sz w:val="32"/>
-          <w:szCs w:val="32"/>
-        </w:rPr>
-        <w:t>……………</w:t>
-      </w:r>
-      <w:r>
-        <w:rPr>
-          <w:rFonts w:cs="Calibri"/>
-          <w:sz w:val="32"/>
-          <w:szCs w:val="32"/>
-        </w:rPr>
-        <w:t>..</w:t>
-      </w:r>
-      <w:r>
-        <w:rPr>
-          <w:rFonts w:cs="Calibri"/>
-          <w:sz w:val="32"/>
-          <w:szCs w:val="32"/>
-        </w:rPr>
-        <w:t>……3</w:t>
+        <w:t xml:space="preserve"> method for Classes</w:t>
       </w:r>
     </w:p>
     <w:p>
@@ -276,48 +196,6 @@
         <w:t>hashCode</w:t>
       </w:r>
       <w:proofErr w:type="spellEnd"/>
-      <w:r>
-        <w:rPr>
-          <w:rFonts w:cs="Calibri"/>
-          <w:sz w:val="32"/>
-          <w:szCs w:val="32"/>
-        </w:rPr>
-        <w:t>……………………</w:t>
-      </w:r>
-      <w:proofErr w:type="gramStart"/>
-      <w:r>
-        <w:rPr>
-          <w:rFonts w:cs="Calibri"/>
-          <w:sz w:val="32"/>
-          <w:szCs w:val="32"/>
-        </w:rPr>
-        <w:t>…</w:t>
-      </w:r>
-      <w:r>
-        <w:rPr>
-          <w:rFonts w:cs="Calibri"/>
-          <w:sz w:val="32"/>
-          <w:szCs w:val="32"/>
-        </w:rPr>
-        <w:t>..</w:t>
-      </w:r>
-      <w:proofErr w:type="gramEnd"/>
-      <w:r>
-        <w:rPr>
-          <w:rFonts w:cs="Calibri"/>
-          <w:sz w:val="32"/>
-          <w:szCs w:val="32"/>
-        </w:rPr>
-        <w:t>………….</w:t>
-      </w:r>
-      <w:r>
-        <w:rPr>
-          <w:rFonts w:cs="Calibri"/>
-          <w:sz w:val="32"/>
-          <w:szCs w:val="32"/>
-        </w:rPr>
-        <w:t>4</w:t>
-      </w:r>
     </w:p>
     <w:p>
       <w:pPr>
@@ -347,57 +225,7 @@
           <w:sz w:val="32"/>
           <w:szCs w:val="32"/>
         </w:rPr>
-        <w:t xml:space="preserve">e </w:t>
-      </w:r>
-      <w:proofErr w:type="gramStart"/>
-      <w:r>
-        <w:rPr>
-          <w:rFonts w:cs="Calibri"/>
-          <w:sz w:val="32"/>
-          <w:szCs w:val="32"/>
-        </w:rPr>
-        <w:t>Class..</w:t>
-      </w:r>
-      <w:proofErr w:type="gramEnd"/>
-      <w:r>
-        <w:rPr>
-          <w:rFonts w:cs="Calibri"/>
-          <w:sz w:val="32"/>
-          <w:szCs w:val="32"/>
-        </w:rPr>
-        <w:t>…………………………………</w:t>
-      </w:r>
-      <w:r>
-        <w:rPr>
-          <w:rFonts w:cs="Calibri"/>
-          <w:sz w:val="32"/>
-          <w:szCs w:val="32"/>
-        </w:rPr>
-        <w:t>………</w:t>
-      </w:r>
-      <w:r>
-        <w:rPr>
-          <w:rFonts w:cs="Calibri"/>
-          <w:sz w:val="32"/>
-          <w:szCs w:val="32"/>
-        </w:rPr>
-        <w:t>..</w:t>
-      </w:r>
-      <w:r>
-        <w:rPr>
-          <w:rFonts w:cs="Calibri"/>
-          <w:sz w:val="32"/>
-          <w:szCs w:val="32"/>
-        </w:rPr>
-        <w:t>.</w:t>
-      </w:r>
-      <w:r>
-        <w:rPr>
-          <w:rFonts w:cs="Calibri"/>
-          <w:sz w:val="32"/>
-          <w:szCs w:val="32"/>
-        </w:rPr>
-        <w:t>7</w:t>
+        <w:t>e Class</w:t>
       </w:r>
     </w:p>
     <w:p>
@@ -442,39 +270,7 @@
           <w:sz w:val="32"/>
           <w:szCs w:val="32"/>
         </w:rPr>
-        <w:t>method…………………………</w:t>
-      </w:r>
-      <w:r>
-        <w:rPr>
-          <w:rFonts w:cs="Calibri"/>
-          <w:sz w:val="32"/>
-          <w:szCs w:val="32"/>
-        </w:rPr>
-        <w:t>…..</w:t>
-      </w:r>
-      <w:r>
-        <w:rPr>
-          <w:rFonts w:cs="Calibri"/>
-          <w:sz w:val="32"/>
-          <w:szCs w:val="32"/>
-        </w:rPr>
-        <w:t>…………</w:t>
-      </w:r>
-      <w:r>
-        <w:rPr>
-          <w:rFonts w:cs="Calibri"/>
-          <w:sz w:val="32"/>
-          <w:szCs w:val="32"/>
-        </w:rPr>
-        <w:t>………………………</w:t>
-      </w:r>
-      <w:r>
-        <w:rPr>
-          <w:rFonts w:cs="Calibri"/>
-          <w:sz w:val="32"/>
-          <w:szCs w:val="32"/>
-        </w:rPr>
-        <w:t>10</w:t>
+        <w:t>method</w:t>
       </w:r>
     </w:p>
     <w:p>
@@ -525,46 +321,6 @@
         </w:rPr>
         <w:t>)</w:t>
       </w:r>
-      <w:r>
-        <w:rPr>
-          <w:rFonts w:cs="Calibri"/>
-          <w:sz w:val="32"/>
-          <w:szCs w:val="32"/>
-        </w:rPr>
-        <w:t>………………………</w:t>
-      </w:r>
-      <w:r>
-        <w:rPr>
-          <w:rFonts w:cs="Calibri"/>
-          <w:sz w:val="32"/>
-          <w:szCs w:val="32"/>
-        </w:rPr>
-        <w:t>……………</w:t>
-      </w:r>
-      <w:r>
-        <w:rPr>
-          <w:rFonts w:cs="Calibri"/>
-          <w:sz w:val="32"/>
-          <w:szCs w:val="32"/>
-        </w:rPr>
-        <w:t>…………………….</w:t>
-      </w:r>
-      <w:r>
-        <w:rPr>
-          <w:rFonts w:cs="Calibri"/>
-          <w:sz w:val="32"/>
-          <w:szCs w:val="32"/>
-        </w:rPr>
-        <w:t>1</w:t>
-      </w:r>
-      <w:r>
-        <w:rPr>
-          <w:rFonts w:cs="Calibri"/>
-          <w:sz w:val="32"/>
-          <w:szCs w:val="32"/>
-        </w:rPr>
-        <w:t>1</w:t>
-      </w:r>
     </w:p>
     <w:p>
       <w:pPr>
@@ -586,49 +342,7 @@
           <w:sz w:val="32"/>
           <w:szCs w:val="32"/>
         </w:rPr>
-        <w:t>Async constructor and Async in classes………</w:t>
-      </w:r>
-      <w:proofErr w:type="gramStart"/>
-      <w:r>
-        <w:rPr>
-          <w:rFonts w:cs="Calibri"/>
-          <w:sz w:val="32"/>
-          <w:szCs w:val="32"/>
-        </w:rPr>
-        <w:t>…</w:t>
-      </w:r>
-      <w:r>
-        <w:rPr>
-          <w:rFonts w:cs="Calibri"/>
-          <w:sz w:val="32"/>
-          <w:szCs w:val="32"/>
-        </w:rPr>
-        <w:t>..</w:t>
-      </w:r>
-      <w:proofErr w:type="gramEnd"/>
-      <w:r>
-        <w:rPr>
-          <w:rFonts w:cs="Calibri"/>
-          <w:sz w:val="32"/>
-          <w:szCs w:val="32"/>
-        </w:rPr>
-        <w:t>……………</w:t>
-      </w:r>
-      <w:r>
-        <w:rPr>
-          <w:rFonts w:cs="Calibri"/>
-          <w:sz w:val="32"/>
-          <w:szCs w:val="32"/>
-        </w:rPr>
-        <w:t>….</w:t>
-      </w:r>
-      <w:r>
-        <w:rPr>
-          <w:rFonts w:cs="Calibri"/>
-          <w:sz w:val="32"/>
-          <w:szCs w:val="32"/>
-        </w:rPr>
-        <w:t>12</w:t>
+        <w:t>Async constructor and Async in classes</w:t>
       </w:r>
     </w:p>
     <w:p>
@@ -669,39 +383,7 @@
           <w:sz w:val="32"/>
           <w:szCs w:val="32"/>
         </w:rPr>
-        <w:t xml:space="preserve"> class………………………………</w:t>
-      </w:r>
-      <w:r>
-        <w:rPr>
-          <w:rFonts w:cs="Calibri"/>
-          <w:sz w:val="32"/>
-          <w:szCs w:val="32"/>
-        </w:rPr>
-        <w:t>………………</w:t>
-      </w:r>
-      <w:r>
-        <w:rPr>
-          <w:rFonts w:cs="Calibri"/>
-          <w:sz w:val="32"/>
-          <w:szCs w:val="32"/>
-        </w:rPr>
-        <w:t>….</w:t>
-      </w:r>
-      <w:r>
-        <w:rPr>
-          <w:rFonts w:cs="Calibri"/>
-          <w:sz w:val="32"/>
-          <w:szCs w:val="32"/>
-        </w:rPr>
-        <w:t>1</w:t>
-      </w:r>
-      <w:r>
-        <w:rPr>
-          <w:rFonts w:cs="Calibri"/>
-          <w:sz w:val="32"/>
-          <w:szCs w:val="32"/>
-        </w:rPr>
-        <w:t>3</w:t>
+        <w:t xml:space="preserve"> class</w:t>
       </w:r>
     </w:p>
     <w:p>
@@ -776,46 +458,6 @@
         </w:rPr>
         <w:t>s</w:t>
       </w:r>
-      <w:r>
-        <w:rPr>
-          <w:rFonts w:cs="Calibri"/>
-          <w:sz w:val="32"/>
-          <w:szCs w:val="32"/>
-        </w:rPr>
-        <w:t>………………………………</w:t>
-      </w:r>
-      <w:r>
-        <w:rPr>
-          <w:rFonts w:cs="Calibri"/>
-          <w:sz w:val="32"/>
-          <w:szCs w:val="32"/>
-        </w:rPr>
-        <w:t>………</w:t>
-      </w:r>
-      <w:r>
-        <w:rPr>
-          <w:rFonts w:cs="Calibri"/>
-          <w:sz w:val="32"/>
-          <w:szCs w:val="32"/>
-        </w:rPr>
-        <w:t>…………</w:t>
-      </w:r>
-      <w:r>
-        <w:rPr>
-          <w:rFonts w:cs="Calibri"/>
-          <w:sz w:val="32"/>
-          <w:szCs w:val="32"/>
-        </w:rPr>
-        <w:t>1</w:t>
-      </w:r>
-      <w:r>
-        <w:rPr>
-          <w:rFonts w:cs="Calibri"/>
-          <w:sz w:val="32"/>
-          <w:szCs w:val="32"/>
-        </w:rPr>
-        <w:t>5</w:t>
-      </w:r>
     </w:p>
     <w:p>
       <w:pPr>
@@ -881,65 +523,7 @@
           <w:sz w:val="32"/>
           <w:szCs w:val="32"/>
         </w:rPr>
-        <w:t>).</w:t>
-      </w:r>
-      <w:r>
-        <w:rPr>
-          <w:rFonts w:cs="Calibri"/>
-          <w:sz w:val="32"/>
-          <w:szCs w:val="32"/>
-        </w:rPr>
-        <w:t>…</w:t>
-      </w:r>
-      <w:proofErr w:type="gramStart"/>
-      <w:r>
-        <w:rPr>
-          <w:rFonts w:cs="Calibri"/>
-          <w:sz w:val="32"/>
-          <w:szCs w:val="32"/>
-        </w:rPr>
-        <w:t>…</w:t>
-      </w:r>
-      <w:r>
-        <w:rPr>
-          <w:rFonts w:cs="Calibri"/>
-          <w:sz w:val="32"/>
-          <w:szCs w:val="32"/>
-        </w:rPr>
-        <w:t>..</w:t>
-      </w:r>
-      <w:proofErr w:type="gramEnd"/>
-      <w:r>
-        <w:rPr>
-          <w:rFonts w:cs="Calibri"/>
-          <w:sz w:val="32"/>
-          <w:szCs w:val="32"/>
-        </w:rPr>
-        <w:t>…</w:t>
-      </w:r>
-      <w:r>
-        <w:rPr>
-          <w:rFonts w:cs="Calibri"/>
-          <w:sz w:val="32"/>
-          <w:szCs w:val="32"/>
-        </w:rPr>
-        <w:t>….</w:t>
-      </w:r>
-      <w:r>
-        <w:rPr>
-          <w:rFonts w:cs="Calibri"/>
-          <w:sz w:val="32"/>
-          <w:szCs w:val="32"/>
-        </w:rPr>
-        <w:t>1</w:t>
-      </w:r>
-      <w:r>
-        <w:rPr>
-          <w:rFonts w:cs="Calibri"/>
-          <w:sz w:val="32"/>
-          <w:szCs w:val="32"/>
-        </w:rPr>
-        <w:t>7</w:t>
+        <w:t>)</w:t>
       </w:r>
     </w:p>
     <w:p>
@@ -974,22 +558,6 @@
         </w:rPr>
         <w:t>Dart</w:t>
       </w:r>
-      <w:r>
-        <w:rPr>
-          <w:rFonts w:cs="Calibri"/>
-          <w:sz w:val="32"/>
-          <w:szCs w:val="32"/>
-        </w:rPr>
-        <w:t>………………………….</w:t>
-      </w:r>
-      <w:r>
-        <w:rPr>
-          <w:rFonts w:cs="Calibri"/>
-          <w:sz w:val="32"/>
-          <w:szCs w:val="32"/>
-        </w:rPr>
-        <w:t>18</w:t>
-      </w:r>
     </w:p>
     <w:p>
       <w:pPr>
@@ -1023,54 +591,6 @@
         </w:rPr>
         <w:t>Interfaces</w:t>
       </w:r>
-      <w:r>
-        <w:rPr>
-          <w:rFonts w:cs="Calibri"/>
-          <w:sz w:val="32"/>
-          <w:szCs w:val="32"/>
-        </w:rPr>
-        <w:t>……………………………………</w:t>
-      </w:r>
-      <w:r>
-        <w:rPr>
-          <w:rFonts w:cs="Calibri"/>
-          <w:sz w:val="32"/>
-          <w:szCs w:val="32"/>
-        </w:rPr>
-        <w:t>………</w:t>
-      </w:r>
-      <w:r>
-        <w:rPr>
-          <w:rFonts w:cs="Calibri"/>
-          <w:sz w:val="32"/>
-          <w:szCs w:val="32"/>
-        </w:rPr>
-        <w:t>…</w:t>
-      </w:r>
-      <w:r>
-        <w:rPr>
-          <w:rFonts w:cs="Calibri"/>
-          <w:sz w:val="32"/>
-          <w:szCs w:val="32"/>
-        </w:rPr>
-        <w:t>…</w:t>
-      </w:r>
-      <w:r>
-        <w:rPr>
-          <w:rFonts w:cs="Calibri"/>
-          <w:sz w:val="32"/>
-          <w:szCs w:val="32"/>
-        </w:rPr>
-        <w:t>…….</w:t>
-      </w:r>
-      <w:r>
-        <w:rPr>
-          <w:rFonts w:cs="Calibri"/>
-          <w:sz w:val="32"/>
-          <w:szCs w:val="32"/>
-        </w:rPr>
-        <w:t>20</w:t>
-      </w:r>
     </w:p>
     <w:p>
       <w:pPr>
@@ -1112,55 +632,7 @@
           <w:sz w:val="32"/>
           <w:szCs w:val="32"/>
         </w:rPr>
-        <w:t xml:space="preserve"> class……………………………</w:t>
-      </w:r>
-      <w:r>
-        <w:rPr>
-          <w:rFonts w:cs="Calibri"/>
-          <w:sz w:val="32"/>
-          <w:szCs w:val="32"/>
-        </w:rPr>
-        <w:t>…</w:t>
-      </w:r>
-      <w:r>
-        <w:rPr>
-          <w:rFonts w:cs="Calibri"/>
-          <w:sz w:val="32"/>
-          <w:szCs w:val="32"/>
-        </w:rPr>
-        <w:t>……………………</w:t>
-      </w:r>
-      <w:r>
-        <w:rPr>
-          <w:rFonts w:cs="Calibri"/>
-          <w:sz w:val="32"/>
-          <w:szCs w:val="32"/>
-        </w:rPr>
-        <w:t>.</w:t>
-      </w:r>
-      <w:r>
-        <w:rPr>
-          <w:rFonts w:cs="Calibri"/>
-          <w:sz w:val="32"/>
-          <w:szCs w:val="32"/>
-        </w:rPr>
-        <w:t>…</w:t>
-      </w:r>
-      <w:r>
-        <w:rPr>
-          <w:rFonts w:cs="Calibri"/>
-          <w:sz w:val="32"/>
-          <w:szCs w:val="32"/>
-        </w:rPr>
-        <w:t>2</w:t>
-      </w:r>
-      <w:r>
-        <w:rPr>
-          <w:rFonts w:cs="Calibri"/>
-          <w:sz w:val="32"/>
-          <w:szCs w:val="32"/>
-        </w:rPr>
-        <w:t>2</w:t>
+        <w:t xml:space="preserve"> class</w:t>
       </w:r>
     </w:p>
     <w:p>
@@ -1221,73 +693,7 @@
           <w:sz w:val="32"/>
           <w:szCs w:val="32"/>
         </w:rPr>
-        <w:t xml:space="preserve"> (List </w:t>
-      </w:r>
-      <w:proofErr w:type="gramStart"/>
-      <w:r>
-        <w:rPr>
-          <w:rFonts w:cs="Calibri"/>
-          <w:sz w:val="32"/>
-          <w:szCs w:val="32"/>
-        </w:rPr>
-        <w:t>Encapsulation)</w:t>
-      </w:r>
-      <w:r>
-        <w:rPr>
-          <w:rFonts w:cs="Calibri"/>
-          <w:sz w:val="32"/>
-          <w:szCs w:val="32"/>
-        </w:rPr>
-        <w:t>…</w:t>
-      </w:r>
-      <w:proofErr w:type="gramEnd"/>
-      <w:r>
-        <w:rPr>
-          <w:rFonts w:cs="Calibri"/>
-          <w:sz w:val="32"/>
-          <w:szCs w:val="32"/>
-        </w:rPr>
-        <w:t>……</w:t>
-      </w:r>
-      <w:r>
-        <w:rPr>
-          <w:rFonts w:cs="Calibri"/>
-          <w:sz w:val="32"/>
-          <w:szCs w:val="32"/>
-        </w:rPr>
-        <w:t>……</w:t>
-      </w:r>
-      <w:r>
-        <w:rPr>
-          <w:rFonts w:cs="Calibri"/>
-          <w:sz w:val="32"/>
-          <w:szCs w:val="32"/>
-        </w:rPr>
-        <w:t>.</w:t>
-      </w:r>
-      <w:r>
-        <w:rPr>
-          <w:rFonts w:cs="Calibri"/>
-          <w:sz w:val="32"/>
-          <w:szCs w:val="32"/>
-        </w:rPr>
-        <w:t>………</w:t>
-      </w:r>
-      <w:r>
-        <w:rPr>
-          <w:rFonts w:cs="Calibri"/>
-          <w:sz w:val="32"/>
-          <w:szCs w:val="32"/>
-        </w:rPr>
-        <w:t>2</w:t>
-      </w:r>
-      <w:r>
-        <w:rPr>
-          <w:rFonts w:cs="Calibri"/>
-          <w:sz w:val="32"/>
-          <w:szCs w:val="32"/>
-        </w:rPr>
-        <w:t>6</w:t>
+        <w:t xml:space="preserve"> (List Encapsulation)</w:t>
       </w:r>
     </w:p>
     <w:p>
@@ -1310,65 +716,7 @@
           <w:sz w:val="32"/>
           <w:szCs w:val="32"/>
         </w:rPr>
-        <w:t xml:space="preserve">Cascade Operator (or </w:t>
-      </w:r>
-      <w:proofErr w:type="gramStart"/>
-      <w:r>
-        <w:rPr>
-          <w:rFonts w:cs="Calibri"/>
-          <w:sz w:val="32"/>
-          <w:szCs w:val="32"/>
-        </w:rPr>
-        <w:t>Notation)…</w:t>
-      </w:r>
-      <w:proofErr w:type="gramEnd"/>
-      <w:r>
-        <w:rPr>
-          <w:rFonts w:cs="Calibri"/>
-          <w:sz w:val="32"/>
-          <w:szCs w:val="32"/>
-        </w:rPr>
-        <w:t>………</w:t>
-      </w:r>
-      <w:r>
-        <w:rPr>
-          <w:rFonts w:cs="Calibri"/>
-          <w:sz w:val="32"/>
-          <w:szCs w:val="32"/>
-        </w:rPr>
-        <w:t>…</w:t>
-      </w:r>
-      <w:r>
-        <w:rPr>
-          <w:rFonts w:cs="Calibri"/>
-          <w:sz w:val="32"/>
-          <w:szCs w:val="32"/>
-        </w:rPr>
-        <w:t>…………………………</w:t>
-      </w:r>
-      <w:r>
-        <w:rPr>
-          <w:rFonts w:cs="Calibri"/>
-          <w:sz w:val="32"/>
-          <w:szCs w:val="32"/>
-        </w:rPr>
-        <w:t>.</w:t>
-      </w:r>
-      <w:r>
-        <w:rPr>
-          <w:rFonts w:cs="Calibri"/>
-          <w:sz w:val="32"/>
-          <w:szCs w:val="32"/>
-        </w:rPr>
-        <w:t>2</w:t>
-      </w:r>
-      <w:r>
-        <w:rPr>
-          <w:rFonts w:cs="Calibri"/>
-          <w:sz w:val="32"/>
-          <w:szCs w:val="32"/>
-        </w:rPr>
-        <w:t>8</w:t>
+        <w:t>Cascade Operator (or Notation)</w:t>
       </w:r>
     </w:p>
     <w:p>
@@ -1407,31 +755,7 @@
           <w:sz w:val="32"/>
           <w:szCs w:val="32"/>
         </w:rPr>
-        <w:t>)…………………</w:t>
-      </w:r>
-      <w:r>
-        <w:rPr>
-          <w:rFonts w:cs="Calibri"/>
-          <w:sz w:val="32"/>
-          <w:szCs w:val="32"/>
-        </w:rPr>
-        <w:t>………………………..</w:t>
-      </w:r>
-      <w:r>
-        <w:rPr>
-          <w:rFonts w:cs="Calibri"/>
-          <w:sz w:val="32"/>
-          <w:szCs w:val="32"/>
-        </w:rPr>
-        <w:t>.</w:t>
-      </w:r>
-      <w:r>
-        <w:rPr>
-          <w:rFonts w:cs="Calibri"/>
-          <w:sz w:val="32"/>
-          <w:szCs w:val="32"/>
-        </w:rPr>
-        <w:t>30</w:t>
+        <w:t>)</w:t>
       </w:r>
     </w:p>
     <w:p>
@@ -1454,49 +778,7 @@
           <w:sz w:val="32"/>
           <w:szCs w:val="32"/>
         </w:rPr>
-        <w:t>Concise Constructors (New)……………</w:t>
-      </w:r>
-      <w:proofErr w:type="gramStart"/>
-      <w:r>
-        <w:rPr>
-          <w:rFonts w:cs="Calibri"/>
-          <w:sz w:val="32"/>
-          <w:szCs w:val="32"/>
-        </w:rPr>
-        <w:t>…</w:t>
-      </w:r>
-      <w:r>
-        <w:rPr>
-          <w:rFonts w:cs="Calibri"/>
-          <w:sz w:val="32"/>
-          <w:szCs w:val="32"/>
-        </w:rPr>
-        <w:t>..</w:t>
-      </w:r>
-      <w:proofErr w:type="gramEnd"/>
-      <w:r>
-        <w:rPr>
-          <w:rFonts w:cs="Calibri"/>
-          <w:sz w:val="32"/>
-          <w:szCs w:val="32"/>
-        </w:rPr>
-        <w:t>…………………………</w:t>
-      </w:r>
-      <w:r>
-        <w:rPr>
-          <w:rFonts w:cs="Calibri"/>
-          <w:sz w:val="32"/>
-          <w:szCs w:val="32"/>
-        </w:rPr>
-        <w:t>3</w:t>
-      </w:r>
-      <w:r>
-        <w:rPr>
-          <w:rFonts w:cs="Calibri"/>
-          <w:sz w:val="32"/>
-          <w:szCs w:val="32"/>
-        </w:rPr>
-        <w:t>6</w:t>
+        <w:t>Concise Constructors (New)</w:t>
       </w:r>
     </w:p>
     <w:p>
@@ -1519,25 +801,8 @@
           <w:sz w:val="32"/>
           <w:szCs w:val="32"/>
         </w:rPr>
-        <w:t>Private Named Parameters in Dart……………………………………</w:t>
-      </w:r>
-      <w:r>
-        <w:rPr>
-          <w:rFonts w:cs="Calibri"/>
-          <w:sz w:val="32"/>
-          <w:szCs w:val="32"/>
-        </w:rPr>
-        <w:t>38</w:t>
-      </w:r>
-    </w:p>
-    <w:p>
-      <w:pPr>
-        <w:rPr>
-          <w:rFonts w:cs="Calibri"/>
-          <w:sz w:val="32"/>
-          <w:szCs w:val="32"/>
-        </w:rPr>
-      </w:pPr>
+        <w:t>Private Named Parameters in Dart</w:t>
+      </w:r>
       <w:r>
         <w:rPr>
           <w:rFonts w:cs="Calibri"/>
@@ -27456,7 +26721,25 @@
           <w:sz w:val="32"/>
           <w:szCs w:val="32"/>
         </w:rPr>
-        <w:t xml:space="preserve"> becomes new </w:t>
+        <w:t xml:space="preserve"> becomes </w:t>
+      </w:r>
+      <w:r>
+        <w:rPr>
+          <w:rFonts w:cs="Calibri"/>
+          <w:b/>
+          <w:bCs/>
+          <w:sz w:val="32"/>
+          <w:szCs w:val="32"/>
+        </w:rPr>
+        <w:t>new</w:t>
+      </w:r>
+      <w:r>
+        <w:rPr>
+          <w:rFonts w:cs="Calibri"/>
+          <w:sz w:val="32"/>
+          <w:szCs w:val="32"/>
+        </w:rPr>
+        <w:t xml:space="preserve"> </w:t>
       </w:r>
       <w:proofErr w:type="gramStart"/>
       <w:r>
@@ -28394,16 +27677,6 @@
         <w:jc w:val="both"/>
         <w:rPr>
           <w:rFonts w:cs="Calibri"/>
-          <w:sz w:val="32"/>
-          <w:szCs w:val="32"/>
-        </w:rPr>
-      </w:pPr>
-    </w:p>
-    <w:p>
-      <w:pPr>
-        <w:jc w:val="both"/>
-        <w:rPr>
-          <w:rFonts w:cs="Calibri"/>
           <w:b/>
           <w:bCs/>
           <w:sz w:val="32"/>
@@ -28779,7 +28052,25 @@
           <w:sz w:val="32"/>
           <w:szCs w:val="32"/>
         </w:rPr>
-        <w:t>Instead, we had to use a normal parameter and manually assign it in the initializer list</w:t>
+        <w:t xml:space="preserve">Instead, we had to use a normal parameter and manually assign it in the </w:t>
+      </w:r>
+      <w:proofErr w:type="gramStart"/>
+      <w:r>
+        <w:rPr>
+          <w:rFonts w:cs="Calibri"/>
+          <w:sz w:val="32"/>
+          <w:szCs w:val="32"/>
+        </w:rPr>
+        <w:t>constructors</w:t>
+      </w:r>
+      <w:proofErr w:type="gramEnd"/>
+      <w:r>
+        <w:rPr>
+          <w:rFonts w:cs="Calibri"/>
+          <w:sz w:val="32"/>
+          <w:szCs w:val="32"/>
+        </w:rPr>
+        <w:t xml:space="preserve"> body</w:t>
       </w:r>
       <w:r>
         <w:rPr>
@@ -29854,17 +29145,17 @@
   <w:abstractNum w:abstractNumId="2" w15:restartNumberingAfterBreak="0">
     <w:nsid w:val="11C01B87"/>
     <w:multiLevelType w:val="hybridMultilevel"/>
-    <w:tmpl w:val="BB6244BE"/>
-    <w:lvl w:ilvl="0" w:tplc="04090001">
+    <w:tmpl w:val="A56A434E"/>
+    <w:lvl w:ilvl="0" w:tplc="0409000F">
       <w:start w:val="1"/>
-      <w:numFmt w:val="bullet"/>
-      <w:lvlText w:val=""/>
+      <w:numFmt w:val="decimal"/>
+      <w:lvlText w:val="%1."/>
       <w:lvlJc w:val="left"/>
       <w:pPr>
         <w:ind w:left="360" w:hanging="360"/>
       </w:pPr>
       <w:rPr>
-        <w:rFonts w:ascii="Symbol" w:hAnsi="Symbol" w:hint="default"/>
+        <w:rFonts w:hint="default"/>
         <w:b/>
         <w:bCs/>
       </w:rPr>
